--- a/por/docx/10.content.docx
+++ b/por/docx/10.content.docx
@@ -256,7 +256,7 @@
         <w:rPr>
           <w:lang w:val="pt_PT" w:bidi="pt_PT"/>
         </w:rPr>
-        <w:t xml:space="preserve"> Davi perguntou: "De onde você está vindo?". O homem respondeu: "Consegui fugir do acampamento de Israel".</w:t>
+        <w:t xml:space="preserve"> Davi perguntou: “De onde você está vindo?”. O homem respondeu: “Consegui fugir do acampamento de Israel”.</w:t>
       </w:r>
     </w:p>
     <w:p>
@@ -277,7 +277,7 @@
         <w:rPr>
           <w:lang w:val="pt_PT" w:bidi="pt_PT"/>
         </w:rPr>
-        <w:t xml:space="preserve"> Davi disse: "Relate o que aconteceu". Então o homem respondeu: "O nosso exército bateu em retirada durante a batalha, muitos morreram, e tanto Saul quanto Jônatas também morreram".</w:t>
+        <w:t xml:space="preserve"> Davi disse: “Relate o que aconteceu”. Então o homem respondeu: “O nosso exército fugiu da batalha, muitos morreram, e tanto Saul quanto Jônatas também morreram”.</w:t>
       </w:r>
     </w:p>
     <w:p>
@@ -298,7 +298,7 @@
         <w:rPr>
           <w:lang w:val="pt_PT" w:bidi="pt_PT"/>
         </w:rPr>
-        <w:t xml:space="preserve"> Davi perguntou ao jovem que havia trazido a notícia: "De que maneira você sabe que Saul e Jônatas morreram?".</w:t>
+        <w:t xml:space="preserve"> Davi perguntou ao jovem que havia trazido a notícia: “Como você sabe que Saul e Jônatas morreram?”.</w:t>
       </w:r>
     </w:p>
     <w:p>
@@ -319,7 +319,7 @@
         <w:rPr>
           <w:lang w:val="pt_PT" w:bidi="pt_PT"/>
         </w:rPr>
-        <w:t xml:space="preserve"> O jovem respondeu: "Cheguei por acaso ao monte Gilboa e vi Saul apoiado em sua lança. Os carros de guerra e os comandantes da cavalaria estavam prestes a alcançá-lo, cercando-o por todos os lados".</w:t>
+        <w:t xml:space="preserve"> O jovem respondeu: “Cheguei por acaso ao monte Gilboa e vi Saul apoiado em sua lança. Os carros de guerra e os comandantes da cavalaria estavam prestes a alcançá-lo, cercando-o por todos os lados.</w:t>
       </w:r>
     </w:p>
     <w:p>
@@ -340,7 +340,7 @@
         <w:rPr>
           <w:lang w:val="pt_PT" w:bidi="pt_PT"/>
         </w:rPr>
-        <w:t xml:space="preserve"> Ao me ver, ele gritou pedindo que eu me aproximasse. Eu lhe disse: "Aqui estou, senhor".</w:t>
+        <w:t xml:space="preserve"> Ao me ver, ele gritou pedindo que eu me aproximasse. Então eu lhe disse: ‘Aqui estou, senhor’.</w:t>
       </w:r>
     </w:p>
     <w:p>
@@ -361,7 +361,7 @@
         <w:rPr>
           <w:lang w:val="pt_PT" w:bidi="pt_PT"/>
         </w:rPr>
-        <w:t xml:space="preserve"> Ele perguntou: "Quem é você?" E eu respondi: "Sou da descendência dos amalequitas",</w:t>
+        <w:t xml:space="preserve"> Ele perguntou: ‘Quem é você?’. E eu respondi: ‘Sou da descendência dos amalequitas’.</w:t>
       </w:r>
     </w:p>
     <w:p>
@@ -382,7 +382,7 @@
         <w:rPr>
           <w:lang w:val="pt_PT" w:bidi="pt_PT"/>
         </w:rPr>
-        <w:t xml:space="preserve"> Então ele suplicou: "Chegue mais perto e mate-me, porque o sofrimento é grande e ainda estou agonizando".</w:t>
+        <w:t xml:space="preserve"> Então ele suplicou: ‘Chegue mais perto e me mate, porque o sofrimento é grande e ainda estou agonizando’”.</w:t>
       </w:r>
     </w:p>
     <w:p>
@@ -403,7 +403,7 @@
         <w:rPr>
           <w:lang w:val="pt_PT" w:bidi="pt_PT"/>
         </w:rPr>
-        <w:t xml:space="preserve"> O jovem prosseguiu: "Assim, cheguei perto dele e o matei, pois percebi que não sobreviveria aos ferimentos. Peguei a coroa e o bracelete que eram dele e os trouxe para ti, meu senhor".</w:t>
+        <w:t xml:space="preserve"> O jovem prosseguiu: “Assim, cheguei perto dele e o matei, pois percebi que não sobreviveria aos ferimentos. Peguei a coroa e o bracelete que eram dele e os trouxe para o senhor”.</w:t>
       </w:r>
     </w:p>
     <w:p>
@@ -466,7 +466,7 @@
         <w:rPr>
           <w:lang w:val="pt_PT" w:bidi="pt_PT"/>
         </w:rPr>
-        <w:t xml:space="preserve"> Davi perguntou ao jovem que havia trazido a notícia: "De onde você é?". Ele respondeu: "Sou filho de um estrangeiro, um amalequita que vive nesta terra".</w:t>
+        <w:t xml:space="preserve"> Davi perguntou ao jovem que havia trazido a notícia: “De onde você é?”. Ele respondeu: “Sou filho de um estrangeiro, um amalequita que vive nesta terra”.</w:t>
       </w:r>
     </w:p>
     <w:p>
@@ -487,7 +487,7 @@
         <w:rPr>
           <w:lang w:val="pt_PT" w:bidi="pt_PT"/>
         </w:rPr>
-        <w:t xml:space="preserve"> Davi prosseguiu: "Como você não teve temor de levantar a mão contra o ungido do SENHOR?".</w:t>
+        <w:t xml:space="preserve"> Davi prosseguiu: “Como você não teve temor de levantar a mão contra o ungido do SENHOR?”.</w:t>
       </w:r>
     </w:p>
     <w:p>
@@ -508,7 +508,7 @@
         <w:rPr>
           <w:lang w:val="pt_PT" w:bidi="pt_PT"/>
         </w:rPr>
-        <w:t xml:space="preserve"> Então Davi chamou um de seus soldados e ordenou: "Execute-o!" O soldado feriu o amalequita com a espada e o matou.</w:t>
+        <w:t xml:space="preserve"> Então Davi chamou um de seus soldados e ordenou: “Execute-o!”. O soldado feriu o amalequita com a espada e o matou.</w:t>
       </w:r>
     </w:p>
     <w:p>
@@ -529,7 +529,7 @@
         <w:rPr>
           <w:lang w:val="pt_PT" w:bidi="pt_PT"/>
         </w:rPr>
-        <w:t xml:space="preserve"> Davi havia dito ao jovem: "A responsabilidade pela sua morte recai sobre você. A sua própria boca falou contra você, quando declarou: ‘Matei o ungido do SENHOR’".</w:t>
+        <w:t xml:space="preserve"> Davi havia dito ao jovem: “A responsabilidade pela sua morte recai sobre você. A sua própria boca falou contra você, quando declarou: ‘Matei o ungido do SENHOR’”.</w:t>
       </w:r>
     </w:p>
     <w:p>
@@ -592,7 +592,7 @@
         <w:rPr>
           <w:lang w:val="pt_PT" w:bidi="pt_PT"/>
         </w:rPr>
-        <w:t xml:space="preserve"> "O esplendor de Israel foi destruído nos seus montes. Como caíram os guerreiros!</w:t>
+        <w:t xml:space="preserve"> "O esplendor de Israel caiu morto sobre os seus montes. Como caíram os guerreiros!</w:t>
       </w:r>
     </w:p>
     <w:p>
@@ -634,7 +634,7 @@
         <w:rPr>
           <w:lang w:val="pt_PT" w:bidi="pt_PT"/>
         </w:rPr>
-        <w:t xml:space="preserve"> Ó montes de Gilboa, que não caiam sobre vocês nem orvalho nem chuva, nem haja campos férteis que ofereçam cereais. Pois ali os escudos dos valentes foram manchados; o escudo de Saul não será mais ungido com óleo.</w:t>
+        <w:t xml:space="preserve"> Ó montes de Gilboa, que não caiam sobre vocês nem orvalho nem chuva, nem haja campos que produzam trigo para as ofertas. Pois ali foi profanado o escudo dos valentes; o escudo de Saul não será mais ungido com óleo.</w:t>
       </w:r>
     </w:p>
     <w:p>
@@ -739,7 +739,7 @@
         <w:rPr>
           <w:lang w:val="pt_PT" w:bidi="pt_PT"/>
         </w:rPr>
-        <w:t xml:space="preserve"> Como choro por você, meu irmão Jônatas, o quanto você era precioso para mim! O seu amor por mim era incomparável, maior que o amor das mulheres.</w:t>
+        <w:t xml:space="preserve"> Como choro por você, meu irmão Jônatas! Como você era precioso para mim! O seu amor por mim era incomparável, maior que o amor das mulheres.</w:t>
       </w:r>
     </w:p>
     <w:p>
@@ -760,7 +760,7 @@
         <w:rPr>
           <w:lang w:val="pt_PT" w:bidi="pt_PT"/>
         </w:rPr>
-        <w:t xml:space="preserve"> Como caíram os guerreiros! As armas de guerra pereceram".</w:t>
+        <w:t xml:space="preserve"> Como caíram os guerreiros! As armas de guerra pereceram”.</w:t>
       </w:r>
     </w:p>
     <w:p>
@@ -797,7 +797,7 @@
         <w:rPr>
           <w:lang w:val="pt_PT" w:bidi="pt_PT"/>
         </w:rPr>
-        <w:t xml:space="preserve"> Algum tempo depois, Davi buscou orientação do SENHOR, perguntando: "Convém que eu me mude para alguma cidade de Judá?" O SENHOR respondeu que sim, e Davi perguntou qual cidade deveria escolher. "Dirija-se a Hebrom", respondeu o SENHOR.</w:t>
+        <w:t xml:space="preserve"> Algum tempo depois, Davi buscou orientação do SENHOR, perguntando: “Convém que eu me mude para alguma cidade de Judá?”. O SENHOR respondeu que sim, e Davi perguntou qual cidade deveria escolher. “Dirija-se a Hebrom”, respondeu o SENHOR.</w:t>
       </w:r>
     </w:p>
     <w:p>
@@ -881,7 +881,7 @@
         <w:rPr>
           <w:lang w:val="pt_PT" w:bidi="pt_PT"/>
         </w:rPr>
-        <w:t xml:space="preserve"> Davi enviou-lhes esta mensagem: "Que o SENHOR conceda bênçãos a vocês por demonstrarem lealdade a Saul, seu senhor, oferecendo-lhe um sepultamento honroso.</w:t>
+        <w:t xml:space="preserve"> Davi enviou-lhes esta mensagem: “Que o SENHOR conceda bênçãos a vocês por demonstrarem lealdade a Saul, seu senhor, oferecendo-lhe um sepultamento honroso.</w:t>
       </w:r>
     </w:p>
     <w:p>
@@ -902,7 +902,7 @@
         <w:rPr>
           <w:lang w:val="pt_PT" w:bidi="pt_PT"/>
         </w:rPr>
-        <w:t xml:space="preserve"> Que o SENHOR, em resposta, trate vocês com fidelidade e os recompense com sua bondade. Da minha parte, também retribuirei o bem que realizaram.</w:t>
+        <w:t xml:space="preserve"> Que o SENHOR trate vocês com fidelidade e bondade. Eu também farei o bem a vocês por terem realizado esse ato.</w:t>
       </w:r>
     </w:p>
     <w:p>
@@ -923,7 +923,7 @@
         <w:rPr>
           <w:lang w:val="pt_PT" w:bidi="pt_PT"/>
         </w:rPr>
-        <w:t xml:space="preserve"> Agora, peço a vocês que sejam meus guerreiros fortes, corajosos e leais, pois Saul, o senhor de vocês, está morto, e a tribo de Judá já me ungiu como rei.</w:t>
+        <w:t xml:space="preserve"> Agora, peço a vocês que sejam fortes e corajosos, pois Saul, o senhor de vocês, está morto, e a tribo de Judá já me ungiu como rei”.</w:t>
       </w:r>
     </w:p>
     <w:p>
@@ -944,7 +944,7 @@
         <w:rPr>
           <w:lang w:val="pt_PT" w:bidi="pt_PT"/>
         </w:rPr>
-        <w:t xml:space="preserve"> Nesse meio-tempo, Abner, filho de Ner, comandante das tropas de Saul, levou Is-Bosete, filho de Saul, para Maanaim,</w:t>
+        <w:t xml:space="preserve"> Nesse meio-tempo, Abner, filho de Ner, comandante das tropas de Saul, levou Isbosete, filho de Saul, para Maanaim,</w:t>
       </w:r>
     </w:p>
     <w:p>
@@ -986,7 +986,7 @@
         <w:rPr>
           <w:lang w:val="pt_PT" w:bidi="pt_PT"/>
         </w:rPr>
-        <w:t xml:space="preserve"> Is-Bosete, filho de Saul, tinha quarenta anos quando passou a governar Israel, e seu reinado durou dois anos. Nesse período, a tribo de Judá manteve fidelidade a Davi,</w:t>
+        <w:t xml:space="preserve"> Isbosete, filho de Saul, tinha quarenta anos quando passou a governar Israel, e seu reinado durou dois anos. Nesse período, a tribo de Judá manteve fidelidade a Davi,</w:t>
       </w:r>
     </w:p>
     <w:p>
@@ -1028,7 +1028,7 @@
         <w:rPr>
           <w:lang w:val="pt_PT" w:bidi="pt_PT"/>
         </w:rPr>
-        <w:t xml:space="preserve"> Abner, filho de Ner, junto com os soldados de Is-Bosete, filho de Saul, saiu de Maanaim e avançou em direção a Gibeom.</w:t>
+        <w:t xml:space="preserve"> Abner, filho de Ner, junto com os soldados de Isbosete, filho de Saul, saiu de Maanaim e avançou em direção a Gibeom.</w:t>
       </w:r>
     </w:p>
     <w:p>
@@ -1091,7 +1091,7 @@
         <w:rPr>
           <w:lang w:val="pt_PT" w:bidi="pt_PT"/>
         </w:rPr>
-        <w:t xml:space="preserve"> Foram então selecionados doze homens da tribo de Benjamim para representar Is-Bosete, filho de Saul, e outros doze para representar Davi.</w:t>
+        <w:t xml:space="preserve"> Foram então selecionados doze homens da tribo de Benjamim para representar Isbosete, filho de Saul, e outros doze para representar Davi.</w:t>
       </w:r>
     </w:p>
     <w:p>
@@ -1112,7 +1112,7 @@
         <w:rPr>
           <w:lang w:val="pt_PT" w:bidi="pt_PT"/>
         </w:rPr>
-        <w:t xml:space="preserve"> Cada combatente segurou o adversário pela cabeça e atravessou o corpo do outro com a espada, de modo que todos caíram mortos ao mesmo tempo. Por isso, aquele local em Gibeom passou a ser chamado Helcate-Hazurim.</w:t>
+        <w:t xml:space="preserve"> Cada um agarrou o adversário pela cabeça e cravou a espada no lado do outro. Todos caíram mortos ao mesmo tempo. Por isso aquele local em Gibeom passou a ser chamado Helcate-Hazurim.</w:t>
       </w:r>
     </w:p>
     <w:p>
@@ -1196,7 +1196,7 @@
         <w:rPr>
           <w:lang w:val="pt_PT" w:bidi="pt_PT"/>
         </w:rPr>
-        <w:t xml:space="preserve"> Abner voltou-se e perguntou: "Você é Asael?" Ele respondeu: "Sou eu mesmo".</w:t>
+        <w:t xml:space="preserve"> Abner voltou-se e perguntou: “Você é Asael?”. Ele respondeu: “Sou eu mesmo”.</w:t>
       </w:r>
     </w:p>
     <w:p>
@@ -1238,7 +1238,7 @@
         <w:rPr>
           <w:lang w:val="pt_PT" w:bidi="pt_PT"/>
         </w:rPr>
-        <w:t xml:space="preserve"> Abner o advertiu novamente: "Desista da perseguição! Não quero matá-lo. Como eu poderia depois olhar nos olhos de seu irmão Joabe?".</w:t>
+        <w:t xml:space="preserve"> Abner o advertiu novamente: “Desista da perseguição! Não quero matá-lo. Como eu poderia depois encarar seu irmão Joabe?”.</w:t>
       </w:r>
     </w:p>
     <w:p>
@@ -1259,7 +1259,7 @@
         <w:rPr>
           <w:lang w:val="pt_PT" w:bidi="pt_PT"/>
         </w:rPr>
-        <w:t xml:space="preserve"> Asael, no entanto, se recusou a ouvi-lo. Então Abner o feriu no abdômen com a parte de trás da lança, que atravessou seu corpo e saiu pelas costas. Asael caiu morto no local, e todos que passavam por ali paravam ao vê-lo caído, sem vida.</w:t>
+        <w:t xml:space="preserve"> Mas Asael não quis parar. Então Abner o atingiu no ventre com a parte de trás da lança. A lança atravessou seu corpo e saiu pelas costas. Asael caiu morto no local, e todos que passavam por ali paravam ao vê-lo caído, sem vida.</w:t>
       </w:r>
     </w:p>
     <w:p>
@@ -1322,7 +1322,7 @@
         <w:rPr>
           <w:lang w:val="pt_PT" w:bidi="pt_PT"/>
         </w:rPr>
-        <w:t xml:space="preserve"> Então Abner gritou para Joabe: "Essa matança vai continuar sem fim? Você não percebe que isso só vai gerar sofrimento? Até quando permitirá que seus soldados persigam os próprios irmãos?".</w:t>
+        <w:t xml:space="preserve"> Então Abner gritou para Joabe: “Essa matança vai continuar sem fim? Você não percebe que isso só vai gerar sofrimento? Até quando permitirá que seus soldados persigam os próprios irmãos?”.</w:t>
       </w:r>
     </w:p>
     <w:p>
@@ -1427,7 +1427,7 @@
         <w:rPr>
           <w:lang w:val="pt_PT" w:bidi="pt_PT"/>
         </w:rPr>
-        <w:t xml:space="preserve"> Por outro lado, os soldados de Davi haviam matado trezentos e sessenta homens de Benjamim que estavam ao lado de Abner.</w:t>
+        <w:t xml:space="preserve"> Por outro lado, os soldados de Davi haviam matado 360 homens de Benjamim que estavam ao lado de Abner.</w:t>
       </w:r>
     </w:p>
     <w:p>
@@ -1527,7 +1527,7 @@
         <w:rPr>
           <w:lang w:val="pt_PT" w:bidi="pt_PT"/>
         </w:rPr>
-        <w:t xml:space="preserve"> O segundo foi Daniel, filho de Abigail, que havia sido mulher de Nabal, do Carmelo. O terceiro foi Absalão, filho de Maaca, filha de Talmai, rei de Gesur.</w:t>
+        <w:t xml:space="preserve"> O segundo foi Quileabe, filho de Abigail, que havia sido mulher de Nabal, do Carmelo. O terceiro foi Absalão, filho de Maaca, filha de Talmai, rei de Gesur.</w:t>
       </w:r>
     </w:p>
     <w:p>
@@ -1590,7 +1590,7 @@
         <w:rPr>
           <w:lang w:val="pt_PT" w:bidi="pt_PT"/>
         </w:rPr>
-        <w:t xml:space="preserve"> No decorrer da guerra entre a família de Saul e a família de Davi, Abner passou a exercer crescente poder como líder do exército de Saul.</w:t>
+        <w:t xml:space="preserve"> Enquanto a guerra continuava entre a família de Saul e a família de Davi, Abner consolidava sua posição dentro da casa de Saul.</w:t>
       </w:r>
     </w:p>
     <w:p>
@@ -1632,7 +1632,7 @@
         <w:rPr>
           <w:lang w:val="pt_PT" w:bidi="pt_PT"/>
         </w:rPr>
-        <w:t xml:space="preserve"> Abner ficou muito irritado com a pergunta e se enfureceu com Isbosete. Então disse: “Por acaso sou um cão de Judá para ser tratado assim? Sempre fui fiel à família de Saul, seu pai, aos seus irmãos e amigos, e não os entreguei nas mãos de Davi. E agora essa é a recompensa que recebo? É justo me acusar por causa dessa mulher?”.</w:t>
+        <w:t xml:space="preserve"> Abner ficou muito irritado com a pergunta e se enfureceu com Isbosete. Então disse: “Por acaso sou um cão de Judá para ser tratado assim? Sempre fui fiel à família de Saul, seu pai, aos seus irmãos e amigos, e não os entreguei nas mãos de Davi. E agora essa é a recompensa que recebo? É justo me acusar por causa dessa mulher?</w:t>
       </w:r>
     </w:p>
     <w:p>
@@ -1653,7 +1653,7 @@
         <w:rPr>
           <w:lang w:val="pt_PT" w:bidi="pt_PT"/>
         </w:rPr>
-        <w:t xml:space="preserve"> “Que Deus me puna com rigor se eu não cumprir em favor de Davi tudo aquilo que o SENHOR lhe prometeu!</w:t>
+        <w:t xml:space="preserve"> Que Deus me puna com rigor se eu não cumprir em favor de Davi tudo aquilo que o SENHOR lhe prometeu!</w:t>
       </w:r>
     </w:p>
     <w:p>
@@ -1758,7 +1758,7 @@
         <w:rPr>
           <w:lang w:val="pt_PT" w:bidi="pt_PT"/>
         </w:rPr>
-        <w:t xml:space="preserve"> Depois disso, Davi mandou mensageiros a Is-Bosete, filho de Saul, dizendo: “Devolva-me minha mulher Mical, com quem me casei ao custo de cem prepúcios de filisteus”.</w:t>
+        <w:t xml:space="preserve"> Depois disso, Davi mandou mensageiros a Isbosete, filho de Saul, dizendo: “Devolva-me minha mulher Mical, com quem me casei ao custo de cem prepúcios de filisteus”.</w:t>
       </w:r>
     </w:p>
     <w:p>
@@ -1779,7 +1779,7 @@
         <w:rPr>
           <w:lang w:val="pt_PT" w:bidi="pt_PT"/>
         </w:rPr>
-        <w:t xml:space="preserve"> Então Isbosete ordenou que Mical fosse retirada de seu marido, Palti, filho de Laís.</w:t>
+        <w:t xml:space="preserve"> Então Isbosete ordenou que Mical fosse retirada de seu marido, Paltiel, filho de Laís.</w:t>
       </w:r>
     </w:p>
     <w:p>
@@ -1800,7 +1800,7 @@
         <w:rPr>
           <w:lang w:val="pt_PT" w:bidi="pt_PT"/>
         </w:rPr>
-        <w:t xml:space="preserve"> Palti a acompanhou até Baurim, chorando durante todo o percurso, até que Abner lhe disse: “Retorne para sua casa!”, e ele voltou.</w:t>
+        <w:t xml:space="preserve"> Paltiel a acompanhou até Baurim, chorando durante todo o percurso, até que Abner lhe disse: “Retorne para sua casa!”, e ele voltou.</w:t>
       </w:r>
     </w:p>
     <w:p>
@@ -1821,7 +1821,7 @@
         <w:rPr>
           <w:lang w:val="pt_PT" w:bidi="pt_PT"/>
         </w:rPr>
-        <w:t xml:space="preserve"> Abner reuniu os líderes de Israel e lhes declarou: “Há algum tempo vocês desejam reconhecer Davi como rei”.</w:t>
+        <w:t xml:space="preserve"> Abner reuniu os líderes de Israel e lhes declarou: “Há algum tempo vocês desejam reconhecer Davi como rei.</w:t>
       </w:r>
     </w:p>
     <w:p>
@@ -1842,7 +1842,7 @@
         <w:rPr>
           <w:lang w:val="pt_PT" w:bidi="pt_PT"/>
         </w:rPr>
-        <w:t xml:space="preserve"> “Este é o momento de agir, pois o SENHOR fez uma promessa a Davi, dizendo: ‘Por meio de Davi, meu servo, libertarei Israel do domínio dos filisteus e de todos os seus adversários’”.</w:t>
+        <w:t xml:space="preserve"> Este é o momento de agir, pois o SENHOR fez uma promessa a Davi, dizendo: ‘Por meio de Davi, meu servo, libertarei Israel do domínio dos filisteus e de todos os seus adversários’”.</w:t>
       </w:r>
     </w:p>
     <w:p>
@@ -1968,7 +1968,7 @@
         <w:rPr>
           <w:lang w:val="pt_PT" w:bidi="pt_PT"/>
         </w:rPr>
-        <w:t xml:space="preserve"> Então Joabe foi falar com o rei e lhe disse: “O que foi que fizeste? Abner esteve diante de ti, e mesmo assim o deixaste partir?</w:t>
+        <w:t xml:space="preserve"> Então Joabe foi falar com o rei e lhe disse: “O que foi que o senhor fez? Abner esteve em sua presença, e mesmo assim o senhor o deixou partir?</w:t>
       </w:r>
     </w:p>
     <w:p>
@@ -1989,7 +1989,7 @@
         <w:rPr>
           <w:lang w:val="pt_PT" w:bidi="pt_PT"/>
         </w:rPr>
-        <w:t xml:space="preserve"> “Conheces bem Abner, filho de Ner. Ele veio para espionar-te e descobrir tudo o que estás fazendo”.</w:t>
+        <w:t xml:space="preserve"> O senhor conhece bem Abner, filho de Ner. Ele veio para espioná-lo e descobrir tudo o que está fazendo”.</w:t>
       </w:r>
     </w:p>
     <w:p>
@@ -2031,7 +2031,7 @@
         <w:rPr>
           <w:lang w:val="pt_PT" w:bidi="pt_PT"/>
         </w:rPr>
-        <w:t xml:space="preserve"> Ao chegar a Hebrom, Joabe chamou Abner para um canto, perto do portão da cidade, como se quisesse falar em particular. Ali, o atacou no abdômen e o matou, vingando a morte de Asael, seu irmão.</w:t>
+        <w:t xml:space="preserve"> Quando Abner chegou a Hebrom, Joabe o chamou para um canto, perto do portão da cidade, como se quisesse falar em particular. Ali o feriu no ventre e o matou, vingando a morte de seu irmão Asael.</w:t>
       </w:r>
     </w:p>
     <w:p>
@@ -2115,7 +2115,7 @@
         <w:rPr>
           <w:lang w:val="pt_PT" w:bidi="pt_PT"/>
         </w:rPr>
-        <w:t xml:space="preserve"> Então Davi ordenou a Joabe e a todos os que estavam com ele: “Rasguem as suas vestes e vistam pano de saco. Chorem pela morte de Abner.” O próprio rei acompanhou o cortejo fúnebre.</w:t>
+        <w:t xml:space="preserve"> Então Davi ordenou a Joabe e a todos os que estavam com ele: “Rasguem as suas vestes e vistam pano de saco. Chorem pela morte de Abner”. O próprio rei acompanhou o cortejo fúnebre.</w:t>
       </w:r>
     </w:p>
     <w:p>
@@ -2178,7 +2178,7 @@
         <w:rPr>
           <w:lang w:val="pt_PT" w:bidi="pt_PT"/>
         </w:rPr>
-        <w:t xml:space="preserve"> Suas mãos não estavam algemadas, nem seus pés presos por correntes. Você caiu como quem é vencido por homens maus”. E o povo chorou ainda mais por ele.</w:t>
+        <w:t xml:space="preserve"> Suas mãos não estavam amarradas, nem seus pés presos por correntes. Você caiu como quem é vencido por homens perversos”. E o povo chorou ainda mais por ele.</w:t>
       </w:r>
     </w:p>
     <w:p>
@@ -2283,7 +2283,7 @@
         <w:rPr>
           <w:lang w:val="pt_PT" w:bidi="pt_PT"/>
         </w:rPr>
-        <w:t xml:space="preserve"> Embora eu seja o rei ungido, esses dois filhos de Zeruia, Joabe e Abisai, são fortes demais para que eu os contenha. Que o SENHOR retribua a esses homens maus conforme a maldade que praticaram".</w:t>
+        <w:t xml:space="preserve"> Embora eu seja o rei ungido, ainda me sinto sem forças diante desses homens, os filhos de Zeruia. Que o SENHOR retribua a esses homens maus conforme a maldade que praticaram”.</w:t>
       </w:r>
     </w:p>
     <w:p>
@@ -2320,7 +2320,7 @@
         <w:rPr>
           <w:lang w:val="pt_PT" w:bidi="pt_PT"/>
         </w:rPr>
-        <w:t xml:space="preserve"> Assim que soube que Abner havia morrido em Hebrom, Isbosete, filho de Saul, ficou desanimado, e o temor se espalhou por todo Israel.</w:t>
+        <w:t xml:space="preserve"> Assim que soube que Abner havia morrido em Hebrom, Isbosete, filho de Saul, ficou desanimado, e todo o Israel ficou abalado.</w:t>
       </w:r>
     </w:p>
     <w:p>
@@ -2362,7 +2362,7 @@
         <w:rPr>
           <w:lang w:val="pt_PT" w:bidi="pt_PT"/>
         </w:rPr>
-        <w:t xml:space="preserve"> O povo de Beerote havia fugido para Gitaim e ali permanece até o dia de hoje, vivendo como estrangeiro.</w:t>
+        <w:t xml:space="preserve"> O povo de Beerote havia fugido para Gitaim e ali permanece até o dia de hoje, vivendo como estrangeiros.</w:t>
       </w:r>
     </w:p>
     <w:p>
@@ -2425,7 +2425,7 @@
         <w:rPr>
           <w:lang w:val="pt_PT" w:bidi="pt_PT"/>
         </w:rPr>
-        <w:t xml:space="preserve"> A mulher que ficava na entrada estava peneirando trigo, mas ficou sonolenta e adormeceu; assim, Recabe e Baaná passaram sem serem percebidos.</w:t>
+        <w:t xml:space="preserve"> Eles entraram na casa fingindo que tinham ido buscar trigo e feriram Isbosete na barriga.</w:t>
       </w:r>
     </w:p>
     <w:p>
@@ -2446,7 +2446,7 @@
         <w:rPr>
           <w:lang w:val="pt_PT" w:bidi="pt_PT"/>
         </w:rPr>
-        <w:t xml:space="preserve"> Eles entraram na casa enquanto Isbosete estava deitado em seu aposento. Após feri-lo mortalmente, cortaram-lhe a cabeça. Com ela em mãos, viajaram a noite inteira pelo caminho da Arabá.</w:t>
+        <w:t xml:space="preserve"> Eles haviam entrado na casa enquanto Isbosete estava deitado em seu aposento. Depois de o ferirem mortalmente, cortaram-lhe a cabeça. Com ela em mãos, viajaram a noite inteira pelo caminho da Arabá.</w:t>
       </w:r>
     </w:p>
     <w:p>
@@ -2467,7 +2467,7 @@
         <w:rPr>
           <w:lang w:val="pt_PT" w:bidi="pt_PT"/>
         </w:rPr>
-        <w:t xml:space="preserve"> Ao chegarem a Hebrom, levaram a cabeça de Isbosete a Davi e disseram: "Aqui está a cabeça de Isbosete, filho de Saul, teu inimigo, que procurava tirar-te a vida. Hoje o SENHOR executou vingança em favor do nosso rei e senhor, contra Saul e sua descendência".</w:t>
+        <w:t xml:space="preserve"> Ao chegarem a Hebrom, levaram a cabeça de Isbosete a Davi e disseram: “Aqui está a cabeça de Isbosete, filho de Saul, seu inimigo, que procurava tirar sua vida. Hoje o SENHOR executou vingança em favor do nosso senhor, o rei, contra Saul e sua descendência”.</w:t>
       </w:r>
     </w:p>
     <w:p>
@@ -2488,7 +2488,7 @@
         <w:rPr>
           <w:lang w:val="pt_PT" w:bidi="pt_PT"/>
         </w:rPr>
-        <w:t xml:space="preserve"> Davi, porém, respondeu a Recabe e a Baaná, filhos de Rimom, de Beerote: "Juro pelo SENHOR, que me libertou de toda aflição:</w:t>
+        <w:t xml:space="preserve"> Davi, porém, respondeu a Recabe e a Baaná, filhos de Rimom, de Beerote: “Juro pelo SENHOR, que me libertou de toda aflição:</w:t>
       </w:r>
     </w:p>
     <w:p>
@@ -2509,7 +2509,7 @@
         <w:rPr>
           <w:lang w:val="pt_PT" w:bidi="pt_PT"/>
         </w:rPr>
-        <w:t xml:space="preserve"> Quando alguém me trouxe a notícia da morte de Saul, pensando que me alegraria, eu o prendi e o matei em Ziclague. Essa foi a paga que recebeu por anunciar aquilo.</w:t>
+        <w:t xml:space="preserve"> Quando alguém me trouxe a notícia da morte de Saul, pensando que me alegraria, eu o prendi e o matei em Ziclague. Foi assim que o recompensei por trazer essa notícia.</w:t>
       </w:r>
     </w:p>
     <w:p>
@@ -2530,7 +2530,7 @@
         <w:rPr>
           <w:lang w:val="pt_PT" w:bidi="pt_PT"/>
         </w:rPr>
-        <w:t xml:space="preserve"> Quanto mais severa deve ser a resposta contra homens maus, que tiraram a vida de um inocente dentro de sua própria casa, sobre sua própria cama? Não devo responsabilizá-los por esse crime e eliminá-los da terra?".</w:t>
+        <w:t xml:space="preserve"> Quanto mais agora, quando homens perversos mataram um inocente em sua própria casa e em sua própria cama! Vou castigá-los e eliminá-los da terra, porque vocês derramaram o sangue dele!”.</w:t>
       </w:r>
     </w:p>
     <w:p>
@@ -2588,7 +2588,7 @@
         <w:rPr>
           <w:lang w:val="pt_PT" w:bidi="pt_PT"/>
         </w:rPr>
-        <w:t xml:space="preserve"> Todas as tribos israelitas foram até Hebrom para encontrar Davi e lhe disseram: "Somos da mesma família e compartilhamos a mesma descendência".</w:t>
+        <w:t xml:space="preserve"> Todas as tribos israelitas foram até Hebrom para encontrar Davi e lhe disseram: “Somos sangue do seu sangue”.</w:t>
       </w:r>
     </w:p>
     <w:p>
@@ -2609,7 +2609,7 @@
         <w:rPr>
           <w:lang w:val="pt_PT" w:bidi="pt_PT"/>
         </w:rPr>
-        <w:t xml:space="preserve"> Acrescentaram: "No tempo em que Saul reinava sobre nós, era você quem comandava os exércitos de Israel. O SENHOR também lhe falou: ‘Você será responsável por conduzir o meu povo, Israel, e governará Israel’".</w:t>
+        <w:t xml:space="preserve"> Acrescentaram: “No tempo em que Saul reinava sobre nós, era você quem liderava Israel nas batalhas. O SENHOR também lhe disse: ‘Você pastoreará o meu povo Israel e será o seu governante’”.</w:t>
       </w:r>
     </w:p>
     <w:p>
@@ -2672,7 +2672,7 @@
         <w:rPr>
           <w:lang w:val="pt_PT" w:bidi="pt_PT"/>
         </w:rPr>
-        <w:t xml:space="preserve"> Em Hebrom, exerceu domínio sobre Judá durante sete anos e meio; depois, em Jerusalém, reinou por trinta e três anos sobre todo Israel e Judá.</w:t>
+        <w:t xml:space="preserve"> Em Hebrom, exerceu domínio sobre Judá durante sete anos e meio. Depois, em Jerusalém, reinou por trinta e três anos sobre todo Israel e Judá.</w:t>
       </w:r>
     </w:p>
     <w:p>
@@ -2693,7 +2693,7 @@
         <w:rPr>
           <w:lang w:val="pt_PT" w:bidi="pt_PT"/>
         </w:rPr>
-        <w:t xml:space="preserve"> O rei avançou com seus guerreiros contra Jerusalém para enfrentar os jebuseus que habitavam ali. Eles disseram a Davi: "Você não vai entrar neste lugar; até cegos e pessoas com deficiência física podem impedir sua entrada". Assim, acreditavam que Davi não conseguiria conquistar a cidade.</w:t>
+        <w:t xml:space="preserve"> O rei avançou com seus guerreiros contra Jerusalém para enfrentar os jebuseus que habitavam ali. Eles disseram a Davi: “Você não vai entrar neste lugar; até cegos e aleijados podem impedir sua entrada”. Assim, acreditavam que Davi não conseguiria conquistar a cidade.</w:t>
       </w:r>
     </w:p>
     <w:p>
@@ -2735,7 +2735,7 @@
         <w:rPr>
           <w:lang w:val="pt_PT" w:bidi="pt_PT"/>
         </w:rPr>
-        <w:t xml:space="preserve"> No dia em que ocorreu o ataque, Davi falou aos seus guerreiros: “Entrem na cidade pelo canal de água e destruam aqueles cegos e aleijados, inimigos de Davi!”. Essa é a origem do ditado: “Os cegos e os aleijados não podem entrar no palácio”.</w:t>
+        <w:t xml:space="preserve"> No dia do ataque, Davi disse aos seus guerreiros: “Quem quiser vencer os jebuseus deve entrar pela passagem de água para alcançar aqueles cegos e aleijados, inimigos de Davi”. Por isso se diz: “Os cegos e os aleijados não entrarão no palácio”.</w:t>
       </w:r>
     </w:p>
     <w:p>
@@ -2756,7 +2756,7 @@
         <w:rPr>
           <w:lang w:val="pt_PT" w:bidi="pt_PT"/>
         </w:rPr>
-        <w:t xml:space="preserve"> Depois disso, Davi passou a viver na fortaleza de Sião e lhe deu o nome de Cidade de Davi. Ele expandiu a cidade, desde o aterro, no lado leste, até o palácio.</w:t>
+        <w:t xml:space="preserve"> Depois disso, Davi passou a viver na fortaleza e a chamou de Cidade de Davi. Ele construiu defesas na parte interna da cidade, desde os muros de arrimo.</w:t>
       </w:r>
     </w:p>
     <w:p>
@@ -2819,7 +2819,7 @@
         <w:rPr>
           <w:lang w:val="pt_PT" w:bidi="pt_PT"/>
         </w:rPr>
-        <w:t xml:space="preserve"> Assim, Davi teve plena convicção de que o SENHOR o havia confirmado como rei de Israel e que seu reinado avançava por amor ao povo de Israel.</w:t>
+        <w:t xml:space="preserve"> Assim, Davi teve certeza de que o SENHOR o havia confirmado como rei de Israel e que seu reinado prosperava por amor ao povo de Israel.</w:t>
       </w:r>
     </w:p>
     <w:p>
@@ -2924,7 +2924,7 @@
         <w:rPr>
           <w:lang w:val="pt_PT" w:bidi="pt_PT"/>
         </w:rPr>
-        <w:t xml:space="preserve"> Ao saberem que Davi tinha sido consagrado rei de Israel, os filisteus mobilizaram seu exército para prendê-lo. Davi, ao receber essa notícia, retirou-se para a fortaleza.</w:t>
+        <w:t xml:space="preserve"> Ao saberem que Davi tinha sido ungido rei de Israel, os filisteus mobilizaram seu exército para prendê-lo. Davi, ao receber essa notícia, retirou-se para a fortaleza.</w:t>
       </w:r>
     </w:p>
     <w:p>
@@ -2966,7 +2966,7 @@
         <w:rPr>
           <w:lang w:val="pt_PT" w:bidi="pt_PT"/>
         </w:rPr>
-        <w:t xml:space="preserve"> Davi então buscou orientação do SENHOR, perguntando: "Devo sair para combater os filisteus? O SENHOR permitirá que eu os vença?". O SENHOR respondeu a Davi: "Sim, avance, porque eu os entregarei em suas mãos".</w:t>
+        <w:t xml:space="preserve"> Davi então buscou orientação do SENHOR, perguntando: “Devo sair para combater os filisteus? O SENHOR permitirá que eu os vença?”. O SENHOR respondeu a Davi: “Sim, avance, porque eu os entregarei em suas mãos”.</w:t>
       </w:r>
     </w:p>
     <w:p>
@@ -2987,7 +2987,7 @@
         <w:rPr>
           <w:lang w:val="pt_PT" w:bidi="pt_PT"/>
         </w:rPr>
-        <w:t xml:space="preserve"> Davi foi a Baal-Perazim e ali derrotou os filisteus. Então disse: "Assim como uma enxurrada rompe tudo em seu caminho, o SENHOR, por minhas mãos, fez cair meus inimigos diante de mim". Por isso aquele lugar recebeu o nome de Baal-Perazim.</w:t>
+        <w:t xml:space="preserve"> Davi foi a Baal-Perazim e ali derrotou os filisteus. Então disse: “Assim como uma enxurrada rompe tudo em seu caminho, o SENHOR, por minhas mãos, destruiu meus inimigos diante de mim”. Por isso aquele lugar recebeu o nome de Baal-Perazim.</w:t>
       </w:r>
     </w:p>
     <w:p>
@@ -3050,7 +3050,7 @@
         <w:rPr>
           <w:lang w:val="pt_PT" w:bidi="pt_PT"/>
         </w:rPr>
-        <w:t xml:space="preserve"> Davi consultou novamente o SENHOR, que lhe respondeu: "Não os enfrente de frente; contorne por trás e ataque-os diante das amoreiras".</w:t>
+        <w:t xml:space="preserve"> Davi consultou novamente o SENHOR, que lhe respondeu: “Não os ataque de frente. Dê a volta por trás deles e espere perto das amoreiras.</w:t>
       </w:r>
     </w:p>
     <w:p>
@@ -3071,7 +3071,7 @@
         <w:rPr>
           <w:lang w:val="pt_PT" w:bidi="pt_PT"/>
         </w:rPr>
-        <w:t xml:space="preserve"> Quando você ouvir um ruído semelhante a passos avançando sobre as copas das amoreiras, então ataque. Esse será o sinal de que o SENHOR está indo adiante de você para derrotar o exército dos filisteus".</w:t>
+        <w:t xml:space="preserve"> Quando você ouvir um ruído semelhante a passos avançando sobre as copas das amoreiras, então ataque. Esse será o sinal de que o SENHOR está indo adiante de você para derrotar o exército dos filisteus”.</w:t>
       </w:r>
     </w:p>
     <w:p>
@@ -3171,7 +3171,7 @@
         <w:rPr>
           <w:lang w:val="pt_PT" w:bidi="pt_PT"/>
         </w:rPr>
-        <w:t xml:space="preserve"> Eles colocaram a arca de Deus sobre um carro novo e a transportaram desde a casa de Abinadabe, localizada num monte. Ao saírem dali, Uzá e Aiô, filhos de Abinadabe, guiavam o carro</w:t>
+        <w:t xml:space="preserve"> Eles colocaram a arca de Deus sobre um carroção novo e a transportaram desde a casa de Abinadabe, localizada num monte. Ao saírem dali, Uzá e Aiô, filhos de Abinadabe, guiavam o carroção</w:t>
       </w:r>
     </w:p>
     <w:p>
@@ -3213,7 +3213,7 @@
         <w:rPr>
           <w:lang w:val="pt_PT" w:bidi="pt_PT"/>
         </w:rPr>
-        <w:t xml:space="preserve"> Davi e todo o povo de Israel celebravam diante do SENHOR com cânticos e danças, acompanhados por diversos instrumentos feitos de madeira de pinho, como harpas, liras, pandeiros, chocalhos e címbalos.</w:t>
+        <w:t xml:space="preserve"> Davi e todo o povo de Israel celebravam diante do SENHOR com cânticos e danças, usando harpas, liras, tamborins, chocalhos e címbalos.</w:t>
       </w:r>
     </w:p>
     <w:p>
@@ -3234,7 +3234,7 @@
         <w:rPr>
           <w:lang w:val="pt_PT" w:bidi="pt_PT"/>
         </w:rPr>
-        <w:t xml:space="preserve"> Quando chegaram ao campo de descascar cereais que pertencia a Nacom, Uzá estendeu a mão e segurou a arca de Deus, pois os bois haviam tropeçado.</w:t>
+        <w:t xml:space="preserve"> Quando chegaram ao local onde se separavam os grãos, que pertencia a Nacom, Uzá estendeu a mão e segurou a arca de Deus, pois os bois haviam tropeçado.</w:t>
       </w:r>
     </w:p>
     <w:p>
@@ -3255,7 +3255,7 @@
         <w:rPr>
           <w:lang w:val="pt_PT" w:bidi="pt_PT"/>
         </w:rPr>
-        <w:t xml:space="preserve"> Então a ira do SENHOR se acendeu contra Uzá por sua atitude irreverente; Deus o feriu, e ele morreu naquele lugar, ao lado da arca de Deus.</w:t>
+        <w:t xml:space="preserve"> Então a ira do SENHOR se acendeu contra Uzá por sua atitude irreverente. Deus o feriu, e ele morreu naquele lugar, ao lado da arca de Deus.</w:t>
       </w:r>
     </w:p>
     <w:p>
@@ -3276,7 +3276,7 @@
         <w:rPr>
           <w:lang w:val="pt_PT" w:bidi="pt_PT"/>
         </w:rPr>
-        <w:t xml:space="preserve"> Davi ficou profundamente indignado porque a ira do SENHOR se voltou contra Uzá, e passou a chamar aquele local de Perez-Uzá, nome que continua sendo usado até hoje.</w:t>
+        <w:t xml:space="preserve"> Davi ficou contrariado porque a ira do SENHOR se voltou contra Uzá, e passou a chamar aquele local de Perez-Uzá, nome que continua sendo usado até hoje.</w:t>
       </w:r>
     </w:p>
     <w:p>
@@ -3297,7 +3297,7 @@
         <w:rPr>
           <w:lang w:val="pt_PT" w:bidi="pt_PT"/>
         </w:rPr>
-        <w:t xml:space="preserve"> Dominado pelo temor do SENHOR, Davi perguntou: "De que forma poderei conduzir a arca do SENHOR?".</w:t>
+        <w:t xml:space="preserve"> Dominado pelo temor do SENHOR, Davi perguntou: “De que forma poderei conduzir a arca do SENHOR?”.</w:t>
       </w:r>
     </w:p>
     <w:p>
@@ -3318,7 +3318,7 @@
         <w:rPr>
           <w:lang w:val="pt_PT" w:bidi="pt_PT"/>
         </w:rPr>
-        <w:t xml:space="preserve"> Diante disso, decidiu não levar a arca do SENHOR para a Cidade de Davi, mas encaminhá-la à casa de Obede-Edom, na cidade de Gate.</w:t>
+        <w:t xml:space="preserve"> Diante disso, desistiu de levar a arca do SENHOR para a Cidade de Davi, mas encaminhou-a à casa de Obede-Edom, na cidade de Gate.</w:t>
       </w:r>
     </w:p>
     <w:p>
@@ -3360,7 +3360,7 @@
         <w:rPr>
           <w:lang w:val="pt_PT" w:bidi="pt_PT"/>
         </w:rPr>
-        <w:t xml:space="preserve"> Informaram então ao rei Davi: "O SENHOR tem favorecido a casa de Obede-Edom e tudo o que lhe pertence, por causa da arca de Deus". Diante disso, Davi foi até a casa de Obede-Edom com grande celebração e mandou levar a arca de Deus para a Cidade de Davi.</w:t>
+        <w:t xml:space="preserve"> Informaram então ao rei Davi: “O SENHOR tem favorecido a casa de Obede-Edom e tudo o que lhe pertence, por causa da arca de Deus”. Diante disso, Davi foi até a casa de Obede-Edom com grande celebração e mandou levar a arca de Deus para a Cidade de Davi.</w:t>
       </w:r>
     </w:p>
     <w:p>
@@ -3402,7 +3402,7 @@
         <w:rPr>
           <w:lang w:val="pt_PT" w:bidi="pt_PT"/>
         </w:rPr>
-        <w:t xml:space="preserve"> Davi estava trajado com um colete sacerdotal de linho e se alegrava dançando diante do SENHOR com todas as suas forças.</w:t>
+        <w:t xml:space="preserve"> Davi usava um colete sacerdotal de linho e se alegrava dançando diante do SENHOR com todas as suas forças.</w:t>
       </w:r>
     </w:p>
     <w:p>
@@ -3507,7 +3507,7 @@
         <w:rPr>
           <w:lang w:val="pt_PT" w:bidi="pt_PT"/>
         </w:rPr>
-        <w:t xml:space="preserve"> Para cada homem e mulher israelita reunidos ali, ele entregou um pão, um bolo de tâmaras e um bolo de passas; depois disso, todos voltaram para casa.</w:t>
+        <w:t xml:space="preserve"> Para cada homem e mulher israelita reunidos ali, ele entregou um pão, um bolo de tâmaras e um bolo de uvas-passas. Depois disso, todos voltaram para casa.</w:t>
       </w:r>
     </w:p>
     <w:p>
@@ -3528,7 +3528,7 @@
         <w:rPr>
           <w:lang w:val="pt_PT" w:bidi="pt_PT"/>
         </w:rPr>
-        <w:t xml:space="preserve"> Quando Davi retornou para abençoar sua família, Mical, filha de Saul, saiu ao seu encontro e comentou: "Que honra o rei de Israel demonstrou hoje, expondo-se sem pudor diante das servas, como se fosse alguém sem dignidade!".</w:t>
+        <w:t xml:space="preserve"> Quando Davi retornou para abençoar sua família, Mical, filha de Saul, saiu ao seu encontro e comentou: “Que honra o rei de Israel demonstrou hoje, exibindo-se diante das escravas, como se fosse alguém sem dignidade!”.</w:t>
       </w:r>
     </w:p>
     <w:p>
@@ -3549,7 +3549,7 @@
         <w:rPr>
           <w:lang w:val="pt_PT" w:bidi="pt_PT"/>
         </w:rPr>
-        <w:t xml:space="preserve"> Então Davi disse a Mical: "Foi perante o SENHOR que eu dancei, diante daquele que me escolheu em vez de seu pai e de todos os da casa dele, ao me constituir líder sobre o povo do SENHOR, sobre Israel; diante do SENHOR continuarei a me alegrar.</w:t>
+        <w:t xml:space="preserve"> Então Davi disse a Mical: “Foi perante o SENHOR que eu dancei, diante daquele que me escolheu em lugar de seu pai e de toda a sua casa, para me colocar como governante sobre o povo do SENHOR, sobre Israel. E continuarei a me alegrar diante do SENHOR.</w:t>
       </w:r>
     </w:p>
     <w:p>
@@ -3570,7 +3570,7 @@
         <w:rPr>
           <w:lang w:val="pt_PT" w:bidi="pt_PT"/>
         </w:rPr>
-        <w:t xml:space="preserve"> Eu me rebaixarei ainda mais e me tornarei pequeno aos meus próprios olhos, mas serei honrado pelas servas de quem você falou".</w:t>
+        <w:t xml:space="preserve"> Eu me rebaixarei ainda mais e me tornarei pequeno aos meus próprios olhos, mas serei honrado por essas escravas de quem você falou”.</w:t>
       </w:r>
     </w:p>
     <w:p>
@@ -3649,7 +3649,7 @@
         <w:rPr>
           <w:lang w:val="pt_PT" w:bidi="pt_PT"/>
         </w:rPr>
-        <w:t xml:space="preserve"> ele chamou o profeta Natã e disse: “Veja, eu moro numa casa real feita de madeira de cedro, enquanto a arca de Deus continua apenas sob uma tenda”.</w:t>
+        <w:t xml:space="preserve"> ele chamou o profeta Natã e disse: “Veja, eu moro numa casa real de cedro, enquanto a arca de Deus continua apenas sob uma tenda”.</w:t>
       </w:r>
     </w:p>
     <w:p>
@@ -3712,7 +3712,7 @@
         <w:rPr>
           <w:lang w:val="pt_PT" w:bidi="pt_PT"/>
         </w:rPr>
-        <w:t xml:space="preserve"> "Vá até o meu servo Davi e transmita o que o SENHOR declara: 'Será você quem edificará uma morada para que eu habite nela?</w:t>
+        <w:t xml:space="preserve"> "Vá até o meu servo Davi e transmita o que o SENHOR declara: ‘Será você quem edificará uma morada para que eu habite nela?</w:t>
       </w:r>
     </w:p>
     <w:p>
@@ -3733,7 +3733,7 @@
         <w:rPr>
           <w:lang w:val="pt_PT" w:bidi="pt_PT"/>
         </w:rPr>
-        <w:t xml:space="preserve"> Desde o dia em que retirei o povo de Israel do Egito, não vivi em casa alguma; tenho caminhado de tenda em tenda, passando de um tabernáculo a outro.</w:t>
+        <w:t xml:space="preserve"> Desde o dia em que tirei o povo de Israel do Egito, não habitei em casa alguma. Tenho andado com eles numa tenda.</w:t>
       </w:r>
     </w:p>
     <w:p>
@@ -3754,7 +3754,7 @@
         <w:rPr>
           <w:lang w:val="pt_PT" w:bidi="pt_PT"/>
         </w:rPr>
-        <w:t xml:space="preserve"> Mesmo assim, por todos os lugares onde caminhei junto com os israelitas, jamais fiz qualquer reclamação às tribos de Israel nem aos líderes do meu povo. Jamais questionei: 'Por que vocês não construíram para mim um palácio, uma casa de cedro?'.</w:t>
+        <w:t xml:space="preserve"> Em todos os lugares por onde caminhei com os israelitas, jamais fiz qualquer reclamação às tribos de Israel nem aos líderes do meu povo. Jamais questionei: ‘Por que vocês não construíram para mim um palácio, uma casa de cedro?’.</w:t>
       </w:r>
     </w:p>
     <w:p>
@@ -3817,7 +3817,7 @@
         <w:rPr>
           <w:lang w:val="pt_PT" w:bidi="pt_PT"/>
         </w:rPr>
-        <w:t xml:space="preserve"> Prepararei um lugar para o meu povo Israel e os estabelecerei ali, para que tenham uma morada própria e não sejam mais perturbados. Povos perversos não voltarão a oprimi-los, como aconteceu no começo</w:t>
+        <w:t xml:space="preserve"> Prepararei um lugar para o meu povo Israel e os estabelecerei ali, para que vivam em segurança e não sejam mais perturbados. Homens violentos não os oprimirão como antes,</w:t>
       </w:r>
     </w:p>
     <w:p>
@@ -3838,7 +3838,7 @@
         <w:rPr>
           <w:lang w:val="pt_PT" w:bidi="pt_PT"/>
         </w:rPr>
-        <w:t xml:space="preserve"> e tem ocorrido desde o tempo em que designei juízes para governar o meu povo Israel. Também colocarei sob controle todos os seus inimigos. Saiba ainda que eu, o SENHOR, formarei para você uma linhagem real.</w:t>
+        <w:t xml:space="preserve"> desde o tempo em que designei juízes para governar o meu povo Israel. Também colocarei sob controle todos os seus inimigos. Saiba ainda que eu, o SENHOR, formarei para você uma linhagem real.</w:t>
       </w:r>
     </w:p>
     <w:p>
@@ -3901,7 +3901,7 @@
         <w:rPr>
           <w:lang w:val="pt_PT" w:bidi="pt_PT"/>
         </w:rPr>
-        <w:t xml:space="preserve"> Eu lhe serei como pai, e ele será para mim como filho. Se cometer faltas, eu o corrigirei e o disciplinarei com rigor, como faz qualquer pai.</w:t>
+        <w:t xml:space="preserve"> Eu serei para ele um pai, e ele será para mim um filho. Se ele cometer erro, eu o corrigirei como um pai corrige o filho.</w:t>
       </w:r>
     </w:p>
     <w:p>
@@ -3943,7 +3943,7 @@
         <w:rPr>
           <w:lang w:val="pt_PT" w:bidi="pt_PT"/>
         </w:rPr>
-        <w:t xml:space="preserve"> A sua linhagem e o seu reino serão firmados para sempre diante de mim, e o trono dele será estabelecido para sempre'".</w:t>
+        <w:t xml:space="preserve"> A sua linhagem e o seu reino serão firmados para sempre diante de mim, e o trono dele será estabelecido para sempre’”.</w:t>
       </w:r>
     </w:p>
     <w:p>
@@ -3985,7 +3985,7 @@
         <w:rPr>
           <w:lang w:val="pt_PT" w:bidi="pt_PT"/>
         </w:rPr>
-        <w:t xml:space="preserve"> Então o rei Davi entrou no tabernáculo, sentou-se na presença do SENHOR e fez esta oração: "Quem sou eu, ó Soberano SENHOR, e o que é a minha família, para que me tenhas levado a uma posição como esta?</w:t>
+        <w:t xml:space="preserve"> Então o rei Davi entrou no tabernáculo, sentou-se na presença do SENHOR e fez esta oração: “Quem sou eu, ó Soberano SENHOR, e o que é a minha família, para que me tenhas levado a uma posição como esta?</w:t>
       </w:r>
     </w:p>
     <w:p>
@@ -4027,7 +4027,7 @@
         <w:rPr>
           <w:lang w:val="pt_PT" w:bidi="pt_PT"/>
         </w:rPr>
-        <w:t xml:space="preserve"> O que mais Davi poderia te dizer? Tu conheces profundamente o teu servo, ó Soberano SENHOR”.</w:t>
+        <w:t xml:space="preserve"> O que mais Davi poderia te dizer? Tu conheces profundamente o teu servo, ó Soberano SENHOR.</w:t>
       </w:r>
     </w:p>
     <w:p>
@@ -4090,7 +4090,7 @@
         <w:rPr>
           <w:lang w:val="pt_PT" w:bidi="pt_PT"/>
         </w:rPr>
-        <w:t xml:space="preserve"> Nenhuma nação no mundo se compara ao teu povo Israel,que tu resgataste para ser teu povo exclusivo. Tu engrandeceste o teu nome ao fazer coisas grandes e extraordinárias por eles. Tiraste o teu povo do Egito e expulsaste as nações e os deuses delas conforme Israel avançava.</w:t>
+        <w:t xml:space="preserve"> Nenhuma nação na terra se compara ao teu povo Israel, que tu resgataste para ser teu povo. Tu tornaste o teu nome famoso ao realizar grandes maravilhas por eles. Tiraste o teu povo do Egito e expulsaste nações e os deuses delas de diante dele.</w:t>
       </w:r>
     </w:p>
     <w:p>
@@ -4253,7 +4253,7 @@
         <w:rPr>
           <w:lang w:val="pt_PT" w:bidi="pt_PT"/>
         </w:rPr>
-        <w:t xml:space="preserve"> Depois disso, Davi derrotou os filisteus e os colocou sob sua autoridade, conquistando Gate, a cidade mais importante deles.</w:t>
+        <w:t xml:space="preserve"> Depois disso, Davi derrotou os filisteus e os colocou sob sua autoridade, tirando deles o controle de Metegue-Amá.</w:t>
       </w:r>
     </w:p>
     <w:p>
@@ -4274,7 +4274,7 @@
         <w:rPr>
           <w:lang w:val="pt_PT" w:bidi="pt_PT"/>
         </w:rPr>
-        <w:t xml:space="preserve"> Também tomou posse da terra de Moabe. Ordenou que os moabitas se deitassem no chão em uma linha e os mediu com uma corda, dividindo-os em grupos. Para cada grupo poupado, dois eram executados. Assim, Davi dominou Moabe, e os moabitas passaram a pagar tributo a ele.</w:t>
+        <w:t xml:space="preserve"> Também tomou posse da terra de Moabe. Ordenou que os moabitas se deitassem no chão e os mediu com uma corda. Os que ficavam nas duas primeiras medidas eram mortos, e os que ficavam na terceira medida eram poupados. Assim, Moabe ficou sujeito a Davi e passou a pagar tributo a ele.</w:t>
       </w:r>
     </w:p>
     <w:p>
@@ -4337,7 +4337,7 @@
         <w:rPr>
           <w:lang w:val="pt_PT" w:bidi="pt_PT"/>
         </w:rPr>
-        <w:t xml:space="preserve"> Quando os arameus de Damasco vieram prestar auxílio a Hadadezer, rei de Zobá, Davi matou vinte e dois mil deles.</w:t>
+        <w:t xml:space="preserve"> Quando os arameus de Damasco vieram prestar auxílio a Hadadezer, rei de Zobá, Davi matou 22 mil deles.</w:t>
       </w:r>
     </w:p>
     <w:p>
@@ -4358,7 +4358,7 @@
         <w:rPr>
           <w:lang w:val="pt_PT" w:bidi="pt_PT"/>
         </w:rPr>
-        <w:t xml:space="preserve"> Ele também estabeleceu postos militares no território dos arameus de Damasco, sujeitando-os ao pagamento de tributos.O SENHOR concedia vitórias a Davi por onde ele passava.</w:t>
+        <w:t xml:space="preserve"> Ele também estabeleceu postos militares no território dos sírios de Damasco, sujeitando-os ao pagamento de tributos. O SENHOR concedia vitórias a Davi por onde ele passava.</w:t>
       </w:r>
     </w:p>
     <w:p>
@@ -4463,7 +4463,7 @@
         <w:rPr>
           <w:lang w:val="pt_PT" w:bidi="pt_PT"/>
         </w:rPr>
-        <w:t xml:space="preserve"> O rei Davi separou esses utensílios para o SENHOR, assim como já havia feito com a prata e o ouro obtidos das nações que havia submetido:</w:t>
+        <w:t xml:space="preserve"> O rei Davi consagrou esses utensílios ao SENHOR, assim como já havia feito com a prata e o ouro obtidos das nações que havia submetido:</w:t>
       </w:r>
     </w:p>
     <w:p>
@@ -4568,7 +4568,7 @@
         <w:rPr>
           <w:lang w:val="pt_PT" w:bidi="pt_PT"/>
         </w:rPr>
-        <w:t xml:space="preserve"> Joabe, filho de Zeruia, comandava o exército, e Josafá, filho de Ailude, atuava como cronista, resgistrando os acontecimentos históricos do reino.</w:t>
+        <w:t xml:space="preserve"> Joabe, filho de Zeruia, comandava o exército, e Josafá, filho de Ailude, era o responsável pelos registros do reino.</w:t>
       </w:r>
     </w:p>
     <w:p>
@@ -4647,7 +4647,7 @@
         <w:rPr>
           <w:lang w:val="pt_PT" w:bidi="pt_PT"/>
         </w:rPr>
-        <w:t xml:space="preserve"> Em certa ocasião, Davi indagou: "Existe ainda algum descendente da casa de Saul a quem eu possa demonstrar fidelidade, em consideração à amizade que tive com Jônatas?".</w:t>
+        <w:t xml:space="preserve"> Em certa ocasião, Davi indagou: “Existe ainda algum descendente da casa de Saul a quem eu possa demonstrar bondade, em consideração à amizade que tive com Jônatas?”.</w:t>
       </w:r>
     </w:p>
     <w:p>
@@ -4668,7 +4668,7 @@
         <w:rPr>
           <w:lang w:val="pt_PT" w:bidi="pt_PT"/>
         </w:rPr>
-        <w:t xml:space="preserve"> Então Ziba, que havia servido a Saul, foi chamado para comparecer diante de Davi. O rei lhe perguntou: "Você se chama Ziba?". Ele respondeu: "Estou a teu serviço".</w:t>
+        <w:t xml:space="preserve"> Então Ziba, que havia servido a Saul, foi chamado para comparecer diante de Davi. O rei lhe perguntou: “Você se chama Ziba?”. Ele respondeu: “Estou a seu serviço”.</w:t>
       </w:r>
     </w:p>
     <w:p>
@@ -4689,7 +4689,7 @@
         <w:rPr>
           <w:lang w:val="pt_PT" w:bidi="pt_PT"/>
         </w:rPr>
-        <w:t xml:space="preserve"> Davi continuou: "Existe alguém da família de Saul a quem eu possa demonstrar a fidelidade de Deus?" Ziba respondeu: "Ainda vive um filho de Jônatas, que tem deficiência nos pés".</w:t>
+        <w:t xml:space="preserve"> Davi continuou: “Existe alguém da família de Saul a quem eu possa demonstrar a bondade de Deus?”. Ziba respondeu: “Ainda vive um filho de Jônatas, que tem deficiência nos pés”.</w:t>
       </w:r>
     </w:p>
     <w:p>
@@ -4710,7 +4710,7 @@
         <w:rPr>
           <w:lang w:val="pt_PT" w:bidi="pt_PT"/>
         </w:rPr>
-        <w:t xml:space="preserve"> O rei perguntou: "Onde ele está agora?". Ziba respondeu: "Ele está em Lo-Debar, na casa de Maquir, filho de Amiel".</w:t>
+        <w:t xml:space="preserve"> O rei perguntou: “Onde ele está agora?”. Ziba respondeu: “Ele está em Lo-Debar, na casa de Maquir, filho de Amiel”.</w:t>
       </w:r>
     </w:p>
     <w:p>
@@ -4752,7 +4752,7 @@
         <w:rPr>
           <w:lang w:val="pt_PT" w:bidi="pt_PT"/>
         </w:rPr>
-        <w:t xml:space="preserve"> O nome dele era Mefibosete, filho de Jônatas, neto de Saul. Ao se apresentar diante de Davi, prostrou-se com o rosto em terra. Davi lhe disse: "Mefibosete, receba minha saudação”. Mefibosete respondeu: "Aqui estou como teu servo, meu senhor”.</w:t>
+        <w:t xml:space="preserve"> O nome dele era Mefibosete, filho de Jônatas, neto de Saul. Ao se apresentar diante de Davi, prostrou-se com o rosto em terra. Davi perguntou: “Mefibosete?”. E ele respondeu: “Sim, sou seu servo”.</w:t>
       </w:r>
     </w:p>
     <w:p>
@@ -4773,7 +4773,7 @@
         <w:rPr>
           <w:lang w:val="pt_PT" w:bidi="pt_PT"/>
         </w:rPr>
-        <w:t xml:space="preserve"> Davi lhe disse: "Não tenha medo, pois certamente lhe farei o bem por causa da amizade que tive com Jônatas, seu pai. Vou devolver todas as terras que pertenciam a Saul, seu avô, e você terá lugar permanente à minha mesa”.</w:t>
+        <w:t xml:space="preserve"> Davi lhe disse: “Não tenha medo. Eu certamente lhe mostrarei bondade por causa de Jônatas, seu pai. Vou devolver todas as terras que pertenciam a Saul, seu avô, e você terá lugar permanente à minha mesa”.</w:t>
       </w:r>
     </w:p>
     <w:p>
@@ -4794,7 +4794,7 @@
         <w:rPr>
           <w:lang w:val="pt_PT" w:bidi="pt_PT"/>
         </w:rPr>
-        <w:t xml:space="preserve"> Mefibosete se prostrou e disse: "Quem é este teu servo, para que te importes com alguém tão desprezível quanto um cão morto?".</w:t>
+        <w:t xml:space="preserve"> Mefibosete se prostrou e disse: “Quem é este seu servo, para que se importe com alguém tão desprezível quanto um cão morto?”.</w:t>
       </w:r>
     </w:p>
     <w:p>
@@ -4815,7 +4815,7 @@
         <w:rPr>
           <w:lang w:val="pt_PT" w:bidi="pt_PT"/>
         </w:rPr>
-        <w:t xml:space="preserve"> Em seguida, o rei mandou chamar Ziba e lhe disse: "Restituí ao neto de Saul, teu senhor, tudo o que pertencia a ele e aos seus familiares.</w:t>
+        <w:t xml:space="preserve"> Em seguida, o rei mandou chamar Ziba e lhe disse: “Restituí ao neto de Saul, seu senhor, tudo o que pertencia a ele e aos familiares dele.</w:t>
       </w:r>
     </w:p>
     <w:p>
@@ -4836,7 +4836,7 @@
         <w:rPr>
           <w:lang w:val="pt_PT" w:bidi="pt_PT"/>
         </w:rPr>
-        <w:t xml:space="preserve"> Você, seus filhos e seus servos cuidarão da terra para ele, a fim de garantir provisão para a casa de seu senhor. Mefibosete, neto de seu senhor, terá sempre lugar à minha mesa”. Ziba tinha quinze filhos e vinte servos.</w:t>
+        <w:t xml:space="preserve"> Você, seus filhos e seus servos cultivarão a terra para ele. Vocês trarão a colheita, para que haja provisões na casa do neto de seu senhor. Mas Mefibosete terá sempre lugar à minha mesa”. Ziba tinha quinze filhos e vinte servos.</w:t>
       </w:r>
     </w:p>
     <w:p>
@@ -4857,7 +4857,7 @@
         <w:rPr>
           <w:lang w:val="pt_PT" w:bidi="pt_PT"/>
         </w:rPr>
-        <w:t xml:space="preserve"> Ziba respondeu: "Sou teu servo e obedecerei a tudo o que meu senhor, o rei, determinou”. Desde então, Mefibosete passou a comer à mesa de Davi, como se fosse um de seus próprios filhos.</w:t>
+        <w:t xml:space="preserve"> Ziba respondeu: “Sou seu servo e obedecerei a tudo o que meu senhor, o rei, determinou”. A partir daquele dia, Mefibosete passou a comer à mesa de Davi, como se fosse um de seus próprios filhos.</w:t>
       </w:r>
     </w:p>
     <w:p>
@@ -4957,7 +4957,7 @@
         <w:rPr>
           <w:lang w:val="pt_PT" w:bidi="pt_PT"/>
         </w:rPr>
-        <w:t xml:space="preserve"> Davi declarou: “Quero agir com fidelidade para com Hanum, do mesmo modo que Naás, seu pai, demonstrou lealdade a mim”. Assim, Davi enviou mensageiros para levar a Hanum palavras de condolência pela morte de seu pai. Quando os enviados de Davi chegaram ao território de Amom,</w:t>
+        <w:t xml:space="preserve"> Davi declarou: “Quero agir com bondade para com Hanum, do mesmo modo que Naás, seu pai, demonstrou bondade a mim”. Assim, Davi enviou mensageiros para levar a Hanum uma mensagem de condolências pela morte de seu pai. Quando os enviados de Davi chegaram ao território de Amom,</w:t>
       </w:r>
     </w:p>
     <w:p>
@@ -4978,7 +4978,7 @@
         <w:rPr>
           <w:lang w:val="pt_PT" w:bidi="pt_PT"/>
         </w:rPr>
-        <w:t xml:space="preserve"> os chefes amonitas disseram a Hanum, seu governante: “Você realmente acha que Davi mandou esses homens para prestar homenagem a seu pai? De forma alguma! Eles foram enviados para observar a cidade, com a intenção de depois atacá-la e dominá-la”.</w:t>
+        <w:t xml:space="preserve"> os chefes amonitas disseram a Hanum, seu governante: “Você realmente acha que Davi mandou esses homens para prestar homenagem a seu pai? De forma alguma! Eles foram enviados para observar a cidade, com a intenção de depois atacá-la e destruí-la”.</w:t>
       </w:r>
     </w:p>
     <w:p>
@@ -5020,7 +5020,7 @@
         <w:rPr>
           <w:lang w:val="pt_PT" w:bidi="pt_PT"/>
         </w:rPr>
-        <w:t xml:space="preserve"> Quando Davi tomou conhecimento do que havia acontecido, enviou mensageiros para ir ao encontro deles, pois tinham sido profundamente desonrados, e mandou dizer: “Fiquem em Jericó até que a barba cresça novamente; depois disso, voltem para casa”.</w:t>
+        <w:t xml:space="preserve"> Quando Davi tomou conhecimento do que havia acontecido, enviou mensageiros para ir ao encontro deles, pois tinham sido profundamente desonrados, e mandou dizer: “Fiquem em Jericó até que a barba cresça novamente. Depois disso, voltem para casa”.</w:t>
       </w:r>
     </w:p>
     <w:p>
@@ -5041,7 +5041,7 @@
         <w:rPr>
           <w:lang w:val="pt_PT" w:bidi="pt_PT"/>
         </w:rPr>
-        <w:t xml:space="preserve"> Ao perceberem que haviam atraído contra si a indignação de Davi, os amonitas contrataram vinte mil soldados de infantaria dos arameus de Bete-Reobe e de Zobá, além de mil homens do rei de Maaca e doze mil dos homens de Tobe.</w:t>
+        <w:t xml:space="preserve"> Ao perceberem que haviam atraído contra si a indignação de Davi, os amonitas contrataram vinte mil soldados de infantaria dos sírios de Bete-Reobe e de Zobá, além de mil homens do rei de Maaca e doze mil dos homens de Tobe.</w:t>
       </w:r>
     </w:p>
     <w:p>
@@ -5083,7 +5083,7 @@
         <w:rPr>
           <w:lang w:val="pt_PT" w:bidi="pt_PT"/>
         </w:rPr>
-        <w:t xml:space="preserve"> Os amonitas saíram e organizaram sua linha de combate à entrada da cidade, enquanto os sírios de Zobá e de Reobe, juntamente com os homens de Tobe e de Maaca, se posicionaram para a batalha em campo aberto.</w:t>
+        <w:t xml:space="preserve"> Os amonitas saíram e organizaram sua linha de combate à entrada da cidade, enquanto os sírios de Zobá e de Reobe, junto com os homens de Tobe e de Maaca, se posicionaram para a batalha em campo aberto.</w:t>
       </w:r>
     </w:p>
     <w:p>
@@ -5146,7 +5146,7 @@
         <w:rPr>
           <w:lang w:val="pt_PT" w:bidi="pt_PT"/>
         </w:rPr>
-        <w:t xml:space="preserve"> Joabe disse a Abisai: “Se os arameus se mostrarem mais fortes do que eu, venha em meu socorro; mas, se os amonitas forem mais fortes do que você, eu irei ajudá-lo.</w:t>
+        <w:t xml:space="preserve"> Joabe disse a Abisai: “Se os sírios se mostrarem mais fortes do que eu, venha em meu socorro; mas, se os amonitas forem mais fortes do que você, eu irei ajudá-lo.</w:t>
       </w:r>
     </w:p>
     <w:p>
@@ -5230,7 +5230,7 @@
         <w:rPr>
           <w:lang w:val="pt_PT" w:bidi="pt_PT"/>
         </w:rPr>
-        <w:t xml:space="preserve"> Os sírios reconheceram que não eram capazes de resistir a Israel e, depois de se reorganizarem,</w:t>
+        <w:t xml:space="preserve"> Os sírios viram que haviam sido derrotados por Israel e, depois de se reorganizarem,</w:t>
       </w:r>
     </w:p>
     <w:p>
@@ -5272,7 +5272,7 @@
         <w:rPr>
           <w:lang w:val="pt_PT" w:bidi="pt_PT"/>
         </w:rPr>
-        <w:t xml:space="preserve"> Quando Davi ficou sabendo do que havia acontecido, reuniu pessoalmente o seu exército, atravessou o rio Jordão e avançou contra Helã. Foi ali que os sírios enfrentaram Israel em combate,</w:t>
+        <w:t xml:space="preserve"> Quando Davi ficou sabendo do que havia acontecido, reuniu todo o Israel, atravessou o rio Jordão e avançou contra Helã. Foi ali que os sírios enfrentaram Israel em combate,</w:t>
       </w:r>
     </w:p>
     <w:p>
@@ -5293,7 +5293,7 @@
         <w:rPr>
           <w:lang w:val="pt_PT" w:bidi="pt_PT"/>
         </w:rPr>
-        <w:t xml:space="preserve"> mas acabaram fugindo diante de Israel. Davi matou setecentos condutores de carros de guerra e quarenta mil soldados de infantaria dos arameus. Soboque, comandante do exército, também foi ferido e morreu ali.</w:t>
+        <w:t xml:space="preserve"> mas acabaram fugindo diante de Israel. Davi matou setecentos condutores de carros de guerra e quarenta mil soldados de infantaria dos sírios. Soboque, comandante do exército, também foi ferido e morreu ali.</w:t>
       </w:r>
     </w:p>
     <w:p>
@@ -5314,7 +5314,7 @@
         <w:rPr>
           <w:lang w:val="pt_PT" w:bidi="pt_PT"/>
         </w:rPr>
-        <w:t xml:space="preserve"> Quando os reis que eram aliados de Hadadezer perceberam que tinham sido derrotados por Israel, decidiram fazer paz com os israelitas e se submeteram a eles. A partir disso, os arameus ficaram com medo de voltar a apoiar os amonitas.</w:t>
+        <w:t xml:space="preserve"> Quando os reis vassalos de Hadadezer perceberam que tinham sido derrotados por Israel, decidiram fazer paz com os israelitas e se submeteram a eles. A partir disso, os sírios ficaram com medo de voltar a apoiar os amonitas.</w:t>
       </w:r>
     </w:p>
     <w:p>
@@ -5372,7 +5372,7 @@
         <w:rPr>
           <w:lang w:val="pt_PT" w:bidi="pt_PT"/>
         </w:rPr>
-        <w:t xml:space="preserve"> Em certa tarde, depois de descansar um pouco, Davi se levantou e caminhou pelo terraço do palácio. Dali, percebeu uma mulher muito bonita enquanto ela se banhava.</w:t>
+        <w:t xml:space="preserve"> Numa tarde, depois de se levantar da cama, Davi caminhou pelo terraço do palácio. Dali, percebeu uma mulher muito bonita enquanto ela se banhava.</w:t>
       </w:r>
     </w:p>
     <w:p>
@@ -5393,7 +5393,7 @@
         <w:rPr>
           <w:lang w:val="pt_PT" w:bidi="pt_PT"/>
         </w:rPr>
-        <w:t xml:space="preserve"> Ele mandou alguém buscar informações sobre ela, e lhe disseram: "Essa mulher é Bate-Seba, filha de Eliã e esposa de Urias, o hitita".</w:t>
+        <w:t xml:space="preserve"> Ele mandou alguém buscar informações sobre ela, e lhe disseram: “Essa mulher é Bate-Seba, filha de Eliã e esposa de Urias, o hitita”.</w:t>
       </w:r>
     </w:p>
     <w:p>
@@ -5414,7 +5414,7 @@
         <w:rPr>
           <w:lang w:val="pt_PT" w:bidi="pt_PT"/>
         </w:rPr>
-        <w:t xml:space="preserve"> Então Davi enviou mensageiros para buscá-la, e ele se deitou com aquela mulher. Bate-Seba havia acabado de se purificar de sua menstruação. Depois disso, ela retornou para sua casa.</w:t>
+        <w:t xml:space="preserve"> Então Davi enviou mensageiros para buscá-la, e ele se deitou com aquela mulher. Ela havia acabado de concluir o período de purificação após a menstruação. Depois disso, ela retornou para sua casa.</w:t>
       </w:r>
     </w:p>
     <w:p>
@@ -5435,7 +5435,7 @@
         <w:rPr>
           <w:lang w:val="pt_PT" w:bidi="pt_PT"/>
         </w:rPr>
-        <w:t xml:space="preserve"> Algum tempo depois, Bate-Seba percebeu que estava grávida e mandou avisar Davi, dizendo: "Estou esperando um filho".</w:t>
+        <w:t xml:space="preserve"> Algum tempo depois, Bate-Seba percebeu que estava grávida e mandou avisar Davi, dizendo: “Estou esperando um filho”.</w:t>
       </w:r>
     </w:p>
     <w:p>
@@ -5456,7 +5456,7 @@
         <w:rPr>
           <w:lang w:val="pt_PT" w:bidi="pt_PT"/>
         </w:rPr>
-        <w:t xml:space="preserve"> Diante disso, Davi enviou uma ordem a Joabe, dizendo: "Traga Urias, o hitita", e Joabe o enviou a Davi.</w:t>
+        <w:t xml:space="preserve"> Diante disso, Davi enviou uma ordem a Joabe, dizendo: “Traga Urias, o hitita”, e Joabe o enviou a Davi.</w:t>
       </w:r>
     </w:p>
     <w:p>
@@ -5498,7 +5498,7 @@
         <w:rPr>
           <w:lang w:val="pt_PT" w:bidi="pt_PT"/>
         </w:rPr>
-        <w:t xml:space="preserve"> Então lhe disse: "Vá para sua casa e descanse um pouco". Urias saiu do palácio, e logo depois recebeu um presente enviado pelo rei.</w:t>
+        <w:t xml:space="preserve"> Então lhe disse: “Vá para sua casa e descanse um pouco”. Urias saiu do palácio, e logo depois recebeu um presente enviado pelo rei.</w:t>
       </w:r>
     </w:p>
     <w:p>
@@ -5540,7 +5540,7 @@
         <w:rPr>
           <w:lang w:val="pt_PT" w:bidi="pt_PT"/>
         </w:rPr>
-        <w:t xml:space="preserve"> Ao saber que Urias não tinha ido para casa, Davi mandou chamá-lo e perguntou: "O que aconteceu? Depois de tanto tempo ausente, por que você não foi para casa na noite passada?".</w:t>
+        <w:t xml:space="preserve"> Ao saber que Urias não tinha ido para casa, Davi mandou chamá-lo e perguntou: “Depois da viagem que você fez, por que você não foi para casa na noite passada?”.</w:t>
       </w:r>
     </w:p>
     <w:p>
@@ -5561,7 +5561,7 @@
         <w:rPr>
           <w:lang w:val="pt_PT" w:bidi="pt_PT"/>
         </w:rPr>
-        <w:t xml:space="preserve"> Urias respondeu: "A arca e os exércitos de Israel e de Judá estão em tendas, e Joabe, meu comandante, junto com seus soldados, está acampado em campo aberto. Como eu poderia ir para casa para comer, beber e dormir com minha mulher? Juro diante do rei que jamais faria algo assim".</w:t>
+        <w:t xml:space="preserve"> Urias respondeu: “A arca e os exércitos de Israel e de Judá estão em tendas, e Joabe, meu comandante, junto com seus soldados, está acampado em campo aberto. Como eu poderia ir para casa, comer, beber e dormir com minha mulher? Juro por seu nome e por sua vida que não faria algo assim”.</w:t>
       </w:r>
     </w:p>
     <w:p>
@@ -5582,7 +5582,7 @@
         <w:rPr>
           <w:lang w:val="pt_PT" w:bidi="pt_PT"/>
         </w:rPr>
-        <w:t xml:space="preserve"> Então Davi lhe disse: "Muito bem. Fique aqui hoje, e amanhã você poderá voltar". Urias permaneceu em Jerusalém naquele dia e no seguinte.</w:t>
+        <w:t xml:space="preserve"> Então Davi lhe disse: “Muito bem. Fique aqui hoje, e amanhã você poderá voltar”. Urias permaneceu em Jerusalém naquele dia e no seguinte.</w:t>
       </w:r>
     </w:p>
     <w:p>
@@ -5645,7 +5645,7 @@
         <w:rPr>
           <w:lang w:val="pt_PT" w:bidi="pt_PT"/>
         </w:rPr>
-        <w:t xml:space="preserve"> Nela, Davi escreveu: "Coloque Urias na frente da batalha e deixe-o no ponto mais violento do combate, para que seja ferido e morra".</w:t>
+        <w:t xml:space="preserve"> Nela, Davi escreveu: “Coloque Urias na frente da batalha e deixe-o no ponto mais violento do combate, para que seja ferido e morra”.</w:t>
       </w:r>
     </w:p>
     <w:p>
@@ -5687,7 +5687,7 @@
         <w:rPr>
           <w:lang w:val="pt_PT" w:bidi="pt_PT"/>
         </w:rPr>
-        <w:t xml:space="preserve"> Quando os soldados inimigos avançaram para lutar, Urias, o hitita, morreu juntamente com muitos outros soldados israelitas.</w:t>
+        <w:t xml:space="preserve"> Quando os soldados inimigos avançaram para lutar, Urias, o hitita, morreu junto com muitos outros soldados israelitas.</w:t>
       </w:r>
     </w:p>
     <w:p>
@@ -5729,7 +5729,7 @@
         <w:rPr>
           <w:lang w:val="pt_PT" w:bidi="pt_PT"/>
         </w:rPr>
-        <w:t xml:space="preserve"> Ele instruiu o mensageiro, dizendo: "Informe ao rei tudo o que ocorreu na batalha.</w:t>
+        <w:t xml:space="preserve"> Ele instruiu o mensageiro, dizendo: “Informe ao rei tudo o que ocorreu na batalha.</w:t>
       </w:r>
     </w:p>
     <w:p>
@@ -5750,7 +5750,7 @@
         <w:rPr>
           <w:lang w:val="pt_PT" w:bidi="pt_PT"/>
         </w:rPr>
-        <w:t xml:space="preserve"> Pode ser que ele fique indignado e pergunte: '‘Por que os soldados cercaram a cidade e ficaram tão perto dos muros? Não viram que eles podiam atirar flechas do alto dos muros?</w:t>
+        <w:t xml:space="preserve"> Pode ser que ele fique indignado e pergunte: ‘Por que os soldados cercaram a cidade e ficaram tão perto dos muros? Não viram que eles podiam atirar flechas do alto dos muros?</w:t>
       </w:r>
     </w:p>
     <w:p>
@@ -5771,7 +5771,7 @@
         <w:rPr>
           <w:lang w:val="pt_PT" w:bidi="pt_PT"/>
         </w:rPr>
-        <w:t xml:space="preserve"> Vocês se esqueceram de que Abimeleque, filho de Gideão, morreu em Tebes quando uma mulher lançou uma pedra de moinho do alto da muralha? Por que se aproximaram tanto dos muros?’. Então diga: ‘Também morreu o seu soldado Urias, o hitita’".</w:t>
+        <w:t xml:space="preserve"> Vocês se esqueceram de que Abimeleque, filho de Gideão, morreu em Tebes quando uma mulher lançou uma pedra de moinho do alto da muralha? Por que se aproximaram tanto dos muros?’. Então diga: ‘Também morreu o seu soldado Urias, o hitita’”.</w:t>
       </w:r>
     </w:p>
     <w:p>
@@ -5813,7 +5813,7 @@
         <w:rPr>
           <w:lang w:val="pt_PT" w:bidi="pt_PT"/>
         </w:rPr>
-        <w:t xml:space="preserve"> Ele contou: "Os inimigos foram mais fortes e avançaram contra nós em campo aberto, mas conseguimos fazê-los recuar até a entrada da cidade.</w:t>
+        <w:t xml:space="preserve"> Ele contou: “Os inimigos foram mais fortes e avançaram contra nós em campo aberto, mas conseguimos fazê-los recuar até a entrada da cidade.</w:t>
       </w:r>
     </w:p>
     <w:p>
@@ -5834,7 +5834,7 @@
         <w:rPr>
           <w:lang w:val="pt_PT" w:bidi="pt_PT"/>
         </w:rPr>
-        <w:t xml:space="preserve"> Então os arqueiros atiraram do alto da muralha contra os teus servos, e alguns deles morreram. Também morreu o teu servo Urias, o hitita".</w:t>
+        <w:t xml:space="preserve"> Então os arqueiros atiraram do alto da muralha contra nós, e alguns dos nossos homens morreram. Também morreu o seu servo Urias, o hitita”.</w:t>
       </w:r>
     </w:p>
     <w:p>
@@ -5855,7 +5855,7 @@
         <w:rPr>
           <w:lang w:val="pt_PT" w:bidi="pt_PT"/>
         </w:rPr>
-        <w:t xml:space="preserve"> Davi respondeu: “Avise Joabe para não perder o ânimo. A espada tira a vida de um hoje e de outro amanhã. Continue lutando com coragem até tomar a cidade”.</w:t>
+        <w:t xml:space="preserve"> Davi respondeu: “Avise Joabe para não perder o ânimo. A espada não escolhe quem vai matar. Continue lutando com coragem até tomar a cidade”.</w:t>
       </w:r>
     </w:p>
     <w:p>
@@ -5934,7 +5934,7 @@
         <w:rPr>
           <w:lang w:val="pt_PT" w:bidi="pt_PT"/>
         </w:rPr>
-        <w:t xml:space="preserve"> O SENHOR enviou o profeta Natã para falar com Davi. Quando Natã chegou diante do rei, declarou: "Em certa cidade viviam dois homens; um possuía muitos bens, e o outro tinha poucos recursos.</w:t>
+        <w:t xml:space="preserve"> O SENHOR enviou o profeta Natã para falar com Davi. Quando Natã chegou diante do rei, declarou: “Em certa cidade viviam dois homens; um era rico, e o outro tinha poucos recursos.</w:t>
       </w:r>
     </w:p>
     <w:p>
@@ -5997,7 +5997,7 @@
         <w:rPr>
           <w:lang w:val="pt_PT" w:bidi="pt_PT"/>
         </w:rPr>
-        <w:t xml:space="preserve"> Um viajante chegou à casa do homem rico, e ele se recusou a usar uma de suas próprias ovelhas ou bois para preparar a refeição. Em vez disso, tomou a cordeira que pertencia ao pobre e a serviu ao visitante”.</w:t>
+        <w:t xml:space="preserve"> Um viajante chegou à casa do homem rico, e este se recusou a usar uma de suas próprias ovelhas ou bois para preparar a refeição. Em vez disso, tomou a cordeira que pertencia ao pobre e a serviu ao visitante”.</w:t>
       </w:r>
     </w:p>
     <w:p>
@@ -6018,7 +6018,7 @@
         <w:rPr>
           <w:lang w:val="pt_PT" w:bidi="pt_PT"/>
         </w:rPr>
-        <w:t xml:space="preserve"> Davi ficou profundamente indignado com aquele homem e declarou a Natã: "Pelo nome do SENHOR, afirmo que quem fez isso merece morrer!</w:t>
+        <w:t xml:space="preserve"> Davi ficou profundamente indignado com aquele homem e declarou a Natã: “Pelo nome do SENHOR, afirmo que quem fez isso merece morrer!</w:t>
       </w:r>
     </w:p>
     <w:p>
@@ -6039,7 +6039,7 @@
         <w:rPr>
           <w:lang w:val="pt_PT" w:bidi="pt_PT"/>
         </w:rPr>
-        <w:t xml:space="preserve"> Ele deve restituir quatro vezes o valor da cordeira, pois agiu com total crueldade”.</w:t>
+        <w:t xml:space="preserve"> Ele deve restituir quatro vezes o valor da cordeira, pois agiu sem misericórdia”.</w:t>
       </w:r>
     </w:p>
     <w:p>
@@ -6060,7 +6060,7 @@
         <w:rPr>
           <w:lang w:val="pt_PT" w:bidi="pt_PT"/>
         </w:rPr>
-        <w:t xml:space="preserve"> Então Natã disse a Davi: "Esse homem é você! Assim diz o SENHOR, o Deus de Israel: ‘Eu o consagrei como rei sobre Israel e o livrei das mãos de Saul.</w:t>
+        <w:t xml:space="preserve"> Então Natã disse a Davi: “Esse homem é você! Assim diz o SENHOR, o Deus de Israel: ‘Eu o consagrei como rei sobre Israel e o livrei das mãos de Saul.</w:t>
       </w:r>
     </w:p>
     <w:p>
@@ -6081,7 +6081,7 @@
         <w:rPr>
           <w:lang w:val="pt_PT" w:bidi="pt_PT"/>
         </w:rPr>
-        <w:t xml:space="preserve"> Entreguei a você a casa e as mulheres de seu senhor, e coloquei sob seu governo os reinos de Israel e Judá. E, se isso ainda fosse pouco, eu teria acrescentado muito mais.</w:t>
+        <w:t xml:space="preserve"> Dei a você a casa e as mulheres de seu senhor, e coloquei sob seu governo os reinos de Israel e Judá. E, se isso ainda fosse pouco, eu lhe teria dado ainda mais.</w:t>
       </w:r>
     </w:p>
     <w:p>
@@ -6102,7 +6102,7 @@
         <w:rPr>
           <w:lang w:val="pt_PT" w:bidi="pt_PT"/>
         </w:rPr>
-        <w:t xml:space="preserve"> Por que você desprezou a palavra do SENHOR e praticou algo tão perverso? Você tirou a vida de Urias, o hitita, usando a espada dos amonitas, e tomou a esposa dele para si!</w:t>
+        <w:t xml:space="preserve"> Por que você desprezou a palavra do SENHOR e praticou algo tão perverso? Você matou Urias, o hitita, com a espada dos amonitas, e tomou a esposa dele para si!</w:t>
       </w:r>
     </w:p>
     <w:p>
@@ -6123,7 +6123,7 @@
         <w:rPr>
           <w:lang w:val="pt_PT" w:bidi="pt_PT"/>
         </w:rPr>
-        <w:t xml:space="preserve"> Por causa do que você fez, a espada nunca se afastará da sua família, pois você me desprezou e tomou para si a mulher de Urias, o hitita'.</w:t>
+        <w:t xml:space="preserve"> Por causa do que você fez, a espada nunca se afastará da sua família, pois você me desprezou e tomou para si a mulher de Urias, o hitita’.</w:t>
       </w:r>
     </w:p>
     <w:p>
@@ -6165,7 +6165,7 @@
         <w:rPr>
           <w:lang w:val="pt_PT" w:bidi="pt_PT"/>
         </w:rPr>
-        <w:t xml:space="preserve"> Você agiu às escondidas, mas eu farei isso diante de todo o Israel, à vista de todos'.</w:t>
+        <w:t xml:space="preserve"> Você agiu às escondidas, mas eu farei isso diante de todo o Israel, à vista de todos’”.</w:t>
       </w:r>
     </w:p>
     <w:p>
@@ -6186,7 +6186,7 @@
         <w:rPr>
           <w:lang w:val="pt_PT" w:bidi="pt_PT"/>
         </w:rPr>
-        <w:t xml:space="preserve"> Davi confessou a Natã: "Pequei contra o SENHOR”. Natã respondeu: "Sim, mas o SENHOR o perdoou, e você não morrerá por causa do que fez.</w:t>
+        <w:t xml:space="preserve"> Davi confessou a Natã: “Pequei contra o SENHOR”. Natã respondeu: “Sim, mas o SENHOR o perdoou, e você não morrerá por causa do que fez.</w:t>
       </w:r>
     </w:p>
     <w:p>
@@ -6207,7 +6207,7 @@
         <w:rPr>
           <w:lang w:val="pt_PT" w:bidi="pt_PT"/>
         </w:rPr>
-        <w:t xml:space="preserve"> Entretanto, porque você mostrou profundo desprezo pela palavra do SENHOR ao agir desse modo, seu filho morrerá".</w:t>
+        <w:t xml:space="preserve"> Entretanto, porque você deu motivo para que os inimigos desprezassem o SENHOR, o filho que nasceu para você certamente morrerá”.</w:t>
       </w:r>
     </w:p>
     <w:p>
@@ -6270,7 +6270,7 @@
         <w:rPr>
           <w:lang w:val="pt_PT" w:bidi="pt_PT"/>
         </w:rPr>
-        <w:t xml:space="preserve"> Os oficiais do palácio tentaram fazê-lo levantar, mas ele não aceitou e recusou qualquer alimento.</w:t>
+        <w:t xml:space="preserve"> Os oficiais do palácio tentaram fazê-lo se levantar, mas ele não aceitou e recusou qualquer alimento.</w:t>
       </w:r>
     </w:p>
     <w:p>
@@ -6291,7 +6291,7 @@
         <w:rPr>
           <w:lang w:val="pt_PT" w:bidi="pt_PT"/>
         </w:rPr>
-        <w:t xml:space="preserve"> Depois de sete dias, a criança morreu. Os conselheiros de Davi temiam dar-lhe a notícia e diziam entre si: "Quando a criança ainda vivia, falamos com ele e ele não quis nos ouvir. Como diremos agora que a criança morreu? Ele pode cometer uma loucura!".</w:t>
+        <w:t xml:space="preserve"> Depois de sete dias, a criança morreu. Os conselheiros de Davi temiam dar-lhe a notícia e diziam entre si: “Quando a criança ainda vivia, falamos com ele e ele não quis nos ouvir. Como diremos agora que a criança morreu? Ele poderá cometer alguma loucura!”.</w:t>
       </w:r>
     </w:p>
     <w:p>
@@ -6312,7 +6312,7 @@
         <w:rPr>
           <w:lang w:val="pt_PT" w:bidi="pt_PT"/>
         </w:rPr>
-        <w:t xml:space="preserve"> Davi percebeu que seus servos cochichavam e entendeu o que havia acontecido. Ele perguntou: "A criança morreu?". Eles responderam: "Sim, morreu”.</w:t>
+        <w:t xml:space="preserve"> Davi percebeu que seus servos cochichavam e entendeu o que havia acontecido. Ele perguntou: “A criança morreu?”. Eles responderam: “Sim, morreu”.</w:t>
       </w:r>
     </w:p>
     <w:p>
@@ -6354,7 +6354,7 @@
         <w:rPr>
           <w:lang w:val="pt_PT" w:bidi="pt_PT"/>
         </w:rPr>
-        <w:t xml:space="preserve"> Seus conselheiros ficaram admirados e disseram: "Não compreendemos o que o senhor fez. Enquanto a criança estava viva, o senhor chorou e jejuou. Agora que ela morreu, o senhor deixou o luto e voltou a se alimentar”.</w:t>
+        <w:t xml:space="preserve"> Seus conselheiros ficaram admirados e disseram: “Não compreendemos o que o senhor fez. Enquanto a criança estava viva, o senhor chorou e jejuou. Agora que ela morreu, o senhor deixou o luto e voltou a se alimentar”.</w:t>
       </w:r>
     </w:p>
     <w:p>
@@ -6375,7 +6375,7 @@
         <w:rPr>
           <w:lang w:val="pt_PT" w:bidi="pt_PT"/>
         </w:rPr>
-        <w:t xml:space="preserve"> Ele respondeu: "Enquanto a criança ainda estava viva, jejuei e chorei, pois dizia a mim mesmo: ‘Quem sabe o SENHOR tenha misericórdia de mim e permita que a criança viva’.</w:t>
+        <w:t xml:space="preserve"> Ele respondeu: “Enquanto a criança ainda estava viva, jejuei e chorei, pois dizia a mim mesmo: ‘Quem sabe o SENHOR tenha misericórdia de mim e permita que a criança viva’.</w:t>
       </w:r>
     </w:p>
     <w:p>
@@ -6396,7 +6396,7 @@
         <w:rPr>
           <w:lang w:val="pt_PT" w:bidi="pt_PT"/>
         </w:rPr>
-        <w:t xml:space="preserve"> Agora que ela morreu, por que continuar jejuando? Posso trazê-la de volta? Eu irei até ela, mas ela não retornará para mim”.</w:t>
+        <w:t xml:space="preserve"> Agora que ela morreu, por que continuar o jejum? Posso trazê-la de volta? Eu irei para onde ela está, mas ela não retornará para mim”.</w:t>
       </w:r>
     </w:p>
     <w:p>
@@ -6501,7 +6501,7 @@
         <w:rPr>
           <w:lang w:val="pt_PT" w:bidi="pt_PT"/>
         </w:rPr>
-        <w:t xml:space="preserve"> Agora reúna o restante do exército, cerque a cidade e tome-a. Caso contrário, eu acabarei recebendo o crédito pela conquista”.</w:t>
+        <w:t xml:space="preserve"> Agora reúna o restante do exército, cerque a cidade e tome-a. Caso contrário, o crédito pela conquista será meu”.</w:t>
       </w:r>
     </w:p>
     <w:p>
@@ -6543,7 +6543,7 @@
         <w:rPr>
           <w:lang w:val="pt_PT" w:bidi="pt_PT"/>
         </w:rPr>
-        <w:t xml:space="preserve"> Em seguida, retirou da cabeça de Milcom a coroa de ouro, que pesava cerca de trinta e cinco quilos e era adornada com pedras preciosas, e ela foi colocada na cabeça de Davi. Ele levou da cidade uma grande quantidade de despojos.</w:t>
+        <w:t xml:space="preserve"> Em seguida, Davi retirou a coroa da cabeça de Milcom, e ela foi colocada sobre sua própria cabeça. A coroa pesava cerca de 35 quilos e era adornada com pedras preciosas. Ele também levou da cidade uma grande quantidade de despojos.</w:t>
       </w:r>
     </w:p>
     <w:p>
@@ -6622,7 +6622,7 @@
         <w:rPr>
           <w:lang w:val="pt_PT" w:bidi="pt_PT"/>
         </w:rPr>
-        <w:t xml:space="preserve"> Esse sentimento foi tão intenso que Amnom chegou a adoecer. Ele julgava não haver possibilidade de se aproximar de sua meia-irmã, pois ela era virgem e não tinha permissão para se encontrar com nenhum homem.</w:t>
+        <w:t xml:space="preserve"> Esse sentimento foi tão intenso que Amnom chegou a adoecer. Ele imaginava não haver possibilidade de se aproximar de sua meia-irmã, pois ela era virgem e não tinha permissão para se encontrar com nenhum homem.</w:t>
       </w:r>
     </w:p>
     <w:p>
@@ -6664,7 +6664,7 @@
         <w:rPr>
           <w:lang w:val="pt_PT" w:bidi="pt_PT"/>
         </w:rPr>
-        <w:t xml:space="preserve"> Ele perguntou a Amnom: "Filho do rei, por que você anda tão abatido todos os dias? Pode me dizer o que está acontecendo?". Amnom respondeu: "Estou apaixonado por Tamar, irmã do meu irmão Absalão".</w:t>
+        <w:t xml:space="preserve"> Ele perguntou a Amnom: “Filho do rei, por que você anda tão abatido todos os dias? Pode me dizer o que está acontecendo?”. Amnom respondeu: “Estou apaixonado por Tamar, irmã do meu irmão Absalão”.</w:t>
       </w:r>
     </w:p>
     <w:p>
@@ -6685,7 +6685,7 @@
         <w:rPr>
           <w:lang w:val="pt_PT" w:bidi="pt_PT"/>
         </w:rPr>
-        <w:t xml:space="preserve"> Então Jonadabe disse: "Deite-se e finja estar doente. Quando seu pai vier visitá-lo, diga a ele: ‘Permita que minha irmã Tamar venha me trazer comida. Quero que ela prepare o alimento aqui mesmo e me sirva. Assim, poderei vê-la'".</w:t>
+        <w:t xml:space="preserve"> Então Jonadabe disse: “Deite-se e finja estar doente. Quando seu pai vier visitá-lo, diga a ele: ‘Permita que minha irmã Tamar venha me trazer comida. Quero que ela prepare o alimento aqui mesmo e me sirva. Assim, poderei vê-la’”.</w:t>
       </w:r>
     </w:p>
     <w:p>
@@ -6706,7 +6706,7 @@
         <w:rPr>
           <w:lang w:val="pt_PT" w:bidi="pt_PT"/>
         </w:rPr>
-        <w:t xml:space="preserve"> Amnom seguiu o conselho, ficou deitado e fingiu estar doente. Quando o rei foi visitá-lo, Amnom disse: “Gostaria que minha irmã Tamar viesse preparar dois bolos aqui mesmo e me servisse".</w:t>
+        <w:t xml:space="preserve"> Amnom seguiu o conselho, ficou deitado e fingiu estar doente. Quando o rei foi visitá-lo, Amnom disse: “Gostaria que minha irmã Tamar viesse preparar dois bolos aqui mesmo e me servisse”.</w:t>
       </w:r>
     </w:p>
     <w:p>
@@ -6769,7 +6769,7 @@
         <w:rPr>
           <w:lang w:val="pt_PT" w:bidi="pt_PT"/>
         </w:rPr>
-        <w:t xml:space="preserve"> Contudo, ao colocar a bandeja diante de Amnom, ele se recusou a comer. Então ordenou aos seus servos: "Saiam todos daqui". E todos saíram.</w:t>
+        <w:t xml:space="preserve"> Contudo, quando ela colocou a bandeja diante de Amnom, ele se recusou a comer. Então ele ordenou aos seus servos: “Saiam todos daqui”. E todos saíram.</w:t>
       </w:r>
     </w:p>
     <w:p>
@@ -6790,7 +6790,7 @@
         <w:rPr>
           <w:lang w:val="pt_PT" w:bidi="pt_PT"/>
         </w:rPr>
-        <w:t xml:space="preserve"> Amnom disse a Tamar: “Traga os bolos e sirva-me aqui no quarto.” Tamar levou até o quarto do irmão os bolos que havia preparado.</w:t>
+        <w:t xml:space="preserve"> Amnom disse a Tamar: “Traga os bolos e sirva-me aqui no quarto”. Tamar levou até o quarto do irmão os bolos que havia preparado.</w:t>
       </w:r>
     </w:p>
     <w:p>
@@ -6853,7 +6853,7 @@
         <w:rPr>
           <w:lang w:val="pt_PT" w:bidi="pt_PT"/>
         </w:rPr>
-        <w:t xml:space="preserve"> Como eu poderia viver depois de tamanha desonra? E você seria considerado um homem desprezível em Israel. Por favor, fale com o rei, pois ele permitirá que você se case comigo".</w:t>
+        <w:t xml:space="preserve"> Como eu poderia viver depois de tamanha humilhação? E você seria visto em Israel como um homem desprezível. Peço que fale com o rei, pois ele não me negará a você”.</w:t>
       </w:r>
     </w:p>
     <w:p>
@@ -6895,7 +6895,7 @@
         <w:rPr>
           <w:lang w:val="pt_PT" w:bidi="pt_PT"/>
         </w:rPr>
-        <w:t xml:space="preserve"> Depois disso, o sentimento de Amnom se transformou em um desprezo profundo, maior do que o amor que antes havia sentido. Então ele gritou: "Saia daqui!".</w:t>
+        <w:t xml:space="preserve"> Depois disso, o sentimento de Amnom se transformou num desprezo profundo, maior do que o amor que antes havia sentido. Então ele gritou: “Saia daqui!”.</w:t>
       </w:r>
     </w:p>
     <w:p>
@@ -6916,7 +6916,7 @@
         <w:rPr>
           <w:lang w:val="pt_PT" w:bidi="pt_PT"/>
         </w:rPr>
-        <w:t xml:space="preserve"> Mas ela lhe disse: "Não, meu irmão, mandar-me embora agora seria ainda pior do que o mal que você já me causou". Ele, porém, não lhe deu atenção.</w:t>
+        <w:t xml:space="preserve"> Mas ela lhe disse: “Não, meu irmão, mandar-me embora agora seria ainda pior do que o mal que você já me causou”. Ele, porém, não lhe deu atenção.</w:t>
       </w:r>
     </w:p>
     <w:p>
@@ -6937,7 +6937,7 @@
         <w:rPr>
           <w:lang w:val="pt_PT" w:bidi="pt_PT"/>
         </w:rPr>
-        <w:t xml:space="preserve"> Então chamou o seu servo e ordenou: "Coloque esta mulher para fora e tranque a porta".</w:t>
+        <w:t xml:space="preserve"> Então chamou o seu servo e ordenou: “Coloque esta mulher para fora e tranque a porta”.</w:t>
       </w:r>
     </w:p>
     <w:p>
@@ -6958,7 +6958,7 @@
         <w:rPr>
           <w:lang w:val="pt_PT" w:bidi="pt_PT"/>
         </w:rPr>
-        <w:t xml:space="preserve"> O servo a expulsou e fechou a porta. Ela usava uma túnica comprida, pois esse era o traje das filhas virgens do rei a partir da puberdade.</w:t>
+        <w:t xml:space="preserve"> O servo a colocou para fora e trancou a porta. Tamar vestia uma túnica longa e ornamentada, pois era assim que as filhas virgens do rei costumavam se vestir.</w:t>
       </w:r>
     </w:p>
     <w:p>
@@ -7000,7 +7000,7 @@
         <w:rPr>
           <w:lang w:val="pt_PT" w:bidi="pt_PT"/>
         </w:rPr>
-        <w:t xml:space="preserve"> Seu irmão Absalão a viu e perguntou: "Foi Amnom que fez isso com você? Agora, minha irmã, fique em silêncio, pois ele é seu irmão. Não carregue isso no coração". Tamar, tomada pela tristeza, passou a viver na casa de seu irmão Absalão.</w:t>
+        <w:t xml:space="preserve"> Seu irmão Absalão a viu e perguntou: “Foi Amnom que fez isso com você? Agora não diga nada a ninguém, minha irmã. Ele é seu irmão. Não se deixe dominar pela angústia”. Tamar, tomada pela tristeza, passou a viver na casa de seu irmão Absalão.</w:t>
       </w:r>
     </w:p>
     <w:p>
@@ -7084,7 +7084,7 @@
         <w:rPr>
           <w:lang w:val="pt_PT" w:bidi="pt_PT"/>
         </w:rPr>
-        <w:t xml:space="preserve"> Absalão foi ao rei e disse: "Teu servo está tosquiando as ovelhas e gostaria que o rei e seus conselheiros viessem participar comigo".</w:t>
+        <w:t xml:space="preserve"> Absalão foi ao rei e disse: “Seu servo está tosquiando as ovelhas e gostaria que o rei e seus conselheiros viessem participar comigo”.</w:t>
       </w:r>
     </w:p>
     <w:p>
@@ -7105,7 +7105,7 @@
         <w:rPr>
           <w:lang w:val="pt_PT" w:bidi="pt_PT"/>
         </w:rPr>
-        <w:t xml:space="preserve"> O rei respondeu: "Não, meu filho. Se todos nós formos, isso será um incômodo para você". Apesar da insistência de Absalão, o rei se recusou a ir, mas lhe concedeu sua bênção.</w:t>
+        <w:t xml:space="preserve"> O rei respondeu: “Não, meu filho. Se todos nós formos, isso será um incômodo para você”. Apesar da insistência de Absalão, o rei se recusou a ir, mas lhe concedeu sua bênção.</w:t>
       </w:r>
     </w:p>
     <w:p>
@@ -7126,7 +7126,7 @@
         <w:rPr>
           <w:lang w:val="pt_PT" w:bidi="pt_PT"/>
         </w:rPr>
-        <w:t xml:space="preserve"> Então Absalão disse: "Tudo bem. Se o senhor não puder ir, permita que meu irmão Amnom vá conosco". O rei perguntou: "Por que justamente Amnom?".</w:t>
+        <w:t xml:space="preserve"> Então Absalão disse: “Tudo bem. Se o senhor não puder ir, permita que meu irmão Amnom vá conosco”. O rei perguntou: “Por que justamente Amnom?”.</w:t>
       </w:r>
     </w:p>
     <w:p>
@@ -7210,7 +7210,7 @@
         <w:rPr>
           <w:lang w:val="pt_PT" w:bidi="pt_PT"/>
         </w:rPr>
-        <w:t xml:space="preserve"> Enquanto ainda estavam a caminho, chegou ao rei a notícia: “Absalão matou todos os teus filhos; nenhum deles sobreviveu".</w:t>
+        <w:t xml:space="preserve"> Enquanto ainda estavam a caminho, chegou ao rei a notícia: “Absalão matou todos os seus filhos; nenhum deles sobreviveu”.</w:t>
       </w:r>
     </w:p>
     <w:p>
@@ -7294,7 +7294,7 @@
         <w:rPr>
           <w:lang w:val="pt_PT" w:bidi="pt_PT"/>
         </w:rPr>
-        <w:t xml:space="preserve"> Enquanto isso, Absalão fugiu. Nesse momento, o sentinela avistou um grande grupo de pessoas vindo pela estrada de Horonaim, descendo pela encosta da colina, e avisou o rei: “Vejo homens se aproximando pela estrada de Horonaim, na encosta do monte".</w:t>
+        <w:t xml:space="preserve"> Enquanto isso, Absalão fugiu. O vigia avistou um grande grupo de pessoas vindo pela estrada de Horonaim, descendo pela encosta da colina, e avisou o rei: “Vejo homens se aproximando pela estrada de Horonaim, na encosta do monte”.</w:t>
       </w:r>
     </w:p>
     <w:p>
@@ -7315,7 +7315,7 @@
         <w:rPr>
           <w:lang w:val="pt_PT" w:bidi="pt_PT"/>
         </w:rPr>
-        <w:t xml:space="preserve"> Então Jonadabe disse ao rei: “São os filhos do rei! Aconteceu exatamente como o teu servo havia dito”.</w:t>
+        <w:t xml:space="preserve"> Então Jonadabe disse ao rei: “São os filhos do rei! Aconteceu exatamente como o seu servo havia dito”.</w:t>
       </w:r>
     </w:p>
     <w:p>
@@ -7478,7 +7478,7 @@
         <w:rPr>
           <w:lang w:val="pt_PT" w:bidi="pt_PT"/>
         </w:rPr>
-        <w:t xml:space="preserve"> Vá e diga ao rei estas palavras", e lhe deu instruções sobre o que ela deveria dizer.</w:t>
+        <w:t xml:space="preserve"> Vá e diga ao rei estas palavras”, e lhe deu instruções sobre o que ela deveria dizer.</w:t>
       </w:r>
     </w:p>
     <w:p>
@@ -7499,7 +7499,7 @@
         <w:rPr>
           <w:lang w:val="pt_PT" w:bidi="pt_PT"/>
         </w:rPr>
-        <w:t xml:space="preserve"> Ao se apresentar diante do rei, a mulher de Tecoa se prostrou, inclinando o rosto até o chão, e clamou: "Ó rei, socorra-me!".</w:t>
+        <w:t xml:space="preserve"> Ao se apresentar diante do rei, a mulher de Tecoa se prostrou, inclinando o rosto até o chão, e clamou: “Ó rei, socorra-me!”.</w:t>
       </w:r>
     </w:p>
     <w:p>
@@ -7520,7 +7520,7 @@
         <w:rPr>
           <w:lang w:val="pt_PT" w:bidi="pt_PT"/>
         </w:rPr>
-        <w:t xml:space="preserve"> O rei lhe perguntou: "O que está acontecendo?". Ela respondeu: "Ai de mim, sou viúva; meu esposo faleceu.</w:t>
+        <w:t xml:space="preserve"> O rei lhe perguntou: “O que está acontecendo?”. Ela respondeu: “Ai de mim, sou viúva; meu esposo faleceu.</w:t>
       </w:r>
     </w:p>
     <w:p>
@@ -7562,7 +7562,7 @@
         <w:rPr>
           <w:lang w:val="pt_PT" w:bidi="pt_PT"/>
         </w:rPr>
-        <w:t xml:space="preserve"> Todo o clã se levantou contra a tua serva e disse: “Entregue o culpado, para que o executemos pela morte do irmão e acabemos também com o herdeiro. Assim querem apagar a última centelha de esperança que me resta, deixando meu marido sem nome e sem descendência na terra".</w:t>
+        <w:t xml:space="preserve"> Todo o clã se levantou contra a sua serva e disse: ‘Entregue o culpado, para que o matemos pela morte do irmão. Assim também acabaremos com o herdeiro’. Desse modo, querem eliminar o nome do meu marido da terra e apagar o que resta da minha família”.</w:t>
       </w:r>
     </w:p>
     <w:p>
@@ -7604,7 +7604,7 @@
         <w:rPr>
           <w:lang w:val="pt_PT" w:bidi="pt_PT"/>
         </w:rPr>
-        <w:t xml:space="preserve"> Mas a mulher de Tecoa disse: “Meu senhor, ó rei, que a culpa recaia sobre mim e sobre a família do meu pai; que nada disso pese sobre ti nem sobre o teu trono”.</w:t>
+        <w:t xml:space="preserve"> Mas a mulher de Tecoa disse: “Meu senhor, ó rei, que a culpa recaia sobre mim e sobre a família do meu pai; que nada disso pese sobre o senhor nem sobre o seu trono”.</w:t>
       </w:r>
     </w:p>
     <w:p>
@@ -7625,7 +7625,7 @@
         <w:rPr>
           <w:lang w:val="pt_PT" w:bidi="pt_PT"/>
         </w:rPr>
-        <w:t xml:space="preserve"> O rei disse: "Se alguém lhe causar transtorno, traga essa pessoa até mim, e eu farei com que nunca mais a perturbe".</w:t>
+        <w:t xml:space="preserve"> O rei disse: “Se alguém lhe causar transtorno, traga essa pessoa até mim, e eu farei com que nunca mais a perturbe”.</w:t>
       </w:r>
     </w:p>
     <w:p>
@@ -7646,7 +7646,7 @@
         <w:rPr>
           <w:lang w:val="pt_PT" w:bidi="pt_PT"/>
         </w:rPr>
-        <w:t xml:space="preserve"> Então ela falou: "Peço que o rei se lembre do SENHOR, seu Deus, e não permita que o vingador do sangue mate meu filho. Não quero que haja mais mortes". Ele respondeu: "Tão certo como vive o SENHOR, ninguém tocará em um único fio de cabelo da cabeça de seu filho".</w:t>
+        <w:t xml:space="preserve"> Então ela falou: “Peço que o rei se lembre do SENHOR, seu Deus, e não permita que o vingador do sangue mate meu filho. Não quero que haja mais mortes”. Ele respondeu: “Tão certo como vive o SENHOR, ninguém tocará num único fio de cabelo da cabeça de seu filho”.</w:t>
       </w:r>
     </w:p>
     <w:p>
@@ -7667,7 +7667,7 @@
         <w:rPr>
           <w:lang w:val="pt_PT" w:bidi="pt_PT"/>
         </w:rPr>
-        <w:t xml:space="preserve"> A mulher disse: "Permita que eu apresente ainda mais um pedido ao meu senhor, o rei". Ele respondeu: "Fale".</w:t>
+        <w:t xml:space="preserve"> A mulher disse: “Permita que eu apresente ainda mais um pedido ao meu senhor, o rei”. Ele respondeu: “Fale”.</w:t>
       </w:r>
     </w:p>
     <w:p>
@@ -7688,7 +7688,7 @@
         <w:rPr>
           <w:lang w:val="pt_PT" w:bidi="pt_PT"/>
         </w:rPr>
-        <w:t xml:space="preserve"> Então a mulher continuou: "Por que o rei tomou uma decisão que prejudica o povo de Deus? Com o que acaba de declarar, o próprio rei se condena, pois não permite o retorno daquele que foi afastado.</w:t>
+        <w:t xml:space="preserve"> Então a mulher continuou: “Por que o rei tomou uma decisão que prejudica o povo de Deus? Com o que acaba de declarar, o próprio rei se condena, pois não traz de volta aquele que foi banido.</w:t>
       </w:r>
     </w:p>
     <w:p>
@@ -7730,7 +7730,7 @@
         <w:rPr>
           <w:lang w:val="pt_PT" w:bidi="pt_PT"/>
         </w:rPr>
-        <w:t xml:space="preserve"> Vim falar disso ao rei, meu senhor, porque o povo me intimidou. Tua serva pensou que, ao falar com o rei, talvez ele atendesse ao seu pedido</w:t>
+        <w:t xml:space="preserve"> Vim falar disso ao rei, meu senhor, porque o povo me intimidou. Pensei que, ao falar com o rei, talvez ele atendesse ao meu pedido</w:t>
       </w:r>
     </w:p>
     <w:p>
@@ -7772,7 +7772,7 @@
         <w:rPr>
           <w:lang w:val="pt_PT" w:bidi="pt_PT"/>
         </w:rPr>
-        <w:t xml:space="preserve"> Agora, tua serva diz: Que a decisão do rei, meu senhor, me traga alívio, pois o rei, meu senhor, é como um anjo de Deus, capaz de distinguir o bem do mal. Que o SENHOR, teu Deus, esteja contigo".</w:t>
+        <w:t xml:space="preserve"> Agora, sua serva diz: Que a decisão do rei, meu senhor, me traga alívio, pois o rei, meu senhor, é como um anjo de Deus, capaz de distinguir o bem do mal. Que o SENHOR, seu Deus, esteja com o senhor”.</w:t>
       </w:r>
     </w:p>
     <w:p>
@@ -7793,7 +7793,7 @@
         <w:rPr>
           <w:lang w:val="pt_PT" w:bidi="pt_PT"/>
         </w:rPr>
-        <w:t xml:space="preserve"> O rei disse: "Preciso lhe perguntar algo; responda com sinceridade". A mulher respondeu: "Sim, ó meu senhor, o rei".</w:t>
+        <w:t xml:space="preserve"> O rei disse: “Preciso lhe perguntar algo; responda com sinceridade”. A mulher respondeu: “Sim, ó meu senhor, o rei”.</w:t>
       </w:r>
     </w:p>
     <w:p>
@@ -7814,7 +7814,7 @@
         <w:rPr>
           <w:lang w:val="pt_PT" w:bidi="pt_PT"/>
         </w:rPr>
-        <w:t xml:space="preserve"> O rei perguntou: "Foi Joabe quem a enviou até aqui?". A mulher respondeu: "Ó meu senhor, o rei, como poderia esconder algo de ti? Nada escapa ao teu conhecimento. Sim, foi Joabe, servo do rei, quem me mandou e colocou em minha boca tudo o que eu deveria dizer.</w:t>
+        <w:t xml:space="preserve"> O rei perguntou: “Foi Joabe quem a enviou até aqui?”. A mulher respondeu: “Como eu poderia esconder algo do senhor, o rei? Nada escapa ao seu conhecimento. Sim, foi Joabe, servo do rei, quem me mandou e colocou em minha boca tudo o que eu deveria dizer.</w:t>
       </w:r>
     </w:p>
     <w:p>
@@ -7835,7 +7835,7 @@
         <w:rPr>
           <w:lang w:val="pt_PT" w:bidi="pt_PT"/>
         </w:rPr>
-        <w:t xml:space="preserve"> Ele agiu assim para que o senhor pudesse considerar a situação sob outra perspectiva. Mas o senhor é sábio como um anjo de Deus e conhece tudo o que acontece entre nós".</w:t>
+        <w:t xml:space="preserve"> Ele agiu assim para que o senhor pudesse considerar a situação sob outra perspectiva. Mas o senhor é sábio como um anjo de Deus e conhece tudo o que acontece entre nós”.</w:t>
       </w:r>
     </w:p>
     <w:p>
@@ -7856,7 +7856,7 @@
         <w:rPr>
           <w:lang w:val="pt_PT" w:bidi="pt_PT"/>
         </w:rPr>
-        <w:t xml:space="preserve"> Então o rei chamou Joabe e lhe disse: "Está bem. Vá e traga de volta o jovem Absalão".</w:t>
+        <w:t xml:space="preserve"> Então o rei chamou Joabe e lhe disse: “Está bem. Vá e traga de volta o jovem Absalão”.</w:t>
       </w:r>
     </w:p>
     <w:p>
@@ -7877,7 +7877,7 @@
         <w:rPr>
           <w:lang w:val="pt_PT" w:bidi="pt_PT"/>
         </w:rPr>
-        <w:t xml:space="preserve"> Joabe se curvou com o rosto no chão, agradeceu ao rei e disse: “Hoje teu servo percebeu que conta com o teu favor, pois atendeste ao meu pedido”.</w:t>
+        <w:t xml:space="preserve"> Joabe se curvou com o rosto no chão, agradeceu ao rei e disse: “Hoje percebi que conto com o seu favor, pois o senhor atendeu ao meu pedido”.</w:t>
       </w:r>
     </w:p>
     <w:p>
@@ -7961,7 +7961,7 @@
         <w:rPr>
           <w:lang w:val="pt_PT" w:bidi="pt_PT"/>
         </w:rPr>
-        <w:t xml:space="preserve"> Ele cortava o cabelo uma vez por ano, pois se tornava pesado; o peso era de cerca de dois quilos e quatrocentos gramas, conforme a medida oficial.</w:t>
+        <w:t xml:space="preserve"> Ele cortava o cabelo uma vez por ano, pois se tornava pesado; o peso era de 2,4 quilos, conforme a medida oficial.</w:t>
       </w:r>
     </w:p>
     <w:p>
@@ -8003,7 +8003,7 @@
         <w:rPr>
           <w:lang w:val="pt_PT" w:bidi="pt_PT"/>
         </w:rPr>
-        <w:t xml:space="preserve"> Fazia dois anos que Absalão morava em Jerusalém, mas até então não tinha conseguido encontrar-se com o rei, seu pai.</w:t>
+        <w:t xml:space="preserve"> Fazia dois anos que Absalão morava em Jerusalém, mas até então não tinha conseguido se encontrar com o rei, seu pai.</w:t>
       </w:r>
     </w:p>
     <w:p>
@@ -8045,7 +8045,7 @@
         <w:rPr>
           <w:lang w:val="pt_PT" w:bidi="pt_PT"/>
         </w:rPr>
-        <w:t xml:space="preserve"> Então Absalão disse aos seus servos: "Vejam, a propriedade de Joabe fica ao lado da minha, e ele tem ali uma plantação de cevada. Vão e incendeiem-na". E os servos de Absalão puseram fogo na plantação.</w:t>
+        <w:t xml:space="preserve"> Então Absalão disse aos seus servos: “Vejam, a propriedade de Joabe fica ao lado da minha, e ele tem ali uma plantação de cevada. Vão e incendeiem-na”. E os servos de Absalão puseram fogo na plantação.</w:t>
       </w:r>
     </w:p>
     <w:p>
@@ -8066,7 +8066,7 @@
         <w:rPr>
           <w:lang w:val="pt_PT" w:bidi="pt_PT"/>
         </w:rPr>
-        <w:t xml:space="preserve"> Então Joabe foi à casa de Absalão e lhe perguntou: "Por que os seus servos incendiaram a minha propriedade?".</w:t>
+        <w:t xml:space="preserve"> Então Joabe foi à casa de Absalão e lhe perguntou: “Por que os seus servos incendiaram a minha propriedade?”.</w:t>
       </w:r>
     </w:p>
     <w:p>
@@ -8087,7 +8087,7 @@
         <w:rPr>
           <w:lang w:val="pt_PT" w:bidi="pt_PT"/>
         </w:rPr>
-        <w:t xml:space="preserve"> Absalão respondeu: "Quero que você pergunte ao rei por que me trouxe de Gesur, se não pretendia me receber. Teria sido melhor eu permanecer onde estava. Desejo ver o rei; se ele me considera culpado de algo, então que ordene a minha morte".</w:t>
+        <w:t xml:space="preserve"> Absalão respondeu: “Quero que você pergunte ao rei por que me trouxe de Gesur, se não pretendia me receber. Teria sido melhor eu permanecer onde estava. Desejo ver o rei; se ele me considera culpado de algo, então que ordene a minha morte”.</w:t>
       </w:r>
     </w:p>
     <w:p>
@@ -8145,7 +8145,7 @@
         <w:rPr>
           <w:lang w:val="pt_PT" w:bidi="pt_PT"/>
         </w:rPr>
-        <w:t xml:space="preserve"> Passado algum tempo, Absalão providenciou para si um carro, cavalos e cinquenta homens como sua guarda de honra.</w:t>
+        <w:t xml:space="preserve"> Passado algum tempo, Absalão adquiriu uma carruagem, cavalos e cinquenta homens como sua escolta.</w:t>
       </w:r>
     </w:p>
     <w:p>
@@ -8271,7 +8271,7 @@
         <w:rPr>
           <w:lang w:val="pt_PT" w:bidi="pt_PT"/>
         </w:rPr>
-        <w:t xml:space="preserve"> Depois de quatro anos, Absalão falou ao rei: “Deixa-me ir a Hebrom para cumprir o voto que fiz ao SENHOR.</w:t>
+        <w:t xml:space="preserve"> Depois de quatro anos, Absalão falou ao rei: “Deixe-me ir a Hebrom para cumprir o voto que fiz ao SENHOR.</w:t>
       </w:r>
     </w:p>
     <w:p>
@@ -8292,7 +8292,7 @@
         <w:rPr>
           <w:lang w:val="pt_PT" w:bidi="pt_PT"/>
         </w:rPr>
-        <w:t xml:space="preserve"> Pois, quando o teu servo estava em Gesur, na Síria, prometeu: se o SENHOR me permitir retornar a Jerusalém, prestarei culto a ele em Hebrom”.</w:t>
+        <w:t xml:space="preserve"> Pois, quando o seu servo estava em Gesur, na Síria, prometeu: se o SENHOR me permitir retornar a Jerusalém, prestarei culto a ele em Hebrom”.</w:t>
       </w:r>
     </w:p>
     <w:p>
@@ -8439,7 +8439,7 @@
         <w:rPr>
           <w:lang w:val="pt_PT" w:bidi="pt_PT"/>
         </w:rPr>
-        <w:t xml:space="preserve"> Os conselheiros do rei responderam: “Teus servos estão prontos para fazer tudo o que o rei, nosso senhor, decidir”.</w:t>
+        <w:t xml:space="preserve"> Os conselheiros do rei responderam: “Seus servos estão prontos para fazer tudo o que o rei, nosso senhor, decidir”.</w:t>
       </w:r>
     </w:p>
     <w:p>
@@ -8502,7 +8502,7 @@
         <w:rPr>
           <w:lang w:val="pt_PT" w:bidi="pt_PT"/>
         </w:rPr>
-        <w:t xml:space="preserve"> Todos os funcionários permaneceram de pé diante do rei enquanto os queretitas e os peletitas marchavam passando por ele. Os seiscentos homens que o seguiam desde a cidade de Gate também passaram diante dele.</w:t>
+        <w:t xml:space="preserve"> Todos os seus soldados passaram à frente dele — os queretitas e os peletitas, e os seiscentos homens que o seguiam desde a cidade de Gate.</w:t>
       </w:r>
     </w:p>
     <w:p>
@@ -8523,7 +8523,7 @@
         <w:rPr>
           <w:lang w:val="pt_PT" w:bidi="pt_PT"/>
         </w:rPr>
-        <w:t xml:space="preserve"> Então o rei disse a Itai, de Gate: “Por que você está vindo conosco? Volte e permaneça com o novo rei, pois você é estrangeiro e vive fora de sua terra”.</w:t>
+        <w:t xml:space="preserve"> Então o rei disse a Itai, de Gate: “Por que você está vindo conosco? Volte e permaneça com o novo rei, pois você é estrangeiro e vive fora de sua terra.</w:t>
       </w:r>
     </w:p>
     <w:p>
@@ -8544,7 +8544,7 @@
         <w:rPr>
           <w:lang w:val="pt_PT" w:bidi="pt_PT"/>
         </w:rPr>
-        <w:t xml:space="preserve"> “Você chegou há pouco tempo; como eu poderia exigir que me acompanhasse agora? Volte e leve consigo seus irmãos. Que o SENHOR lhe conceda bondade e fidelidade”.</w:t>
+        <w:t xml:space="preserve"> Você chegou há pouco tempo; como eu poderia exigir que me acompanhasse agora? Volte e leve consigo seus irmãos. Que o SENHOR lhe conceda bondade e fidelidade”.</w:t>
       </w:r>
     </w:p>
     <w:p>
@@ -8565,7 +8565,7 @@
         <w:rPr>
           <w:lang w:val="pt_PT" w:bidi="pt_PT"/>
         </w:rPr>
-        <w:t xml:space="preserve"> Itai, porém, respondeu ao rei: “Juro pelo SENHOR e pela tua vida que, onde quer que o rei, meu senhor, estiver, ali estará o teu servo, seja para viver, seja para morrer”.</w:t>
+        <w:t xml:space="preserve"> Itai, porém, respondeu ao rei: “Juro pelo SENHOR e pela sua vida que, onde quer que o rei, meu senhor, estiver, ali estará o seu servo, seja para viver, seja para morrer”.</w:t>
       </w:r>
     </w:p>
     <w:p>
@@ -8586,7 +8586,7 @@
         <w:rPr>
           <w:lang w:val="pt_PT" w:bidi="pt_PT"/>
         </w:rPr>
-        <w:t xml:space="preserve"> Então Davi respondeu a Itai: “Está bem. Siga em frente e avance no caminho”. Assim, Itai prosseguiu com todos os seus guerreiros e também com as crianças que o acompanhavam.</w:t>
+        <w:t xml:space="preserve"> Então Davi respondeu a Itai: “Está bem. Siga em frente e avance no caminho”. Assim, Itai prosseguiu com todos os seus guerreiros e com as crianças que o acompanhavam.</w:t>
       </w:r>
     </w:p>
     <w:p>
@@ -8712,7 +8712,7 @@
         <w:rPr>
           <w:lang w:val="pt_PT" w:bidi="pt_PT"/>
         </w:rPr>
-        <w:t xml:space="preserve"> Ficarei esperando notícias de vocês em um dos pontos de travessia do Jordão”.</w:t>
+        <w:t xml:space="preserve"> Ficarei esperando notícias de vocês junto às correntes de água do deserto.</w:t>
       </w:r>
     </w:p>
     <w:p>
@@ -8838,7 +8838,7 @@
         <w:rPr>
           <w:lang w:val="pt_PT" w:bidi="pt_PT"/>
         </w:rPr>
-        <w:t xml:space="preserve"> Volte para a cidade e diga a Absalão: ‘Agora serei teu conselheiro, ó rei, assim como antes fui conselheiro de teu pai’. Dessa forma, você poderá anular os conselhos de Aitofel.</w:t>
+        <w:t xml:space="preserve"> Volte para a cidade e diga a Absalão: ‘Agora serei seu conselheiro, ó rei, assim como antes fui conselheiro de seu pai’. Dessa forma, você poderá anular os conselhos de Aitofel.</w:t>
       </w:r>
     </w:p>
     <w:p>
@@ -9043,7 +9043,7 @@
         <w:rPr>
           <w:lang w:val="pt_PT" w:bidi="pt_PT"/>
         </w:rPr>
-        <w:t xml:space="preserve"> Simei atirava pedras em Davi e em todos os oficiais do rei, mesmo com todo o exército e a guarda de elite posicionados à direita e à esquerda de Davi.</w:t>
+        <w:t xml:space="preserve"> Simei atirava pedras em Davi e em todos os conselheiros do rei, mesmo com todo o exército e a guarda de elite posicionados à direita e à esquerda de Davi.</w:t>
       </w:r>
     </w:p>
     <w:p>
@@ -9064,7 +9064,7 @@
         <w:rPr>
           <w:lang w:val="pt_PT" w:bidi="pt_PT"/>
         </w:rPr>
-        <w:t xml:space="preserve"> Enquanto lançava maldições, Simei gritava: “Vá embora daqui! Saia já! Homem violento! Criminoso!</w:t>
+        <w:t xml:space="preserve"> Enquanto lançava maldições, Simei gritava: “Vá embora daqui! Saia já! Assassino! Criminoso!</w:t>
       </w:r>
     </w:p>
     <w:p>
@@ -9127,7 +9127,7 @@
         <w:rPr>
           <w:lang w:val="pt_PT" w:bidi="pt_PT"/>
         </w:rPr>
-        <w:t xml:space="preserve"> O rei, porém, disse: “O que isso diz respeito a vocês, filhos de Zeruia? Se o SENHOR lhe ordenou que me amaldiçoasse, quem poderá questionar?”.</w:t>
+        <w:t xml:space="preserve"> O rei, porém, disse: “O que isso diz respeito a vocês, filhos de Zeruia? O SENHOR mandou que ele me amaldiçoasse; quem poderá questionar?”.</w:t>
       </w:r>
     </w:p>
     <w:p>
@@ -9148,7 +9148,7 @@
         <w:rPr>
           <w:lang w:val="pt_PT" w:bidi="pt_PT"/>
         </w:rPr>
-        <w:t xml:space="preserve"> Davi disse a Abisai e a todos os seus servos: “Meu próprio filho busca tirar minha vida; quanto mais este homem, parente de Saul. Deixem-no em paz; que ele amaldiçoe, pois foi o SENHOR quem o mandou.</w:t>
+        <w:t xml:space="preserve"> Davi disse a Abisai e a todos os seus servos: “Meu próprio filho busca tirar minha vida; quanto mais este benjamita. Deixem-no em paz; que ele amaldiçoe, pois foi o SENHOR quem o mandou.</w:t>
       </w:r>
     </w:p>
     <w:p>
@@ -9295,7 +9295,7 @@
         <w:rPr>
           <w:lang w:val="pt_PT" w:bidi="pt_PT"/>
         </w:rPr>
-        <w:t xml:space="preserve"> Husai respondeu: “Estou com aquele que foi escolhido pelo SENHOR e por todo o povo de Israel.</w:t>
+        <w:t xml:space="preserve"> Husai respondeu: “Estou com aquele que foi escolhido pelo SENHOR, por este povo e por todos os israelitas.</w:t>
       </w:r>
     </w:p>
     <w:p>
@@ -9358,7 +9358,7 @@
         <w:rPr>
           <w:lang w:val="pt_PT" w:bidi="pt_PT"/>
         </w:rPr>
-        <w:t xml:space="preserve"> Aitofel aconselhou: “Tenha relações com as concubinas de seu pai, que ficaram responsáveis pelo palácio. Assim, todo o Israel saberá que você se tornou desprezível aos olhos de seu pai, e os que o apoiam ganharão mais confiança”.</w:t>
+        <w:t xml:space="preserve"> Aitofel aconselhou: “Tenha relações com as concubinas de seu pai, que ficaram responsáveis pelo palácio. Assim, todo o Israel saberá que você rompeu completamente com seu pai, e todos os que o apoiam se fortalecerão”.</w:t>
       </w:r>
     </w:p>
     <w:p>
@@ -9379,7 +9379,7 @@
         <w:rPr>
           <w:lang w:val="pt_PT" w:bidi="pt_PT"/>
         </w:rPr>
-        <w:t xml:space="preserve"> Então montaram uma tenda no terraço do palácio, e Absalão teve relações com as concubinas de seu pai à vista de todo o povo.</w:t>
+        <w:t xml:space="preserve"> Então montaram uma tenda no terraço do palácio, e Absalão teve relações com as concubinas de seu pai à vista de todo o Israel.</w:t>
       </w:r>
     </w:p>
     <w:p>
@@ -9542,7 +9542,7 @@
         <w:rPr>
           <w:lang w:val="pt_PT" w:bidi="pt_PT"/>
         </w:rPr>
-        <w:t xml:space="preserve"> Quando Husai chegou, Absalão lhe falou: “Aitofel já apresentou o conselho dele. Devemos seguir o que ele sugeriu, ou você pensa diferente?”.</w:t>
+        <w:t xml:space="preserve"> Quando Husai chegou, Absalão lhe falou: “Aitofel já apresentou o conselho dele. Devemos seguir o que ele sugeriu, ou você pensa de outra forma?”.</w:t>
       </w:r>
     </w:p>
     <w:p>
@@ -9584,7 +9584,7 @@
         <w:rPr>
           <w:lang w:val="pt_PT" w:bidi="pt_PT"/>
         </w:rPr>
-        <w:t xml:space="preserve"> Tu conheces teu pai e os homens que estão com ele: são guerreiros valentes e estão enfurecidos, como uma ursa selvagem quando lhe roubam os filhotes. Além disso, teu pai é um soldado experiente e não passará a noite com suas tropas.</w:t>
+        <w:t xml:space="preserve"> O senhor conhece seu pai e os homens que estão com ele: são guerreiros valentes e estão enfurecidos, como uma ursa selvagem quando lhe roubam os filhotes. Além disso, seu pai é um soldado experiente e não passará a noite com as tropas.</w:t>
       </w:r>
     </w:p>
     <w:p>
@@ -9605,7 +9605,7 @@
         <w:rPr>
           <w:lang w:val="pt_PT" w:bidi="pt_PT"/>
         </w:rPr>
-        <w:t xml:space="preserve"> É provável que ele já esteja escondido em alguma cova ou em uma caverna. Quando sair para atacar, e alguns dos nossos homens forem mortos, logo se espalhará a notícia de que os homens de Absalão foram massacrados.</w:t>
+        <w:t xml:space="preserve"> É provável que ele já esteja escondido em alguma cova ou numa caverna. Quando sair para atacar, e alguns dos nossos homens forem mortos, logo se espalhará a notícia de que os homens de Absalão foram massacrados.</w:t>
       </w:r>
     </w:p>
     <w:p>
@@ -9626,7 +9626,7 @@
         <w:rPr>
           <w:lang w:val="pt_PT" w:bidi="pt_PT"/>
         </w:rPr>
-        <w:t xml:space="preserve"> Então, até os mais valentes dos seus homens, ainda que tenham coragem de leão, ficarão tomados pelo medo. Pois todo o Israel sabe que teu pai é um guerreiro poderoso e que os homens que estão com ele são destemidos.</w:t>
+        <w:t xml:space="preserve"> Então, até os mais valentes dos seus homens, ainda que tenham coragem de leão, ficarão tomados pelo medo. Pois todo o Israel sabe que seu pai é um guerreiro poderoso e que os homens que estão com ele são destemidos.</w:t>
       </w:r>
     </w:p>
     <w:p>
@@ -9689,7 +9689,7 @@
         <w:rPr>
           <w:lang w:val="pt_PT" w:bidi="pt_PT"/>
         </w:rPr>
-        <w:t xml:space="preserve"> Se Davi se refugiar em alguma cidade construída sobre um monte, todo o nosso povo levará cordas, derrubará a cidade e não deixará nenhuma pedra lá em cima".</w:t>
+        <w:t xml:space="preserve"> Se Davi se refugiar em alguma cidade construída sobre um monte, todo o nosso povo levará cordas, arrastará a cidade para o vale e não restará ali nenhuma pedra”.</w:t>
       </w:r>
     </w:p>
     <w:p>
@@ -9710,7 +9710,7 @@
         <w:rPr>
           <w:lang w:val="pt_PT" w:bidi="pt_PT"/>
         </w:rPr>
-        <w:t xml:space="preserve"> Então Absalão e todos os homens de Israel disseram: "O conselho dado por Husai, o arquita, é melhor do que o de Aitofel". Dessa forma, o SENHOR impediu que o conselho eficiente de Aitofel fosse seguido, a fim de provocar a derrota de Absalão.</w:t>
+        <w:t xml:space="preserve"> Então Absalão e todos os homens de Israel disseram: “O conselho dado por Husai, o arquita, é melhor do que o de Aitofel”. O SENHOR, porém, havia determinado frustrar o conselho eficaz de Aitofel, para trazer ruína sobre Absalão.</w:t>
       </w:r>
     </w:p>
     <w:p>
@@ -9731,7 +9731,7 @@
         <w:rPr>
           <w:lang w:val="pt_PT" w:bidi="pt_PT"/>
         </w:rPr>
-        <w:t xml:space="preserve"> Husai relatou aos sacerdotes Zadoque e Abiatar o conselho que Aitofel havia dado a Absalão e aos líderes de Israel, assim como o conselho que ele mesmo havia apresentado.</w:t>
+        <w:t xml:space="preserve"> Husai relatou aos sacerdotes Zadoque e Abiatar o conselho que Aitofel tinha dado a Absalão e aos líderes de Israel, assim como o conselho que ele mesmo havia apresentado.</w:t>
       </w:r>
     </w:p>
     <w:p>
@@ -9752,7 +9752,7 @@
         <w:rPr>
           <w:lang w:val="pt_PT" w:bidi="pt_PT"/>
         </w:rPr>
-        <w:t xml:space="preserve"> “Sejam rápidos!”, disse ele aos sacerdotes. “Avisem Davi e insistam para que ele não fique esta noite nos pontos de travessia do Jordão, mas que atravesse o rio e vá para o deserto. Caso contrário, ele e todos os seus soldados morrerão”.</w:t>
+        <w:t xml:space="preserve"> “Sejam rápidos!”, disse ele aos sacerdotes. “Avisem Davi e insistam para que ele não fique esta noite nos pontos de travessia do Jordão, mas atravesse o rio e vá para o deserto. Caso contrário, ele e todos os que estão com ele morrerão”.</w:t>
       </w:r>
     </w:p>
     <w:p>
@@ -9857,7 +9857,7 @@
         <w:rPr>
           <w:lang w:val="pt_PT" w:bidi="pt_PT"/>
         </w:rPr>
-        <w:t xml:space="preserve"> Jônatas e Aimaás saíram do poço e foram rapidamente até o rei Davi. Eles o alertaram dizendo: "É preciso atravessar o Jordão depressa, ainda durante a noite”. Contaram também que Aitofel havia sugerido que Davi fosse preso e morto.</w:t>
+        <w:t xml:space="preserve"> Jônatas e Aimaás saíram do poço e foram rapidamente até o rei Davi. Eles o alertaram: “É preciso atravessar o Jordão depressa”. Contaram também que Aitofel havia aconselhado capturar e matar Davi.</w:t>
       </w:r>
     </w:p>
     <w:p>
@@ -9899,7 +9899,7 @@
         <w:rPr>
           <w:lang w:val="pt_PT" w:bidi="pt_PT"/>
         </w:rPr>
-        <w:t xml:space="preserve"> Ao ver que seu conselho havia sido rejeitado, Aitofel voltou para casa, colocou seus negócios em ordem e tirou a própria vida. Ele morreu e foi enterrado no túmulo da família.</w:t>
+        <w:t xml:space="preserve"> Ao ver que seu conselho havia sido rejeitado, Aitofel voltou para casa, colocou seus negócios em ordem e se enforcou. Ele morreu e foi enterrado no túmulo de seu pai.</w:t>
       </w:r>
     </w:p>
     <w:p>
@@ -9941,7 +9941,7 @@
         <w:rPr>
           <w:lang w:val="pt_PT" w:bidi="pt_PT"/>
         </w:rPr>
-        <w:t xml:space="preserve"> Absalão tinha colocado Amasa no lugar de Joabe como chefe do exército. Amasa era filho de Itra, o ismaelita, que havia tido relacionamento com Abigail, filha de Naás e irmã de Zeruia, mãe de Joabe.</w:t>
+        <w:t xml:space="preserve"> Absalão tinha colocado Amasa no lugar de Joabe como chefe do exército. Amasa era filho de Itra, o ismaelita, que havia tido relação com Abigail, filha de Naás e irmã de Zeruia, mãe de Joabe.</w:t>
       </w:r>
     </w:p>
     <w:p>
@@ -10025,7 +10025,7 @@
         <w:rPr>
           <w:lang w:val="pt_PT" w:bidi="pt_PT"/>
         </w:rPr>
-        <w:t xml:space="preserve"> mel, coalhada, ovelhas e queijo para Davi e seus companheiros. E disseram: "Depois da travessia pelo deserto, vocês certamente estão cansados, com fome e sede”.</w:t>
+        <w:t xml:space="preserve"> mel, coalhada, ovelhas e queijo para Davi e seus companheiros. E disseram: “Depois da travessia pelo deserto, vocês certamente estão cansados, com fome e sede”.</w:t>
       </w:r>
     </w:p>
     <w:p>
@@ -10062,7 +10062,7 @@
         <w:rPr>
           <w:lang w:val="pt_PT" w:bidi="pt_PT"/>
         </w:rPr>
-        <w:t xml:space="preserve"> Davi fez a contagem dos combatentes que estavam com ele Colocou oficiais responsáveis por grupos de cem e de mil.</w:t>
+        <w:t xml:space="preserve"> Davi fez a contagem dos combatentes que estavam com ele e colocou oficiais responsáveis por grupos de cem e de mil.</w:t>
       </w:r>
     </w:p>
     <w:p>
@@ -10083,7 +10083,7 @@
         <w:rPr>
           <w:lang w:val="pt_PT" w:bidi="pt_PT"/>
         </w:rPr>
-        <w:t xml:space="preserve"> Depois, distribuiu o exército em três grupos: um ficou sob a liderança de Joabe; outro sob Abisai, irmão de Joabe, filho de Zeruia; e o terceiro sob Itai, vindo de Gate. Então o rei afirmou aos combatentes: "Eu também irei com vocês para a batalha”.</w:t>
+        <w:t xml:space="preserve"> Depois, distribuiu o exército em três grupos: um ficou sob a liderança de Joabe; outro sob Abisai, irmão de Joabe, filho de Zeruia; e o terceiro sob Itai, vindo de Gate. Então o rei afirmou aos combatentes: “Eu também irei com vocês para a batalha”.</w:t>
       </w:r>
     </w:p>
     <w:p>
@@ -10104,7 +10104,7 @@
         <w:rPr>
           <w:lang w:val="pt_PT" w:bidi="pt_PT"/>
         </w:rPr>
-        <w:t xml:space="preserve"> Mas os soldados se opuseram, dizendo: "O SENHOR não deve sair. Mesmo que sejamos forçados a fugir ou que muitos de nós morram, isso não fará diferença para o inimigo. O senhor vale mais do que dez mil de nós; portanto, é melhor ficar na cidade e nos socorrer, se for preciso".</w:t>
+        <w:t xml:space="preserve"> Mas os soldados se opuseram, dizendo: “O senhor não deve ir conosco. Mesmo que sejamos forçados a fugir ou que muitos de nós morram, isso não fará diferença para o inimigo. O senhor vale mais do que dez mil de nós. Portanto, é melhor ficar na cidade e nos socorrer, se for preciso”.</w:t>
       </w:r>
     </w:p>
     <w:p>
@@ -10125,7 +10125,7 @@
         <w:rPr>
           <w:lang w:val="pt_PT" w:bidi="pt_PT"/>
         </w:rPr>
-        <w:t xml:space="preserve"> O rei respondeu: "Farei o que vocês considerarem melhor”. Em seguida, permaneceu junto ao portão da cidade enquanto os soldados saíam organizados em grupos de cem e de mil.</w:t>
+        <w:t xml:space="preserve"> O rei respondeu: “Farei o que vocês considerarem melhor”. Em seguida, permaneceu junto ao portão da cidade enquanto os soldados saíam organizados em grupos de cem e de mil.</w:t>
       </w:r>
     </w:p>
     <w:p>
@@ -10146,7 +10146,7 @@
         <w:rPr>
           <w:lang w:val="pt_PT" w:bidi="pt_PT"/>
         </w:rPr>
-        <w:t xml:space="preserve"> O rei deu ordens a Joabe, Abisai e Itai, dizendo: "Por amor a mim, tratem o jovem Absalão com cuidado”. Todo o exército ouviu quando o rei deu essa instrução a cada um dos comandantes.</w:t>
+        <w:t xml:space="preserve"> O rei deu ordens a Joabe, Abisai e Itai, dizendo: “Por amor a mim, tratem o jovem Absalão com cuidado”. Todo o exército ouviu quando o rei deu essa instrução a cada um dos comandantes.</w:t>
       </w:r>
     </w:p>
     <w:p>
@@ -10230,7 +10230,7 @@
         <w:rPr>
           <w:lang w:val="pt_PT" w:bidi="pt_PT"/>
         </w:rPr>
-        <w:t xml:space="preserve"> Em certo momento, Absalão se deparou com alguns homens de Davi. Montado numa mula, passou por baixo de um grande carvalho e acabou ficando preso pelos galhos, enquanto a mula seguiu adiante, deixando-o pendurado.</w:t>
+        <w:t xml:space="preserve"> Em certo momento, Absalão se deparou com alguns homens de Davi. Montado numa mula, passou por baixo de um grande carvalho e acabou ficando preso pela cabeça nos galhos, enquanto a mula seguiu adiante, deixando-o pendurado.</w:t>
       </w:r>
     </w:p>
     <w:p>
@@ -10251,7 +10251,7 @@
         <w:rPr>
           <w:lang w:val="pt_PT" w:bidi="pt_PT"/>
         </w:rPr>
-        <w:t xml:space="preserve"> Um dos soldados de Davi viu o que aconteceu e contou a Joabe: "Vi Absalão preso numa árvore".</w:t>
+        <w:t xml:space="preserve"> Um dos soldados de Davi viu o que aconteceu e contou a Joabe: “Vi Absalão preso numa árvore”.</w:t>
       </w:r>
     </w:p>
     <w:p>
@@ -10272,7 +10272,7 @@
         <w:rPr>
           <w:lang w:val="pt_PT" w:bidi="pt_PT"/>
         </w:rPr>
-        <w:t xml:space="preserve"> Joabe perguntou ao homem: "Você o viu? Então por que não o matou ali mesmo? Eu teria lhe dado dez peças de prata e um cinto de guerreiro".</w:t>
+        <w:t xml:space="preserve"> Joabe perguntou ao homem: “Você o viu? Então por que não o matou ali mesmo? Eu teria lhe dado dez peças de prata e um cinto de guerreiro”.</w:t>
       </w:r>
     </w:p>
     <w:p>
@@ -10293,7 +10293,7 @@
         <w:rPr>
           <w:lang w:val="pt_PT" w:bidi="pt_PT"/>
         </w:rPr>
-        <w:t xml:space="preserve"> O homem respondeu: "Ainda que mil peças de prata fossem colocadas em minhas mãos, eu não levantaria a mão contra o filho do rei. Pois ouvimos quando o rei ordenou a ti, a Abisai e a Itai: ‘Por amor a mim, tratem o jovem Absalão com cuidado’.</w:t>
+        <w:t xml:space="preserve"> O homem respondeu: “Ainda que mil peças de prata fossem colocadas em minhas mãos, eu não levantaria a mão contra o filho do rei. Pois ouvimos quando o rei ordenou ao senhor, a Abisai e a Itai: ‘Por amor a mim, tratem o jovem Absalão com cuidado’.</w:t>
       </w:r>
     </w:p>
     <w:p>
@@ -10314,7 +10314,7 @@
         <w:rPr>
           <w:lang w:val="pt_PT" w:bidi="pt_PT"/>
         </w:rPr>
-        <w:t xml:space="preserve"> Além disso, se eu tivesse agido traiçoeiramente contra a vida dele, o rei acabaria sabendo, pois nada fica oculto diante dele, e tu mesmo te colocarias contra mim".</w:t>
+        <w:t xml:space="preserve"> Além disso, se eu tivesse agido traiçoeiramente contra a vida dele, o rei acabaria sabendo, pois nada fica oculto diante dele, e o senhor mesmo se colocaria contra mim”.</w:t>
       </w:r>
     </w:p>
     <w:p>
@@ -10335,7 +10335,7 @@
         <w:rPr>
           <w:lang w:val="pt_PT" w:bidi="pt_PT"/>
         </w:rPr>
-        <w:t xml:space="preserve"> Joabe respondeu: "Não vou continuar discutindo com você". Em seguida, tomou três dardos e os cravou no peito de Absalão, enquanto ele ainda estava vivo, suspenso na árvore.</w:t>
+        <w:t xml:space="preserve"> Joabe respondeu: “Não vou mais discutir com você”. Em seguida, tomou três dardos e os cravou no coração de Absalão, enquanto ele ainda estava vivo, suspenso na árvore.</w:t>
       </w:r>
     </w:p>
     <w:p>
@@ -10419,7 +10419,7 @@
         <w:rPr>
           <w:lang w:val="pt_PT" w:bidi="pt_PT"/>
         </w:rPr>
-        <w:t xml:space="preserve"> Ainda em vida, Absalão havia erguido para si um monumento no vale do Rei, pois dizia: "Não tenho filhos que mantenham viva a minha lembrança". Por isso, deu à coluna o seu próprio nome, que até hoje é chamada Monumento de Absalão.</w:t>
+        <w:t xml:space="preserve"> Ainda em vida, Absalão havia erguido para si um monumento no vale do Rei, pois dizia: “Não tenho filhos que mantenham viva a minha lembrança”. Por isso, deu à coluna o seu próprio nome, que até hoje é chamada Monumento de Absalão.</w:t>
       </w:r>
     </w:p>
     <w:p>
@@ -10440,7 +10440,7 @@
         <w:rPr>
           <w:lang w:val="pt_PT" w:bidi="pt_PT"/>
         </w:rPr>
-        <w:t xml:space="preserve"> Então Aimaás, filho de Zadoque, disse: "Permite que eu corra até o rei para anunciar que o SENHOR lhe fez justiça, livrando-o das mãos de seus inimigos".</w:t>
+        <w:t xml:space="preserve"> Então Aimaás, filho de Zadoque, disse: “Permita que eu corra até o rei para anunciar que o SENHOR lhe fez justiça, livrando-o das mãos de seus inimigos”.</w:t>
       </w:r>
     </w:p>
     <w:p>
@@ -10461,7 +10461,7 @@
         <w:rPr>
           <w:lang w:val="pt_PT" w:bidi="pt_PT"/>
         </w:rPr>
-        <w:t xml:space="preserve"> Joabe respondeu: "Não. Essa notícia não será boa para o rei, pois envolve a morte do filho dele. Você poderá levar mensagens em outra ocasião, mas não hoje”.</w:t>
+        <w:t xml:space="preserve"> Joabe respondeu: “Não. Essa notícia não será boa para o rei, pois o filho dele morreu. Você poderá levar mensagens em outra ocasião, mas não hoje”.</w:t>
       </w:r>
     </w:p>
     <w:p>
@@ -10482,7 +10482,7 @@
         <w:rPr>
           <w:lang w:val="pt_PT" w:bidi="pt_PT"/>
         </w:rPr>
-        <w:t xml:space="preserve"> Então Joabe disse a um etíope: "Vá e conte ao rei o que você presenciou”. O homem se curvou diante de Joabe e saiu correndo.</w:t>
+        <w:t xml:space="preserve"> Então Joabe disse a um etíope: “Vá e conte ao rei o que você presenciou”. O homem se curvou diante de Joabe e saiu correndo.</w:t>
       </w:r>
     </w:p>
     <w:p>
@@ -10503,7 +10503,7 @@
         <w:rPr>
           <w:lang w:val="pt_PT" w:bidi="pt_PT"/>
         </w:rPr>
-        <w:t xml:space="preserve"> Mesmo assim, Aimaás, filho de Zadoque, insistiu com Joabe: "Aconteça o que acontecer, deixe-me ir também”. Joabe indagou: "Por que você quer ir, meu filho? Não haverá recompensa por essa notícia”.</w:t>
+        <w:t xml:space="preserve"> Mesmo assim, Aimaás, filho de Zadoque, insistiu com Joabe: “Aconteça o que acontecer, deixe-me ir também”. Joabe indagou: “Por que você quer ir, meu filho? Não haverá recompensa por essa notícia”.</w:t>
       </w:r>
     </w:p>
     <w:p>
@@ -10524,7 +10524,7 @@
         <w:rPr>
           <w:lang w:val="pt_PT" w:bidi="pt_PT"/>
         </w:rPr>
-        <w:t xml:space="preserve"> Ele insistiu, dizendo: "Eu sei, mas permita que eu vá mesmo assim”. Por fim, Joabe respondeu: "Está bem, vá”. Então Aimaás seguiu pelo caminho mais fácil, pela planície, e correu até Maanaim, chegando antes do etíope.</w:t>
+        <w:t xml:space="preserve"> Ele insistiu, dizendo: “Eu sei, mas permita que eu vá mesmo assim”. Por fim, Joabe respondeu: “Está bem, vá”. Então Aimaás seguiu pelo caminho mais fácil, pela planície, e correu até Maanaim, chegando antes do etíope.</w:t>
       </w:r>
     </w:p>
     <w:p>
@@ -10545,7 +10545,7 @@
         <w:rPr>
           <w:lang w:val="pt_PT" w:bidi="pt_PT"/>
         </w:rPr>
-        <w:t xml:space="preserve"> Enquanto Davi estava entre o portão interno e o externo da cidade, o vigia subiu ao terraço sobre a porta, junto ao muro. Ao olhar, viu um homem correndo em direção à cidade.</w:t>
+        <w:t xml:space="preserve"> O rei estava entre a porta interna e a externa da cidade quando o vigia subiu ao terraço sobre a muralha. Ele viu um homem correndo em direção à cidade.</w:t>
       </w:r>
     </w:p>
     <w:p>
@@ -10566,7 +10566,7 @@
         <w:rPr>
           <w:lang w:val="pt_PT" w:bidi="pt_PT"/>
         </w:rPr>
-        <w:t xml:space="preserve"> O vigia gritou para avisar o rei, e Davi respondeu: "Se ele vem sozinho, deve trazer boas notícias”.</w:t>
+        <w:t xml:space="preserve"> O vigia gritou para avisar o rei, e Davi respondeu: “Se ele vem sozinho, deve trazer boas notícias”.</w:t>
       </w:r>
     </w:p>
     <w:p>
@@ -10587,7 +10587,7 @@
         <w:rPr>
           <w:lang w:val="pt_PT" w:bidi="pt_PT"/>
         </w:rPr>
-        <w:t xml:space="preserve"> Enquanto o mensageiro se aproximava, o vigia viu outro homem correndo e avisou: "Há mais um vindo!". O rei respondeu: "Esse também deve trazer boas notícias”.</w:t>
+        <w:t xml:space="preserve"> Enquanto o mensageiro se aproximava, o vigia viu outro homem correndo e avisou: “Há mais um vindo!”. O rei respondeu: “Esse também deve trazer boas notícias”.</w:t>
       </w:r>
     </w:p>
     <w:p>
@@ -10608,7 +10608,7 @@
         <w:rPr>
           <w:lang w:val="pt_PT" w:bidi="pt_PT"/>
         </w:rPr>
-        <w:t xml:space="preserve"> O vigia disse: "Pelo jeito de correr, o primeiro homem deve ser Aimaás, filho de Zadoque". O rei respondeu: "Ele é um bom homem e certamente traz boas notícias".</w:t>
+        <w:t xml:space="preserve"> O vigia disse: “Pelo jeito de correr, o primeiro homem deve ser Aimaás, filho de Zadoque”. O rei respondeu: “Ele é um bom homem e certamente traz boas notícias”.</w:t>
       </w:r>
     </w:p>
     <w:p>
@@ -10629,7 +10629,7 @@
         <w:rPr>
           <w:lang w:val="pt_PT" w:bidi="pt_PT"/>
         </w:rPr>
-        <w:t xml:space="preserve"> Aimaás gritou ao rei: "Está tudo bem!". Em seguida, ajoelhou-se diante dele, com o rosto em terra, e disse: "Seja louvado o SENHOR, teu Deus, que te concedeu vitória sobre os que se levantaram contra ti".</w:t>
+        <w:t xml:space="preserve"> Aimaás gritou ao rei: “Está tudo bem!”. Em seguida, ajoelhou-se diante dele, com o rosto em terra, e disse: “Seja louvado o SENHOR, seu Deus, que lhe concedeu vitória sobre os que se levantaram contra o senhor”.</w:t>
       </w:r>
     </w:p>
     <w:p>
@@ -10650,7 +10650,7 @@
         <w:rPr>
           <w:lang w:val="pt_PT" w:bidi="pt_PT"/>
         </w:rPr>
-        <w:t xml:space="preserve"> O rei perguntou: "O jovem Absalão está bem?". Aimaás respondeu: "Vi muita confusão quando Joabe, servo do rei, enviou teu servo, mas não sei o que aconteceu depois”.</w:t>
+        <w:t xml:space="preserve"> O rei perguntou: “O jovem Absalão está bem?”. Aimaás respondeu: “Vi muita confusão quando Joabe, servo do rei, me enviou para cá, mas não sei o que aconteceu depois”.</w:t>
       </w:r>
     </w:p>
     <w:p>
@@ -10671,7 +10671,7 @@
         <w:rPr>
           <w:lang w:val="pt_PT" w:bidi="pt_PT"/>
         </w:rPr>
-        <w:t xml:space="preserve"> O rei disse: "Fique ali ao lado e espere”. E Aimaás ficou aguardando.</w:t>
+        <w:t xml:space="preserve"> O rei disse: “Fique ali ao lado e espere”. E Aimaás ficou aguardando.</w:t>
       </w:r>
     </w:p>
     <w:p>
@@ -10692,7 +10692,7 @@
         <w:rPr>
           <w:lang w:val="pt_PT" w:bidi="pt_PT"/>
         </w:rPr>
-        <w:t xml:space="preserve"> Logo depois, o etíope chegou e disse: "Ó rei, meu senhor, trago boas notícias! Hoje o SENHOR te livrou de todos os que se levantaram contra ti”.</w:t>
+        <w:t xml:space="preserve"> Logo depois, o etíope chegou e disse: “Ó rei, meu senhor, trago boas notícias! Hoje o SENHOR o livrou de todos os que se levantaram contra o senhor”.</w:t>
       </w:r>
     </w:p>
     <w:p>
@@ -10713,7 +10713,7 @@
         <w:rPr>
           <w:lang w:val="pt_PT" w:bidi="pt_PT"/>
         </w:rPr>
-        <w:t xml:space="preserve"> O rei perguntou: "E quanto ao jovem Absalão, ele está bem?". O etíope respondeu: "Que o mesmo fim daquele jovem alcance todos os inimigos do meu senhor, o rei, e todos os que se levantam para lhe causar mal”.</w:t>
+        <w:t xml:space="preserve"> O rei perguntou: “E quanto ao jovem Absalão, ele está bem?”. O etíope respondeu: “Que o mesmo fim daquele jovem alcance todos os inimigos do meu senhor, o rei, e todos os que se levantam para lhe causar mal”.</w:t>
       </w:r>
     </w:p>
     <w:p>
@@ -10734,7 +10734,7 @@
         <w:rPr>
           <w:lang w:val="pt_PT" w:bidi="pt_PT"/>
         </w:rPr>
-        <w:t xml:space="preserve"> Ao entender as palavras do mensageiro, o rei deixou as portas da cidade, subiu ao seu quarto e começou a chorar intensamente. Em meio ao lamento, dizia: "Meu filho Absalão! Meu filho, meu filho Absalão! Se fosse possível, eu teria morrido em seu lugar! Ah, Absalão, meu filho querido!".</w:t>
+        <w:t xml:space="preserve"> Ao entender as palavras do mensageiro, o rei deixou as portas da cidade, subiu ao seu quarto e começou a chorar intensamente. Em meio ao lamento, dizia: “Meu filho Absalão! Meu filho, meu filho Absalão! Se fosse possível, eu teria morrido em seu lugar! Ah, Absalão, meu filho querido!”.</w:t>
       </w:r>
     </w:p>
     <w:p>
@@ -10834,7 +10834,7 @@
         <w:rPr>
           <w:lang w:val="pt_PT" w:bidi="pt_PT"/>
         </w:rPr>
-        <w:t xml:space="preserve"> O rei cobriu o rosto com as mãos e clamava em alta voz: "Meu filho! Absalão, meu filho querido!".</w:t>
+        <w:t xml:space="preserve"> O rei cobriu o rosto com as mãos e clamava em alta voz: “Meu filho! Absalão, meu filho querido!”.</w:t>
       </w:r>
     </w:p>
     <w:p>
@@ -10855,7 +10855,7 @@
         <w:rPr>
           <w:lang w:val="pt_PT" w:bidi="pt_PT"/>
         </w:rPr>
-        <w:t xml:space="preserve"> Então Joabe entrou na casa do rei e disse: "Hoje envergonhaste teus soldados, aqueles que salvaram a tua vida, a vida dos teus filhos e filhas, e também a vida de tuas esposas e concubinas.</w:t>
+        <w:t xml:space="preserve"> Então Joabe entrou na casa do rei e disse: “Hoje o senhor envergonhou seus soldados, aqueles que salvaram sua vida, a vida de seus filhos e filhas, e também a vida de suas esposas e concubinas.</w:t>
       </w:r>
     </w:p>
     <w:p>
@@ -10876,7 +10876,7 @@
         <w:rPr>
           <w:lang w:val="pt_PT" w:bidi="pt_PT"/>
         </w:rPr>
-        <w:t xml:space="preserve"> Desprezas os que te amam e demonstras afeto por quem te odeia. Ficou claro que os teus oficiais e soldados não têm valor para o senhor. Agora vejo que preferirias que Absalão estivesse vivo e todos nós estivéssemos mortos”.</w:t>
+        <w:t xml:space="preserve"> Despreza os que o amam e demonstra afeto por quem o odeia. Ficou claro que os seus oficiais e soldados não têm valor para o senhor. Agora vejo que preferiria que Absalão estivesse vivo e todos nós estivéssemos mortos.</w:t>
       </w:r>
     </w:p>
     <w:p>
@@ -10897,7 +10897,7 @@
         <w:rPr>
           <w:lang w:val="pt_PT" w:bidi="pt_PT"/>
         </w:rPr>
-        <w:t xml:space="preserve"> Agora vai e encoraja teus soldados. Juro pelo SENHOR que, se o senhor não fizer isso, nenhum deles ficará ao teu lado esta noite. Isso será pior do que todas as dificuldades que já enfrentaste desde a juventude”.</w:t>
+        <w:t xml:space="preserve"> Agora vá e encoraje seus soldados. Juro pelo SENHOR que, se o senhor não fizer isso, nenhum deles ficará ao seu lado esta noite. Isso será pior do que todas as dificuldades que o senhor já enfrentou desde a juventude”.</w:t>
       </w:r>
     </w:p>
     <w:p>
@@ -10939,7 +10939,7 @@
         <w:rPr>
           <w:lang w:val="pt_PT" w:bidi="pt_PT"/>
         </w:rPr>
-        <w:t xml:space="preserve"> Em todas as tribos de Israel, o povo comentava entre si: "Foi Davi quem nos salvou dos nossos inimigos e nos libertou dos filisteus. Mas agora ele fugiu por causa de Absalão.</w:t>
+        <w:t xml:space="preserve"> Em todas as tribos de Israel, o povo comentava entre si: “Foi Davi quem nos salvou dos nossos inimigos e nos libertou dos filisteus. Mas agora ele fugiu por causa de Absalão.</w:t>
       </w:r>
     </w:p>
     <w:p>
@@ -10981,7 +10981,7 @@
         <w:rPr>
           <w:lang w:val="pt_PT" w:bidi="pt_PT"/>
         </w:rPr>
-        <w:t xml:space="preserve"> O rei Davi soube do que os israelitas estavam dizendo e enviou os sacerdotes Zadoque e Abiatar aos líderes de Judá para perguntar:"Por que vocês seriam os últimos a ajudar a trazer o rei de volta ao seu palácio?</w:t>
+        <w:t xml:space="preserve"> O rei Davi soube do que os israelitas estavam dizendo e enviou os sacerdotes Zadoque e Abiatar aos líderes de Judá para perguntar: “Por que vocês seriam os últimos a ajudar a trazer o rei de volta ao seu palácio?</w:t>
       </w:r>
     </w:p>
     <w:p>
@@ -11002,7 +11002,7 @@
         <w:rPr>
           <w:lang w:val="pt_PT" w:bidi="pt_PT"/>
         </w:rPr>
-        <w:t xml:space="preserve"> Vocês são meus parentes, da minha própria carne e do meu próprio sangue. Por que seriam os últimos a me ajudar a retornar?".</w:t>
+        <w:t xml:space="preserve"> Vocês são meus parentes, da minha própria carne e do meu próprio sangue. Por que seriam os últimos a me ajudar a retornar?”.</w:t>
       </w:r>
     </w:p>
     <w:p>
@@ -11023,7 +11023,7 @@
         <w:rPr>
           <w:lang w:val="pt_PT" w:bidi="pt_PT"/>
         </w:rPr>
-        <w:t xml:space="preserve"> Davi mandou dizer a Amasa: "Você é meu parente, da mesma carne e do mesmo sangue. Que Deus me castigue severamente se, a partir de hoje, você não se tornar o comandante do meu exército no lugar de Joabe”.</w:t>
+        <w:t xml:space="preserve"> Davi mandou dizer a Amasa: “Você é meu parente, da mesma carne e do mesmo sangue. Que Deus me castigue severamente se, a partir de hoje, você não se tornar o comandante do meu exército no lugar de Joabe”.</w:t>
       </w:r>
     </w:p>
     <w:p>
@@ -11044,7 +11044,7 @@
         <w:rPr>
           <w:lang w:val="pt_PT" w:bidi="pt_PT"/>
         </w:rPr>
-        <w:t xml:space="preserve"> Essa mensagem convenceu todas as autoridades de Judá, que responderam em plena concordância. Mandaram dizer ao rei: "Volte e traga todos os que estão com o senhor!".</w:t>
+        <w:t xml:space="preserve"> Essa mensagem convenceu todas as autoridades de Judá, que responderam em plena concordância. Mandaram dizer ao rei: “Volte e traga todos os que estão com o senhor!”.</w:t>
       </w:r>
     </w:p>
     <w:p>
@@ -11149,7 +11149,7 @@
         <w:rPr>
           <w:lang w:val="pt_PT" w:bidi="pt_PT"/>
         </w:rPr>
-        <w:t xml:space="preserve"> "Meu senhor, o rei, peço que me perdoes. Não leves em conta as palavras ofensivas que este servo disse quando saíste de Jerusalém.</w:t>
+        <w:t xml:space="preserve"> "Meu senhor, o rei, peço que me perdoe. Não leve em conta as coisas terríveis que eu disse quando o rei saiu de Jerusalém.</w:t>
       </w:r>
     </w:p>
     <w:p>
@@ -11170,7 +11170,7 @@
         <w:rPr>
           <w:lang w:val="pt_PT" w:bidi="pt_PT"/>
         </w:rPr>
-        <w:t xml:space="preserve"> Reconheço que errei. Por isso vim hoje, sendo o primeiro de todo Israel a encontrar o meu senhor, o rei”.</w:t>
+        <w:t xml:space="preserve"> Reconheço que errei. Por isso vim hoje, sendo o primeiro da tribo de José a encontrar o meu senhor, o rei”.</w:t>
       </w:r>
     </w:p>
     <w:p>
@@ -11191,7 +11191,7 @@
         <w:rPr>
           <w:lang w:val="pt_PT" w:bidi="pt_PT"/>
         </w:rPr>
-        <w:t xml:space="preserve"> Então Abisai, filho de Zeruia, disse: "Simei amaldiçoou o ungido do SENHOR. Ele deve morrer!".</w:t>
+        <w:t xml:space="preserve"> Então Abisai, filho de Zeruia, disse: “Simei amaldiçoou o ungido do SENHOR. Ele deve morrer!”.</w:t>
       </w:r>
     </w:p>
     <w:p>
@@ -11233,7 +11233,7 @@
         <w:rPr>
           <w:lang w:val="pt_PT" w:bidi="pt_PT"/>
         </w:rPr>
-        <w:t xml:space="preserve"> E o rei prometeu a Simei, sob juramento: "Você não será morto”.</w:t>
+        <w:t xml:space="preserve"> E o rei prometeu a Simei, sob juramento: “Você não será morto”.</w:t>
       </w:r>
     </w:p>
     <w:p>
@@ -11275,7 +11275,7 @@
         <w:rPr>
           <w:lang w:val="pt_PT" w:bidi="pt_PT"/>
         </w:rPr>
-        <w:t xml:space="preserve"> Quando chegou diante do rei, este lhe perguntou: "Por que você não veio comigo, Mefibosete?".</w:t>
+        <w:t xml:space="preserve"> Quando chegou diante do rei, este lhe perguntou: “Por que você não veio comigo, Mefibosete?”.</w:t>
       </w:r>
     </w:p>
     <w:p>
@@ -11296,7 +11296,7 @@
         <w:rPr>
           <w:lang w:val="pt_PT" w:bidi="pt_PT"/>
         </w:rPr>
-        <w:t xml:space="preserve"> Ele respondeu: "Meu senhor, o rei, o meu servo Ziba me enganou. Pedi que ele preparasse o meu jumento para que eu pudesse acompanhar o senhor, pois, como o senhor sabe, sou aleijado.</w:t>
+        <w:t xml:space="preserve"> Ele respondeu: “Meu senhor, o rei, o meu servo Ziba me enganou. Pedi que ele preparasse o meu jumento para que eu pudesse acompanhar o senhor, pois, como o senhor sabe, sou aleijado.</w:t>
       </w:r>
     </w:p>
     <w:p>
@@ -11338,7 +11338,7 @@
         <w:rPr>
           <w:lang w:val="pt_PT" w:bidi="pt_PT"/>
         </w:rPr>
-        <w:t xml:space="preserve"> Eu e toda a minha família só poderíamos esperar a morte. Mesmo assim, o senhor me honrou ao permitir que eu comesse à sua mesa. O que mais eu poderia pedir?".</w:t>
+        <w:t xml:space="preserve"> Eu e toda a minha família só poderíamos esperar a morte. Mesmo assim, o senhor me honrou ao permitir que eu comesse à sua mesa. O que mais eu poderia pedir?”.</w:t>
       </w:r>
     </w:p>
     <w:p>
@@ -11359,7 +11359,7 @@
         <w:rPr>
           <w:lang w:val="pt_PT" w:bidi="pt_PT"/>
         </w:rPr>
-        <w:t xml:space="preserve"> Davi respondeu: "Não é necessário continuar se explicando. Já decidi que você e Ziba dividirão a terra igualmente”.</w:t>
+        <w:t xml:space="preserve"> Davi respondeu: “Você não precisa dar mais explicações. Já decidi que você e Ziba dividirão a terra igualmente”.</w:t>
       </w:r>
     </w:p>
     <w:p>
@@ -11380,7 +11380,7 @@
         <w:rPr>
           <w:lang w:val="pt_PT" w:bidi="pt_PT"/>
         </w:rPr>
-        <w:t xml:space="preserve"> Mefibosete disse: "Ele pode ficar com tudo. Para mim, basta saber que o meu senhor, o rei, voltou para casa em segurança”.</w:t>
+        <w:t xml:space="preserve"> Mefibosete disse: “Ele pode ficar com tudo. Para mim, basta saber que o meu senhor, o rei, voltou para casa em segurança”.</w:t>
       </w:r>
     </w:p>
     <w:p>
@@ -11443,7 +11443,7 @@
         <w:rPr>
           <w:lang w:val="pt_PT" w:bidi="pt_PT"/>
         </w:rPr>
-        <w:t xml:space="preserve"> O rei disse a Barzilai: "Venha comigo para Jerusalém, e eu cuidarei de você”.</w:t>
+        <w:t xml:space="preserve"> O rei disse a Barzilai: “Venha comigo para Jerusalém, e eu cuidarei de você”.</w:t>
       </w:r>
     </w:p>
     <w:p>
@@ -11464,7 +11464,7 @@
         <w:rPr>
           <w:lang w:val="pt_PT" w:bidi="pt_PT"/>
         </w:rPr>
-        <w:t xml:space="preserve"> Barzilai respondeu: "Sou velho demais para acompanhar o rei até Jerusalém.</w:t>
+        <w:t xml:space="preserve"> Barzilai respondeu: “Sou velho demais para acompanhar o rei até Jerusalém.</w:t>
       </w:r>
     </w:p>
     <w:p>
@@ -11527,7 +11527,7 @@
         <w:rPr>
           <w:lang w:val="pt_PT" w:bidi="pt_PT"/>
         </w:rPr>
-        <w:t xml:space="preserve"> Peço-te que me permitas voltar para morrer em minha cidade, onde meu pai e minha mãe foram sepultados. Mas aqui está o teu servo Quimã; deixa que ele vá com o meu senhor, o rei, e receba o que o senhor decidir lhe dar”.</w:t>
+        <w:t xml:space="preserve"> Peço que me permita voltar para morrer em minha cidade, onde meus pais foram sepultados. Mas aqui está o seu servo Quimã; deixe que ele vá com o meu senhor, o rei, e faça com ele o que considerar melhor”.</w:t>
       </w:r>
     </w:p>
     <w:p>
@@ -11548,7 +11548,7 @@
         <w:rPr>
           <w:lang w:val="pt_PT" w:bidi="pt_PT"/>
         </w:rPr>
-        <w:t xml:space="preserve"> O rei disse: "Quimã irá comigo. Farei por ele tudo o que você considerar adequado. E qualquer outro pedido que você me fizer, eu o atenderei”.</w:t>
+        <w:t xml:space="preserve"> O rei disse: “Quimã irá comigo. Farei por ele tudo o que você considerar adequado. E qualquer outro pedido que você me fizer, eu o atenderei”.</w:t>
       </w:r>
     </w:p>
     <w:p>
@@ -11611,7 +11611,7 @@
         <w:rPr>
           <w:lang w:val="pt_PT" w:bidi="pt_PT"/>
         </w:rPr>
-        <w:t xml:space="preserve"> Contudo, os homens de Israel reclamaram, dizendo: “Por que só os nossos irmãos de Judá ajudaram o rei, sua família e seus soldados a atravessar o rio Jordão?”.</w:t>
+        <w:t xml:space="preserve"> Contudo, os homens de Israel reclamaram, dizendo: “Por que os nossos irmãos de Judá levaram o rei para o outro lado do rio Jordão, junto com sua família e seus soldados?”.</w:t>
       </w:r>
     </w:p>
     <w:p>
@@ -11690,7 +11690,7 @@
         <w:rPr>
           <w:lang w:val="pt_PT" w:bidi="pt_PT"/>
         </w:rPr>
-        <w:t xml:space="preserve"> Havia ali um homem causador de confusão chamado Seba, filho de Bicri, da tribo de Benjamim. Ele tocou a trombeta e declarou: “Não temos compromisso com Davi, nem herança com o filho de Jessé. Que cada israelita volte para sua casa!”.</w:t>
+        <w:t xml:space="preserve"> Havia ali um homem perverso chamado Seba, filho de Bicri, da tribo de Benjamim. Ele tocou a trombeta e declarou: “Não temos compromisso com Davi, nem herança com o filho de Jessé. Que cada israelita volte para sua casa!”.</w:t>
       </w:r>
     </w:p>
     <w:p>
@@ -11795,7 +11795,7 @@
         <w:rPr>
           <w:lang w:val="pt_PT" w:bidi="pt_PT"/>
         </w:rPr>
-        <w:t xml:space="preserve"> Então Davi disse a Abisai: “Seba, filho de Bicri, pode nos causar mais prejuízo do que Absalão. Leve minhas tropas e persiga-o, antes que ele se refugie em uma cidade fortificada e fique fora do nosso alcance”.</w:t>
+        <w:t xml:space="preserve"> Então Davi disse a Abisai: “Seba, filho de Bicri, pode nos causar mais prejuízo do que Absalão. Leve os meus homens e persiga-o, antes que ele se refugie numa cidade fortificada e escape de nós”.</w:t>
       </w:r>
     </w:p>
     <w:p>
@@ -11837,7 +11837,7 @@
         <w:rPr>
           <w:lang w:val="pt_PT" w:bidi="pt_PT"/>
         </w:rPr>
-        <w:t xml:space="preserve"> Quando chegaram perto da grande rocha de Gibeom, encontraram Amasa. Joabe estava vestido com suas roupas de guerra e usava um cinto com um punhal na bainha. Ao se aproximar de Amasa, o punhal caiu.</w:t>
+        <w:t xml:space="preserve"> Quando chegaram perto da grande rocha de Gibeom, encontraram Amasa. Joabe estava vestido com suas roupas de guerra e trazia um punhal preso à cintura. Ao se aproximar de Amasa, o punhal se soltou.</w:t>
       </w:r>
     </w:p>
     <w:p>
@@ -11900,7 +11900,7 @@
         <w:rPr>
           <w:lang w:val="pt_PT" w:bidi="pt_PT"/>
         </w:rPr>
-        <w:t xml:space="preserve"> Um dos soldados de Joabe gritou para os soldados de Amassa: “Quem estiver do lado de Joabe e de Davi, venha e siga Joabe!”.</w:t>
+        <w:t xml:space="preserve"> Um dos soldados de Joabe gritou para os soldados de Amasa: “Quem estiver do lado de Joabe e de Davi, venha e siga Joabe!”.</w:t>
       </w:r>
     </w:p>
     <w:p>
@@ -11921,7 +11921,7 @@
         <w:rPr>
           <w:lang w:val="pt_PT" w:bidi="pt_PT"/>
         </w:rPr>
-        <w:t xml:space="preserve"> Amasa estava caído no meio da estrada, em uma poça de sangue. Os soldados de Joabe perceberam que todos paravam ao vê-lo. Então um deles o arrastou para fora do caminho, levou-o até um campo próximo e o cobriu com um manto.</w:t>
+        <w:t xml:space="preserve"> Amasa estava caído no meio da estrada, numa poça de sangue. Os soldados de Joabe perceberam que todos paravam ao vê-lo. Então um deles o arrastou para fora do caminho, levou-o até um campo próximo e o cobriu com um manto.</w:t>
       </w:r>
     </w:p>
     <w:p>
@@ -11963,7 +11963,7 @@
         <w:rPr>
           <w:lang w:val="pt_PT" w:bidi="pt_PT"/>
         </w:rPr>
-        <w:t xml:space="preserve"> Nesse meio-tempo, Seba percorreu todo o território de Israel, reunindo os membros de sua própria família, os descendentes de Bicri, e se estabeleceu na cidade de Abel-Bete-Maaca.</w:t>
+        <w:t xml:space="preserve"> Nesse meio-tempo, Seba percorreu todo o território de Israel, e os bicritas, seu próprio clã, se reuniram para segui-lo. Então ele se estabeleceu na cidade de Abel-Bete-Maaca.</w:t>
       </w:r>
     </w:p>
     <w:p>
@@ -12026,7 +12026,7 @@
         <w:rPr>
           <w:lang w:val="pt_PT" w:bidi="pt_PT"/>
         </w:rPr>
-        <w:t xml:space="preserve"> Quando ele se aproximou, a mulher perguntou: “O senhor é Joabe?”. “Sou eu”, respondeu ele. Então ela disse: “Peço-te que ouças com atenção as palavras da tua serva”. “Estou ouvindo”, respondeu ele.</w:t>
+        <w:t xml:space="preserve"> Quando ele se aproximou, a mulher perguntou: “O senhor é Joabe?”. “Sou eu”, respondeu ele. Então ela disse: “Peço que ouça com atenção as palavras da sua serva”. “Estou ouvindo”, respondeu ele.</w:t>
       </w:r>
     </w:p>
     <w:p>
@@ -12068,7 +12068,7 @@
         <w:rPr>
           <w:lang w:val="pt_PT" w:bidi="pt_PT"/>
         </w:rPr>
-        <w:t xml:space="preserve"> Nossa cidade é importante e conhecida por ser pacífica e leal em Israel. Por que o senhor quer destruí-la? Deseja acabar com aquilo que pertence a Deus, o SENHOR?".</w:t>
+        <w:t xml:space="preserve"> Nossa cidade é pacífica e fiel em Israel. Ela é como uma cidade-mãe para o nosso povo. Por que o senhor quer destruí-la? Deseja arruinar aquilo que pertence ao SENHOR?”.</w:t>
       </w:r>
     </w:p>
     <w:p>
@@ -12252,7 +12252,7 @@
         <w:rPr>
           <w:lang w:val="pt_PT" w:bidi="pt_PT"/>
         </w:rPr>
-        <w:t xml:space="preserve"> No reinado de Davi houve uma fome que durou três anos. Davi consultou o SENHOR, e Ele respondeu: "A escassez aconteceu por causa de Saul e da sua família, porque eles mataram os gibeonitas".</w:t>
+        <w:t xml:space="preserve"> No reinado de Davi houve uma fome que durou três anos. Davi consultou o SENHOR, e ele respondeu: “A fome veio por causa de Saul e da sua família violenta, porque eles mataram os gibeonitas”.</w:t>
       </w:r>
     </w:p>
     <w:p>
@@ -12294,7 +12294,7 @@
         <w:rPr>
           <w:lang w:val="pt_PT" w:bidi="pt_PT"/>
         </w:rPr>
-        <w:t xml:space="preserve"> Davi perguntou aos gibeonitas: "O que posso fazer por vocês? Como posso consertar isso para que vocês não amaldiçoem a herança do SENHOR?".</w:t>
+        <w:t xml:space="preserve"> Davi perguntou aos gibeonitas: “O que posso fazer por vocês? Como posso consertar isso para que vocês abençoem a herança do SENHOR?”.</w:t>
       </w:r>
     </w:p>
     <w:p>
@@ -12315,7 +12315,7 @@
         <w:rPr>
           <w:lang w:val="pt_PT" w:bidi="pt_PT"/>
         </w:rPr>
-        <w:t xml:space="preserve"> Os gibeonitas responderam: "Não queremos prata nem ouro de Saul ou de sua família, e não pedimos que alguém em Israel seja morto". Davi então perguntou: "Qual é o pedido de vocês?".</w:t>
+        <w:t xml:space="preserve"> Os gibeonitas responderam: “Não queremos prata nem ouro de Saul ou de sua família, e não pedimos que alguém em Israel seja morto”. Davi então perguntou: “Qual é o pedido de vocês?”.</w:t>
       </w:r>
     </w:p>
     <w:p>
@@ -12336,7 +12336,7 @@
         <w:rPr>
           <w:lang w:val="pt_PT" w:bidi="pt_PT"/>
         </w:rPr>
-        <w:t xml:space="preserve"> Eles disseram: "Quanto ao homem que tentou nos eliminar e planejou que não tivéssemos lugar em Israel,</w:t>
+        <w:t xml:space="preserve"> Eles disseram: “Quanto ao homem que tentou nos eliminar e planejou que não tivéssemos lugar em Israel,</w:t>
       </w:r>
     </w:p>
     <w:p>
@@ -12357,7 +12357,7 @@
         <w:rPr>
           <w:lang w:val="pt_PT" w:bidi="pt_PT"/>
         </w:rPr>
-        <w:t xml:space="preserve"> queremos que sete de seus descendentes sejam entregues para morrer diante do SENHOR, em Gibeá de Saul, no monte do SENHOR". O rei disse: "Eu os darei a vocês".</w:t>
+        <w:t xml:space="preserve"> queremos que sete de seus descendentes sejam entregues para morrer diante do SENHOR, em Gibeá de Saul, no monte do SENHOR”. O rei disse: “Eu os darei a vocês”.</w:t>
       </w:r>
     </w:p>
     <w:p>
@@ -12399,7 +12399,7 @@
         <w:rPr>
           <w:lang w:val="pt_PT" w:bidi="pt_PT"/>
         </w:rPr>
-        <w:t xml:space="preserve"> Mas Davi mandou buscar Armoni e Mefibosete, filhos de Rispa, filha de Aiá, que ela teve com Saul, e os cinco filhos de Merabe, filha de Saul, que ela teve com Adriel, filho de Barzilai, de Meolá.</w:t>
+        <w:t xml:space="preserve"> Mas Davi mandou buscar Armoni e o outro Mefibosete, filhos que Rispa, filha de Aiá, teve com Saul, e os cinco filhos que Merabe, filha de Saul, teve com Adriel, filho de Barzilai, de Meolá.</w:t>
       </w:r>
     </w:p>
     <w:p>
@@ -12483,7 +12483,7 @@
         <w:rPr>
           <w:lang w:val="pt_PT" w:bidi="pt_PT"/>
         </w:rPr>
-        <w:t xml:space="preserve"> ele mandou recolher os ossos de Saul e de Jônatas, tirando‑os dos habitantes de Jabes‑Gileade. Eles haviam resgatado os ossos da praça de Bete‑Seã, onde os filisteus os tinham pendurado no dia em que Saul foi morto no monte Gilboa.</w:t>
+        <w:t xml:space="preserve"> ele mandou recolher os ossos de Saul e de Jônatas, tirando‑os dos habitantes de Jabes‑Gileade. Eles haviam retirado os ossos da praça de Bete‑Seã, onde os filisteus os tinham pendurado no dia em que Saul foi morto no monte Gilboa.</w:t>
       </w:r>
     </w:p>
     <w:p>
@@ -12525,7 +12525,7 @@
         <w:rPr>
           <w:lang w:val="pt_PT" w:bidi="pt_PT"/>
         </w:rPr>
-        <w:t xml:space="preserve"> O rei ordenou que os ossos de Saul e de Jônatas fossem enterrados na sepultura de Quis, pai de Saul, na cidade de Zela, na terra de Benjamim. Depois disso, Deus atendeu às orações pelo povo.</w:t>
+        <w:t xml:space="preserve"> O rei ordenou que os ossos de Saul e de Jônatas fossem enterrados na sepultura de Quis, pai de Saul, na cidade de Zela, na terra de Benjamim. Depois disso, Deus respondeu às orações em favor da terra de Israel.</w:t>
       </w:r>
     </w:p>
     <w:p>
@@ -12567,7 +12567,7 @@
         <w:rPr>
           <w:lang w:val="pt_PT" w:bidi="pt_PT"/>
         </w:rPr>
-        <w:t xml:space="preserve"> Havia ali um homem chamado Isbibenobe, descendente dos gigantes, cuja ponta de lança de bronze pesava cerca de três quilos e meio; ele trazia uma espada nova e jurou que mataria Davi.</w:t>
+        <w:t xml:space="preserve"> Havia ali um homem chamado Isbibenobe, descendente dos gigantes, cuja ponta de lança de bronze pesava cerca de 3,5 quilos; ele trazia uma espada nova e jurou que mataria Davi.</w:t>
       </w:r>
     </w:p>
     <w:p>
@@ -12588,7 +12588,7 @@
         <w:rPr>
           <w:lang w:val="pt_PT" w:bidi="pt_PT"/>
         </w:rPr>
-        <w:t xml:space="preserve"> Abisai, filho de Zeruia, correu em socorro de Davi e matou o filisteu. Então os soldados de Davi lhe juraram: "Não irás mais conosco ao combate, para que a chama de Israel não se apague".</w:t>
+        <w:t xml:space="preserve"> Abisai, filho de Zeruia, correu em socorro de Davi e matou o filisteu. Então os soldados de Davi lhe juraram: “O senhor não irá mais conosco ao combate, para que a chama de Israel não se apague”.</w:t>
       </w:r>
     </w:p>
     <w:p>
@@ -12630,7 +12630,7 @@
         <w:rPr>
           <w:lang w:val="pt_PT" w:bidi="pt_PT"/>
         </w:rPr>
-        <w:t xml:space="preserve"> Noutra luta em Gobe, Elanã, filho de Jaaré‑Oregim, de Belém, matou Golias, de Gate, cuja lança tinha uma haste parecida com a lançadeira de um tecelão.</w:t>
+        <w:t xml:space="preserve"> Durante uma luta em Gobe, Elanã, filho de Jaaré‑Oregim, de Belém, matou o irmão de Golias, de Gate, cuja lança tinha uma haste semelhante à de um tear de tecelão.</w:t>
       </w:r>
     </w:p>
     <w:p>
@@ -12730,7 +12730,7 @@
         <w:rPr>
           <w:lang w:val="pt_PT" w:bidi="pt_PT"/>
         </w:rPr>
-        <w:t xml:space="preserve"> Davi entoou este cântico ao SENHOR no dia em que ele o libertou das mãos de todos os seus inimigos e também das mãos de Saul:</w:t>
+        <w:t xml:space="preserve"> Davi entoou este cântico ao SENHOR no dia em que ele o libertou das mãos de todos os seus inimigos e das mãos de Saul:</w:t>
       </w:r>
     </w:p>
     <w:p>
@@ -12772,7 +12772,7 @@
         <w:rPr>
           <w:lang w:val="pt_PT" w:bidi="pt_PT"/>
         </w:rPr>
-        <w:t xml:space="preserve"> O meu Deus é a rocha onde encontro abrigo; nele me refugio. Ele é o meu escudo e o salvador poderoso que me protege. É a torre elevada que me guarda e o refúgio seguro onde estou protegido. Tu és quem me salva e me livra da violência.</w:t>
+        <w:t xml:space="preserve"> O meu Deus é a rocha onde encontro abrigo; nele me refugio. Ele é o meu escudo, o poder que me salva e a torre segura onde estou protegido. Ele é meu refúgio, meu salvador, aquele que me livra dos violentos.</w:t>
       </w:r>
     </w:p>
     <w:p>
@@ -12940,7 +12940,7 @@
         <w:rPr>
           <w:lang w:val="pt_PT" w:bidi="pt_PT"/>
         </w:rPr>
-        <w:t xml:space="preserve"> Montado num querubim, Ele avançou velozmente, movendo-se sobre as asas do vento.</w:t>
+        <w:t xml:space="preserve"> Montado num querubim, ele voou, movendo-se sobre as asas do vento.</w:t>
       </w:r>
     </w:p>
     <w:p>
@@ -13108,7 +13108,7 @@
         <w:rPr>
           <w:lang w:val="pt_PT" w:bidi="pt_PT"/>
         </w:rPr>
-        <w:t xml:space="preserve"> Quando eu estava em grande aperto, eles me atacaram, mas o SENHOR me sustentou.</w:t>
+        <w:t xml:space="preserve"> Quando chegou o dia da minha calamidade, eles me atacaram, mas o SENHOR me sustentou.</w:t>
       </w:r>
     </w:p>
     <w:p>
@@ -13129,7 +13129,7 @@
         <w:rPr>
           <w:lang w:val="pt_PT" w:bidi="pt_PT"/>
         </w:rPr>
-        <w:t xml:space="preserve"> Ele me conduziu a um lugar seguro e me libertou, porque se agrada de mim.</w:t>
+        <w:t xml:space="preserve"> Ele me deu ampla liberdade e me libertou, porque se agrada de mim.</w:t>
       </w:r>
     </w:p>
     <w:p>
@@ -13150,7 +13150,7 @@
         <w:rPr>
           <w:lang w:val="pt_PT" w:bidi="pt_PT"/>
         </w:rPr>
-        <w:t xml:space="preserve"> O SENHOR me recompensou conforme a minha justiça e me restaurou por causa da minha integridade.</w:t>
+        <w:t xml:space="preserve"> O SENHOR me recompensou por viver com justiça e me tratou conforme a minha integridade.</w:t>
       </w:r>
     </w:p>
     <w:p>
@@ -13213,7 +13213,7 @@
         <w:rPr>
           <w:lang w:val="pt_PT" w:bidi="pt_PT"/>
         </w:rPr>
-        <w:t xml:space="preserve"> Tenho vivido de maneira íntegra diante dele e me guardei de pecar.</w:t>
+        <w:t xml:space="preserve"> Procurei viver de forma íntegra diante dele e me afastei do pecado.</w:t>
       </w:r>
     </w:p>
     <w:p>
@@ -13234,7 +13234,7 @@
         <w:rPr>
           <w:lang w:val="pt_PT" w:bidi="pt_PT"/>
         </w:rPr>
-        <w:t xml:space="preserve"> Dessa forma Ele me recompensa, porque sou reto e porque vê que não há culpa em mim.</w:t>
+        <w:t xml:space="preserve"> Dessa forma ele me recompensa, porque sou reto e porque vê que não há culpa em mim.</w:t>
       </w:r>
     </w:p>
     <w:p>
@@ -13255,7 +13255,7 @@
         <w:rPr>
           <w:lang w:val="pt_PT" w:bidi="pt_PT"/>
         </w:rPr>
-        <w:t xml:space="preserve"> "Com o fiel, tu te revelas fiel; com o íntegro, tu te revelas íntegro.</w:t>
+        <w:t xml:space="preserve"> Com o fiel, tu te revelas fiel; com o íntegro, tu te revelas íntegro.</w:t>
       </w:r>
     </w:p>
     <w:p>
@@ -13297,7 +13297,7 @@
         <w:rPr>
           <w:lang w:val="pt_PT" w:bidi="pt_PT"/>
         </w:rPr>
-        <w:t xml:space="preserve"> Tu salvas os humildes, mas observas os orgulhosos e os fazes cair.</w:t>
+        <w:t xml:space="preserve"> Tu salvas os humildes, mas observas os orgulhosos para os humilhar.</w:t>
       </w:r>
     </w:p>
     <w:p>
@@ -13360,7 +13360,7 @@
         <w:rPr>
           <w:lang w:val="pt_PT" w:bidi="pt_PT"/>
         </w:rPr>
-        <w:t xml:space="preserve"> "O caminho de Deus é perfeito, e as suas promessas nunca falham. Ele é um escudo para todos os que confiam nele.</w:t>
+        <w:t xml:space="preserve"> O caminho de Deus é perfeito, e a sua palavra é comprovadamente verdadeira. Ele é um escudo para todos os que confiam nele.</w:t>
       </w:r>
     </w:p>
     <w:p>
@@ -13402,7 +13402,7 @@
         <w:rPr>
           <w:lang w:val="pt_PT" w:bidi="pt_PT"/>
         </w:rPr>
-        <w:t xml:space="preserve"> Deus é a minha fortaleza e a minha força; é ele quem torna o meu caminho seguro e livre de obstáculos.</w:t>
+        <w:t xml:space="preserve"> Deus é a minha fortaleza e a minha força; é ele quem torna perfeito o meu caminho.</w:t>
       </w:r>
     </w:p>
     <w:p>
@@ -13465,7 +13465,7 @@
         <w:rPr>
           <w:lang w:val="pt_PT" w:bidi="pt_PT"/>
         </w:rPr>
-        <w:t xml:space="preserve"> Tu me concedeste o escudo da vitória, e o teu socorro me engrandeceu.</w:t>
+        <w:t xml:space="preserve"> Tu me concedeste o escudo da vitória, e a tua ajuda me fez forte.</w:t>
       </w:r>
     </w:p>
     <w:p>
@@ -13486,7 +13486,7 @@
         <w:rPr>
           <w:lang w:val="pt_PT" w:bidi="pt_PT"/>
         </w:rPr>
-        <w:t xml:space="preserve"> Tu alargaste o caminho diante de mim, e os meus pés não tropeçaram.</w:t>
+        <w:t xml:space="preserve"> Tu alargaste o caminho diante de mim, e os meus tornozelos não se torceram.</w:t>
       </w:r>
     </w:p>
     <w:p>
@@ -13633,7 +13633,7 @@
         <w:rPr>
           <w:lang w:val="pt_PT" w:bidi="pt_PT"/>
         </w:rPr>
-        <w:t xml:space="preserve"> Tu me livraste dos conflitos dentro do meu próprio povo; colocaste-me como líder de nações, e até povos que eu não conhecia passaram a obedecer-me.</w:t>
+        <w:t xml:space="preserve"> Tu me livraste dos ataques do meu próprio povo; colocaste-me como líder de nações, e até povos que eu não conhecia passaram a me servir.</w:t>
       </w:r>
     </w:p>
     <w:p>
@@ -13654,7 +13654,7 @@
         <w:rPr>
           <w:lang w:val="pt_PT" w:bidi="pt_PT"/>
         </w:rPr>
-        <w:t xml:space="preserve"> Estrangeiros procuram agradar-me; assim que ouvem falar de mim, submetem-se.</w:t>
+        <w:t xml:space="preserve"> Estrangeiros me bajulam; assim que ouvem falar de mim, submetem-se.</w:t>
       </w:r>
     </w:p>
     <w:p>
@@ -13675,7 +13675,7 @@
         <w:rPr>
           <w:lang w:val="pt_PT" w:bidi="pt_PT"/>
         </w:rPr>
-        <w:t xml:space="preserve"> Eles perdem a coragem e deixam seus esconderijos tremendo.</w:t>
+        <w:t xml:space="preserve"> Eles perdem a coragem e saem tremendo das suas fortalezas.</w:t>
       </w:r>
     </w:p>
     <w:p>
@@ -13717,7 +13717,7 @@
         <w:rPr>
           <w:lang w:val="pt_PT" w:bidi="pt_PT"/>
         </w:rPr>
-        <w:t xml:space="preserve"> Ele é o Deus que faz justiça por mim e coloca nações sob meu poder.</w:t>
+        <w:t xml:space="preserve"> Ele é o Deus que executa vingança por mim e coloca nações sob meu poder.</w:t>
       </w:r>
     </w:p>
     <w:p>
@@ -13780,7 +13780,7 @@
         <w:rPr>
           <w:lang w:val="pt_PT" w:bidi="pt_PT"/>
         </w:rPr>
-        <w:t xml:space="preserve"> Tu dás grandes vitórias ao teu rei e mostras tua fidelidade ao teu ungido, Davi, e à sua descendência para sempre".</w:t>
+        <w:t xml:space="preserve"> Tu dás grandes vitórias ao teu rei e mostras tua fidelidade ao teu ungido, Davi, e à sua descendência para sempre”.</w:t>
       </w:r>
     </w:p>
     <w:p>
@@ -13817,7 +13817,7 @@
         <w:rPr>
           <w:lang w:val="pt_PT" w:bidi="pt_PT"/>
         </w:rPr>
-        <w:t xml:space="preserve"> Estas são as últimas palavras de Davi: declaração de Davi, filho de Jessé, do homem que foi elevado, consagrado pelo Deus de Jacó, o compositor dos cânticos de Israel.</w:t>
+        <w:t xml:space="preserve"> Estas são as últimas palavras de Davi: “Declaração de Davi, filho de Jessé, do homem que foi exaltado, ungido pelo Deus de Jacó, o cantor dos cânticos de Israel.</w:t>
       </w:r>
     </w:p>
     <w:p>
@@ -13901,7 +13901,7 @@
         <w:rPr>
           <w:lang w:val="pt_PT" w:bidi="pt_PT"/>
         </w:rPr>
-        <w:t xml:space="preserve"> A minha casa está em harmonia com Deus. Ele firmou comigo uma aliança eterna, segura e bem estabelecida em todos os aspectos. Certamente fará prosperar tudo o que me diz respeito e realizará plenamente o que desejo.</w:t>
+        <w:t xml:space="preserve"> A minha dinastia está firme diante de Deus. Ele fez comigo uma aliança eterna, segura e bem estabelecida em todos os aspectos. Certamente fará prosperar tudo e me concederá tudo o que desejo.</w:t>
       </w:r>
     </w:p>
     <w:p>
@@ -13964,7 +13964,7 @@
         <w:rPr>
           <w:lang w:val="pt_PT" w:bidi="pt_PT"/>
         </w:rPr>
-        <w:t xml:space="preserve"> Estes são os principais guerreiros de Davi: Jabesão, um tacmonita, chefe do grupo dos três mais valentes. Em certa ocasião, com uma lança, enfrentou oitocentos homens numa única batalha e os matou.</w:t>
+        <w:t xml:space="preserve"> Estes são os nomes dos principais guerreiros de Davi: Jabesão, um tacmonita, chefe do grupo dos três mais valentes. Em certa ocasião, com uma lança, enfrentou oitocentos homens numa única batalha e os matou.</w:t>
       </w:r>
     </w:p>
     <w:p>
@@ -14006,7 +14006,7 @@
         <w:rPr>
           <w:lang w:val="pt_PT" w:bidi="pt_PT"/>
         </w:rPr>
-        <w:t xml:space="preserve"> mas Eleazar permaneceu firme e atacou os filisteus até sua mão ficar rígida e presa à espada. Naquele dia, o SENHOR concedeu uma grande vitória, e o exército voltou apenas para recolher os despojos dos mortos.</w:t>
+        <w:t xml:space="preserve"> mas Eleazar permaneceu firme e atacou os filisteus até sua mão ficar dormente e grudada à espada. Naquele dia, o SENHOR concedeu uma grande vitória, e o exército voltou apenas para recolher os despojos dos mortos.</w:t>
       </w:r>
     </w:p>
     <w:p>
@@ -14027,7 +14027,7 @@
         <w:rPr>
           <w:lang w:val="pt_PT" w:bidi="pt_PT"/>
         </w:rPr>
-        <w:t xml:space="preserve"> Depois dele veio Samá, filho de Agé, de Harar. Os filisteus se reuniram em Leí, onde havia um campo de lentilhas. O exército de Israel fugiu,</w:t>
+        <w:t xml:space="preserve"> Depois dele veio Samá, filho de Agé, de Harar. Os filisteus se reuniram em Leí, onde havia um campo de lentilhas. O exército de Israel fugiu dos filisteus,</w:t>
       </w:r>
     </w:p>
     <w:p>
@@ -14111,7 +14111,7 @@
         <w:rPr>
           <w:lang w:val="pt_PT" w:bidi="pt_PT"/>
         </w:rPr>
-        <w:t xml:space="preserve"> Davi expressou um desejo, dizendo: “Como eu gostaria de beber da água fresca do poço que está perto da entrada de Belém!”.</w:t>
+        <w:t xml:space="preserve"> Davi expressou um desejo, dizendo: “Como eu gostaria de beber da água da cisterna que está perto da entrada de Belém!”.</w:t>
       </w:r>
     </w:p>
     <w:p>
@@ -14174,7 +14174,7 @@
         <w:rPr>
           <w:lang w:val="pt_PT" w:bidi="pt_PT"/>
         </w:rPr>
-        <w:t xml:space="preserve"> Abisai, irmão de Joabe e filho de Zeruia, era o comandante do grupo dos trinta. Em certa ocasião, com sua lança, matou trezentos homens e tornou-se tão famoso quanto os três.</w:t>
+        <w:t xml:space="preserve"> Abisai, irmão de Joabe e filho de Zeruia, era o comandante do grupo dos trinta. Em certa ocasião, matou trezentos homens com sua lança e ficou muito conhecido entre os guerreiros.</w:t>
       </w:r>
     </w:p>
     <w:p>
@@ -14216,7 +14216,7 @@
         <w:rPr>
           <w:lang w:val="pt_PT" w:bidi="pt_PT"/>
         </w:rPr>
-        <w:t xml:space="preserve"> Benaia, filho de Joiada, era um guerreiro valente de Cabzeel, conhecido por feitos extraordinários. Ele matou dois dos mais fortes guerreiros de Moabe e, em um dia de neve, desceu a um buraco e matou um leão.</w:t>
+        <w:t xml:space="preserve"> Benaia, filho de Joiada, era um guerreiro valente de Cabzeel, conhecido por feitos extraordinários. Ele matou dois dos mais fortes guerreiros de Moabe e, num dia de neve, desceu num buraco e matou um leão.</w:t>
       </w:r>
     </w:p>
     <w:p>
@@ -14279,7 +14279,7 @@
         <w:rPr>
           <w:lang w:val="pt_PT" w:bidi="pt_PT"/>
         </w:rPr>
-        <w:t xml:space="preserve"> Ele foi mais honrado do que qualquer outro entre os trinta, embora não estivesse entre os três. Davi o designou como comandante de sua guarda pessoal.</w:t>
+        <w:t xml:space="preserve"> Ele foi mais honrado do que qualquer outro entre os trinta, embora não estivesse entre os três principais guerreiros. Davi o colocou como comandante de sua guarda pessoal.</w:t>
       </w:r>
     </w:p>
     <w:p>
@@ -14615,7 +14615,7 @@
         <w:rPr>
           <w:lang w:val="pt_PT" w:bidi="pt_PT"/>
         </w:rPr>
-        <w:t xml:space="preserve"> No total, eram trinta e sete homens.</w:t>
+        <w:t xml:space="preserve"> e Urias, o hitita. No total, eram 37 homens.</w:t>
       </w:r>
     </w:p>
     <w:p>
@@ -14673,7 +14673,7 @@
         <w:rPr>
           <w:lang w:val="pt_PT" w:bidi="pt_PT"/>
         </w:rPr>
-        <w:t xml:space="preserve"> O rei falou a Joabe e aos principais oficiais do exército: "Percorram todas as tribos, desde Dã até Berseba, e registrem o número dos habitantes, para que eu saiba quantos somos</w:t>
+        <w:t xml:space="preserve"> O rei falou a Joabe e aos principais oficiais do exército: “Percorram todas as tribos, desde Dã até Berseba, e contem o povo, para que eu saiba quantos são”.</w:t>
       </w:r>
     </w:p>
     <w:p>
@@ -14694,7 +14694,7 @@
         <w:rPr>
           <w:lang w:val="pt_PT" w:bidi="pt_PT"/>
         </w:rPr>
-        <w:t xml:space="preserve"> Joabe respondeu: "Que o SENHOR, teu Deus, multiplique grandemente o povo, e que o rei, meu senhor, possa ver isso com seus próprios olhos! Diga-me, porém, por que o rei deseja proceder assim?".</w:t>
+        <w:t xml:space="preserve"> Joabe respondeu: “Que o SENHOR, seu Deus, multiplique grandemente o povo, e que o rei, meu senhor, possa ver isso com seus próprios olhos! Diga-me, porém, por que o rei deseja proceder assim?”.</w:t>
       </w:r>
     </w:p>
     <w:p>
@@ -14736,7 +14736,7 @@
         <w:rPr>
           <w:lang w:val="pt_PT" w:bidi="pt_PT"/>
         </w:rPr>
-        <w:t xml:space="preserve"> Ao atravessarem o Jordão, iniciaram o levantamento em Aroer, ao sul da cidade, no vale; dali seguiram para Gade e depois para Jazar.</w:t>
+        <w:t xml:space="preserve"> Ao atravessarem o Jordão, iniciaram o levantamento em Aroer, ao sul da cidade, no vale. Dali, seguiram para Gade e depois para Jazar.</w:t>
       </w:r>
     </w:p>
     <w:p>
@@ -14778,7 +14778,7 @@
         <w:rPr>
           <w:lang w:val="pt_PT" w:bidi="pt_PT"/>
         </w:rPr>
-        <w:t xml:space="preserve"> Prosseguiram em direção à fortaleza de Tiro e a todas as cidades dos heveus e dos cananeus; por fim chegaram a Berseba, no Neguebe de Judá.</w:t>
+        <w:t xml:space="preserve"> Prosseguiram em direção à fortaleza de Tiro e a todas as cidades dos heveus e dos cananeus. Por fim, chegaram a Berseba, no Neguebe de Judá.</w:t>
       </w:r>
     </w:p>
     <w:p>
@@ -14841,7 +14841,7 @@
         <w:rPr>
           <w:lang w:val="pt_PT" w:bidi="pt_PT"/>
         </w:rPr>
-        <w:t xml:space="preserve"> Ao ver o resultado, Davi foi tomado por remorso e clamou ao SENHOR: "Pequei gravemente ao ordenar isto; rogo-te, SENHOR, que perdoes o pecado do teu servo, pois agi com grande insensatez”.</w:t>
+        <w:t xml:space="preserve"> Ao ver o resultado, Davi foi tomado por remorso e clamou ao SENHOR: “Pequei gravemente ao ordenar isto. Rogo-te, SENHOR, que perdoes o pecado do teu servo, pois agi com grande insensatez”.</w:t>
       </w:r>
     </w:p>
     <w:p>
@@ -14862,7 +14862,7 @@
         <w:rPr>
           <w:lang w:val="pt_PT" w:bidi="pt_PT"/>
         </w:rPr>
-        <w:t xml:space="preserve"> Na manhã seguinte, quando Davi se levantou, o SENHOR já havia comunicado a Gade, seu vidente.</w:t>
+        <w:t xml:space="preserve"> Na manhã seguinte, quando Davi se levantou, o SENHOR já havia falado com Gade, o vidente de Davi.</w:t>
       </w:r>
     </w:p>
     <w:p>
@@ -14883,7 +14883,7 @@
         <w:rPr>
           <w:lang w:val="pt_PT" w:bidi="pt_PT"/>
         </w:rPr>
-        <w:t xml:space="preserve"> Gade foi ao rei e transmitiu a palavra: "Assim diz o SENHOR: 'Apresento-te três alternativas de punição; escolhe uma delas, e eu a executarei sobre ti'”.</w:t>
+        <w:t xml:space="preserve"> Gade foi ao rei e transmitiu a palavra: “Assim diz o SENHOR: ‘Apresento a você três alternativas de punição; escolha uma delas, e eu a executarei’”.</w:t>
       </w:r>
     </w:p>
     <w:p>
@@ -14904,7 +14904,7 @@
         <w:rPr>
           <w:lang w:val="pt_PT" w:bidi="pt_PT"/>
         </w:rPr>
-        <w:t xml:space="preserve"> Gade perguntou: "Que preferes: três anos de fome em tua terra; três meses fugindo dos inimigos que te perseguirão; ou três dias de praga sobre a nação? Pondera bem e diz-me o que devo responder a quem me enviou”.</w:t>
+        <w:t xml:space="preserve"> Gade perguntou: “O que prefere: três anos de fome em sua terra, três meses fugindo dos inimigos que o perseguirão ou três dias de praga sobre a nação? Pense bem e me diga o que devo responder a quem me enviou”.</w:t>
       </w:r>
     </w:p>
     <w:p>
@@ -14925,7 +14925,7 @@
         <w:rPr>
           <w:lang w:val="pt_PT" w:bidi="pt_PT"/>
         </w:rPr>
-        <w:t xml:space="preserve"> Davi respondeu: "Minha angústia é grande; prefiro cair nas mãos do SENHOR, cuja misericórdia é vasta, e não nas mãos dos homens”.</w:t>
+        <w:t xml:space="preserve"> Davi respondeu: “Minha angústia é grande; prefiro cair nas mãos do SENHOR, cuja misericórdia é vasta, e não nas mãos dos homens”.</w:t>
       </w:r>
     </w:p>
     <w:p>
@@ -14946,7 +14946,7 @@
         <w:rPr>
           <w:lang w:val="pt_PT" w:bidi="pt_PT"/>
         </w:rPr>
-        <w:t xml:space="preserve"> Então o SENHOR permitiu que uma praga atingisse Israel desde aquela manhã até o tempo que havia fixado, e setenta mil pessoas pereceram, de Dã a Berseba.</w:t>
+        <w:t xml:space="preserve"> Então o SENHOR permitiu que uma praga atingisse Israel desde aquela manhã até o tempo determinado, e setenta mil pessoas pereceram, de Dã a Berseba.</w:t>
       </w:r>
     </w:p>
     <w:p>
@@ -14967,7 +14967,7 @@
         <w:rPr>
           <w:lang w:val="pt_PT" w:bidi="pt_PT"/>
         </w:rPr>
-        <w:t xml:space="preserve"> Quando o anjo estendeu a mão para destruir Jerusalém, o SENHOR se arrependeu do desastre e disse ao anjo destruidor: "Pára; já é suficiente”. Naquele instante o anjo do SENHOR estava junto à eira de Araúna, o jebuseu.</w:t>
+        <w:t xml:space="preserve"> Quando o anjo estendeu a mão para destruir Jerusalém, o SENHOR se arrependeu do desastre e disse ao anjo destruidor: “Pare; já é suficiente”. Naquele instante o anjo do SENHOR estava junto à eira de Araúna, o jebuseu.</w:t>
       </w:r>
     </w:p>
     <w:p>
@@ -14988,7 +14988,7 @@
         <w:rPr>
           <w:lang w:val="pt_PT" w:bidi="pt_PT"/>
         </w:rPr>
-        <w:t xml:space="preserve"> Ao ver o anjo que ceifava vidas, Davi dirigiu-se ao SENHOR: "Pequei e cometi iniquidade; estas pessoas são como ovelhas — o que fizeram para merecer isto? Que o teu castigo recaia sobre mim e sobre a minha casa”.</w:t>
+        <w:t xml:space="preserve"> Ao ver o anjo que atingia o povo, Davi disse ao SENHOR: “Fui eu quem pecou; fui eu quem agiu mal. Mas estas pessoas, o que fizeram? Que a tua mão recaia sobre mim e sobre a minha casa”.</w:t>
       </w:r>
     </w:p>
     <w:p>
@@ -15009,7 +15009,7 @@
         <w:rPr>
           <w:lang w:val="pt_PT" w:bidi="pt_PT"/>
         </w:rPr>
-        <w:t xml:space="preserve"> Naquele mesmo dia Gade foi ter com Davi e disse: "O SENHOR ordena que vás à eira de Araúna, o jebuseu, e ali ergas um altar”.</w:t>
+        <w:t xml:space="preserve"> Naquele mesmo dia, Gade foi ter com Davi e disse: “O SENHOR ordena que vá à eira de Araúna, o jebuseu, e ali erga um altar”.</w:t>
       </w:r>
     </w:p>
     <w:p>
@@ -15072,7 +15072,7 @@
         <w:rPr>
           <w:lang w:val="pt_PT" w:bidi="pt_PT"/>
         </w:rPr>
-        <w:t xml:space="preserve"> Perguntou: "Por que meu senhor, o rei, veio ao seu servo?" Davi respondeu: "Vim comprar sua eira para edificar nela um altar ao SENHOR, a fim de que a praga cesse no meio do povo”.</w:t>
+        <w:t xml:space="preserve"> Perguntou: “Por que meu senhor, o rei, veio ao seu servo?”. Davi respondeu: “Vim comprar sua eira para edificar nela um altar ao SENHOR, a fim de que a praga cesse no meio do povo”.</w:t>
       </w:r>
     </w:p>
     <w:p>
@@ -15093,7 +15093,7 @@
         <w:rPr>
           <w:lang w:val="pt_PT" w:bidi="pt_PT"/>
         </w:rPr>
-        <w:t xml:space="preserve"> Araúna disse: "Meu senhor, o rei, tome o que precisar e ofereça-o em sacrifício; aqui estão os bois para a oferta queimada, e o debulhador e o jugo dos bois para a lenha”.</w:t>
+        <w:t xml:space="preserve"> Araúna disse: “Meu senhor, o rei, tome o que precisar e ofereça-o em sacrifício. Aqui estão os bois para a oferta queimada; os trilhos de debulhar e os jugos dos bois servirão como lenha”.</w:t>
       </w:r>
     </w:p>
     <w:p>
@@ -15114,7 +15114,7 @@
         <w:rPr>
           <w:lang w:val="pt_PT" w:bidi="pt_PT"/>
         </w:rPr>
-        <w:t xml:space="preserve"> Acrescentou: "Ó rei, eu te dou tudo isto; que o SENHOR, teu Deus, aceite a tua oferta”.</w:t>
+        <w:t xml:space="preserve"> Acrescentou: “Ó rei, eu lhe dou tudo isto; que o SENHOR, seu Deus, aceite a sua oferta”.</w:t>
       </w:r>
     </w:p>
     <w:p>
@@ -15135,7 +15135,7 @@
         <w:rPr>
           <w:lang w:val="pt_PT" w:bidi="pt_PT"/>
         </w:rPr>
-        <w:t xml:space="preserve"> Mas o rei replicou: "De modo algum; quero pagar o que é devido. Não apresentarei ao SENHOR, meu Deus, holocaustos que não me tenham custado nada”. Assim Davi comprou a eira e os bois por cinquenta peças de prata.</w:t>
+        <w:t xml:space="preserve"> Mas o rei replicou: “De modo algum; quero pagar o que é devido. Não apresentarei ao SENHOR, meu Deus, ofertas queimadas que não me tenham custado nada”. Assim Davi comprou a eira e os bois por cinquenta peças de prata.</w:t>
       </w:r>
     </w:p>
     <w:p>
@@ -15156,7 +15156,7 @@
         <w:rPr>
           <w:lang w:val="pt_PT" w:bidi="pt_PT"/>
         </w:rPr>
-        <w:t xml:space="preserve"> Davi então ergueu ali um altar ao SENHOR e ofereceu holocaustos e sacrifícios de comunhão; o SENHOR ouviu as preces pela terra, e a praga deixou de destruir Israel.</w:t>
+        <w:t xml:space="preserve"> Davi então ergueu ali um altar ao SENHOR e ofereceu holocaustos e ofertas de paz. O SENHOR ouviu as preces pela terra, e a praga deixou de destruir Israel.</w:t>
       </w:r>
     </w:p>
     <w:sectPr>
